--- a/Tuto4 - D3js in React_fr.docx
+++ b/Tuto4 - D3js in React_fr.docx
@@ -56,30 +56,13 @@
       </w:r>
     </w:p>
     <w:p>
-      <w:pPr>
-        <w:rPr>
-          <w:lang w:val="fr-FR"/>
-        </w:rPr>
-      </w:pPr>
-      <w:proofErr w:type="gramStart"/>
-      <w:r>
-        <w:rPr>
-          <w:lang w:val="fr-FR"/>
-        </w:rPr>
-        <w:t>Clone:</w:t>
-      </w:r>
-      <w:proofErr w:type="gramEnd"/>
-      <w:r>
-        <w:rPr>
-          <w:lang w:val="fr-FR"/>
-        </w:rPr>
-        <w:t xml:space="preserve"> </w:t>
+      <w:r>
+        <w:t xml:space="preserve">Clone: </w:t>
       </w:r>
       <w:hyperlink r:id="rId5" w:history="1">
         <w:r>
           <w:rPr>
             <w:rStyle w:val="Hyperlink"/>
-            <w:lang w:val="fr-FR"/>
           </w:rPr>
           <w:t>https://github.com/nicolasmedoc/Tuto4-D3js-React</w:t>
         </w:r>
@@ -236,127 +219,97 @@
       <w:pPr>
         <w:pStyle w:val="Code"/>
         <w:rPr>
-          <w:lang w:val="en-150"/>
-        </w:rPr>
-      </w:pPr>
-      <w:proofErr w:type="gramStart"/>
-      <w:r>
-        <w:rPr>
-          <w:lang w:val="en-150"/>
-        </w:rPr>
-        <w:t>.row</w:t>
-      </w:r>
-      <w:proofErr w:type="gramEnd"/>
-      <w:r>
-        <w:rPr>
-          <w:lang w:val="en-150"/>
-        </w:rPr>
-        <w:t xml:space="preserve"> {</w:t>
-      </w:r>
-      <w:r>
-        <w:rPr>
-          <w:lang w:val="en-150"/>
+          <w:lang/>
+        </w:rPr>
+      </w:pPr>
+      <w:r>
+        <w:rPr>
+          <w:lang/>
+        </w:rPr>
+        <w:t>.row {</w:t>
+      </w:r>
+      <w:r>
+        <w:rPr>
+          <w:lang/>
         </w:rPr>
         <w:br/>
         <w:t xml:space="preserve">    display: flex;</w:t>
       </w:r>
       <w:r>
         <w:rPr>
-          <w:lang w:val="en-150"/>
+          <w:lang/>
         </w:rPr>
         <w:br/>
         <w:t xml:space="preserve">    flex-direction: row;</w:t>
       </w:r>
       <w:r>
         <w:rPr>
-          <w:lang w:val="en-150"/>
+          <w:lang/>
         </w:rPr>
         <w:br/>
-        <w:t xml:space="preserve">    flex-wrap: </w:t>
-      </w:r>
-      <w:proofErr w:type="spellStart"/>
-      <w:r>
-        <w:rPr>
-          <w:lang w:val="en-150"/>
-        </w:rPr>
-        <w:t>nowrap</w:t>
-      </w:r>
-      <w:proofErr w:type="spellEnd"/>
-      <w:r>
-        <w:rPr>
-          <w:lang w:val="en-150"/>
-        </w:rPr>
-        <w:t>;</w:t>
-      </w:r>
-      <w:r>
-        <w:rPr>
-          <w:lang w:val="en-150"/>
+        <w:t xml:space="preserve">    flex-wrap: nowrap;</w:t>
+      </w:r>
+      <w:r>
+        <w:rPr>
+          <w:lang/>
         </w:rPr>
         <w:br/>
-        <w:t xml:space="preserve">    justify-content: flex-</w:t>
-      </w:r>
-      <w:proofErr w:type="gramStart"/>
-      <w:r>
-        <w:rPr>
-          <w:lang w:val="en-150"/>
-        </w:rPr>
-        <w:t>start;</w:t>
-      </w:r>
-      <w:proofErr w:type="gramEnd"/>
-    </w:p>
-    <w:p>
-      <w:pPr>
-        <w:pStyle w:val="Code"/>
-      </w:pPr>
-      <w:r>
-        <w:rPr>
-          <w:lang w:val="en-150"/>
+        <w:t xml:space="preserve">    justify-content: flex-start;</w:t>
+      </w:r>
+    </w:p>
+    <w:p>
+      <w:pPr>
+        <w:pStyle w:val="Code"/>
+      </w:pPr>
+      <w:r>
+        <w:rPr>
+          <w:lang/>
         </w:rPr>
         <w:t xml:space="preserve">    </w:t>
       </w:r>
       <w:r>
         <w:rPr>
-          <w:lang w:val="en-150"/>
+          <w:lang/>
         </w:rPr>
         <w:t>g</w:t>
       </w:r>
       <w:r>
         <w:rPr>
-          <w:lang w:val="en-150"/>
+          <w:lang/>
         </w:rPr>
         <w:t>ap: 10px;</w:t>
       </w:r>
       <w:r>
         <w:rPr>
-          <w:lang w:val="en-150"/>
+          <w:lang/>
         </w:rPr>
         <w:br/>
         <w:t>}</w:t>
       </w:r>
       <w:r>
         <w:rPr>
-          <w:lang w:val="en-150"/>
+          <w:lang/>
         </w:rPr>
         <w:br/>
         <w:t>.col{</w:t>
       </w:r>
       <w:r>
         <w:rPr>
-          <w:lang w:val="en-150"/>
+          <w:lang/>
         </w:rPr>
         <w:br/>
         <w:t xml:space="preserve">    flex-grow: 1;</w:t>
       </w:r>
       <w:r>
         <w:rPr>
-          <w:lang w:val="en-150"/>
+          <w:lang/>
         </w:rPr>
         <w:br/>
         <w:t xml:space="preserve">    flex-basis: 0;</w:t>
       </w:r>
       <w:r>
         <w:rPr>
-          <w:lang w:val="en-150"/>
+          <w:lang/>
         </w:rPr>
         <w:br/>
         <w:t>}</w:t>
@@ -674,7 +627,6 @@
         <w:rPr>
           <w:lang w:val="fr-FR"/>
         </w:rPr>
-        <w:lastRenderedPageBreak/>
         <w:t>les</w:t>
       </w:r>
       <w:proofErr w:type="gramEnd"/>
@@ -793,6 +745,7 @@
           <w:u w:val="single"/>
           <w:lang w:val="fr-FR"/>
         </w:rPr>
+        <w:lastRenderedPageBreak/>
         <w:t>Matrix.js</w:t>
       </w:r>
       <w:r>
@@ -933,7 +886,7 @@
       <w:pPr>
         <w:pStyle w:val="Code"/>
         <w:rPr>
-          <w:lang w:val="en-GB"/>
+          <w:lang w:val="fr-FR"/>
         </w:rPr>
       </w:pPr>
       <w:r>
@@ -942,67 +895,37 @@
         </w:rPr>
         <w:t xml:space="preserve">    </w:t>
       </w:r>
-      <w:proofErr w:type="gramStart"/>
-      <w:r>
-        <w:rPr>
-          <w:lang w:val="en-GB"/>
+      <w:r>
+        <w:rPr>
+          <w:lang w:val="fr-FR"/>
         </w:rPr>
         <w:t>return(</w:t>
       </w:r>
-      <w:proofErr w:type="gramEnd"/>
-    </w:p>
-    <w:p>
-      <w:pPr>
-        <w:pStyle w:val="Code"/>
-        <w:rPr>
-          <w:lang w:val="en-GB"/>
-        </w:rPr>
-      </w:pPr>
-      <w:r>
-        <w:rPr>
-          <w:lang w:val="en-GB"/>
-        </w:rPr>
-        <w:t xml:space="preserve">        &lt;div </w:t>
-      </w:r>
-      <w:proofErr w:type="spellStart"/>
-      <w:r>
-        <w:rPr>
-          <w:lang w:val="en-GB"/>
-        </w:rPr>
-        <w:t>className</w:t>
-      </w:r>
-      <w:proofErr w:type="spellEnd"/>
-      <w:r>
-        <w:rPr>
-          <w:lang w:val="en-GB"/>
-        </w:rPr>
-        <w:t>="</w:t>
-      </w:r>
-      <w:proofErr w:type="spellStart"/>
-      <w:r>
-        <w:rPr>
-          <w:lang w:val="en-GB"/>
-        </w:rPr>
-        <w:t>matrixDivContainer</w:t>
-      </w:r>
-      <w:proofErr w:type="spellEnd"/>
-      <w:r>
-        <w:rPr>
-          <w:lang w:val="en-GB"/>
-        </w:rPr>
-        <w:t xml:space="preserve"> col"&gt;</w:t>
-      </w:r>
-    </w:p>
-    <w:p>
-      <w:pPr>
-        <w:pStyle w:val="Code"/>
-        <w:rPr>
-          <w:lang w:val="fr-FR"/>
-        </w:rPr>
-      </w:pPr>
-      <w:r>
-        <w:rPr>
-          <w:lang w:val="en-GB"/>
+    </w:p>
+    <w:p>
+      <w:pPr>
+        <w:pStyle w:val="Code"/>
+        <w:rPr>
+          <w:lang w:val="fr-FR"/>
+        </w:rPr>
+      </w:pPr>
+      <w:r>
+        <w:rPr>
+          <w:lang w:val="fr-FR"/>
+        </w:rPr>
+        <w:t xml:space="preserve">        &lt;div className="matrixDivContainer col"&gt;</w:t>
+      </w:r>
+    </w:p>
+    <w:p>
+      <w:pPr>
+        <w:pStyle w:val="Code"/>
+        <w:rPr>
+          <w:lang w:val="fr-FR"/>
+        </w:rPr>
+      </w:pPr>
+      <w:r>
+        <w:rPr>
+          <w:lang w:val="fr-FR"/>
         </w:rPr>
         <w:t xml:space="preserve">        </w:t>
       </w:r>
@@ -1582,100 +1505,503 @@
       <w:pPr>
         <w:pStyle w:val="Code"/>
         <w:rPr>
-          <w:lang w:val="en-150"/>
-        </w:rPr>
-      </w:pPr>
-      <w:r>
-        <w:rPr>
-          <w:lang w:val="en-150"/>
+          <w:lang/>
+        </w:rPr>
+      </w:pPr>
+      <w:r>
+        <w:rPr>
+          <w:lang/>
+        </w:rPr>
+        <w:t>import {useRef} from "react";</w:t>
+      </w:r>
+    </w:p>
+    <w:p>
+      <w:pPr>
+        <w:pStyle w:val="Code"/>
+        <w:rPr>
+          <w:lang w:val="en-GB"/>
+        </w:rPr>
+      </w:pPr>
+      <w:r>
+        <w:rPr>
+          <w:lang w:val="en-GB"/>
+        </w:rPr>
+        <w:t>.</w:t>
+      </w:r>
+      <w:r>
+        <w:rPr>
+          <w:lang w:val="en-GB"/>
+        </w:rPr>
+        <w:t>..</w:t>
+      </w:r>
+    </w:p>
+    <w:p>
+      <w:pPr>
+        <w:pStyle w:val="Code"/>
+        <w:rPr>
+          <w:lang/>
+        </w:rPr>
+      </w:pPr>
+      <w:r>
+        <w:rPr>
+          <w:lang/>
+        </w:rPr>
+        <w:t>function App() {</w:t>
+      </w:r>
+    </w:p>
+    <w:p>
+      <w:pPr>
+        <w:pStyle w:val="Code"/>
+        <w:rPr>
+          <w:lang w:val="en-GB"/>
+        </w:rPr>
+      </w:pPr>
+      <w:r>
+        <w:rPr>
+          <w:lang w:val="en-GB"/>
+        </w:rPr>
+        <w:t xml:space="preserve">    ...</w:t>
+      </w:r>
+    </w:p>
+    <w:p>
+      <w:pPr>
+        <w:pStyle w:val="Code"/>
+        <w:rPr>
+          <w:lang w:val="en-GB"/>
+        </w:rPr>
+      </w:pPr>
+      <w:r>
+        <w:rPr>
+          <w:lang w:val="en-GB"/>
+        </w:rPr>
+        <w:t xml:space="preserve">    </w:t>
+      </w:r>
+      <w:proofErr w:type="spellStart"/>
+      <w:r>
+        <w:rPr>
+          <w:lang w:val="en-GB"/>
+        </w:rPr>
+        <w:t>const</w:t>
+      </w:r>
+      <w:proofErr w:type="spellEnd"/>
+      <w:r>
+        <w:rPr>
+          <w:lang w:val="en-GB"/>
+        </w:rPr>
+        <w:t xml:space="preserve"> </w:t>
+      </w:r>
+      <w:proofErr w:type="spellStart"/>
+      <w:r>
+        <w:rPr>
+          <w:lang w:val="en-GB"/>
+        </w:rPr>
+        <w:t>initGenDataRef</w:t>
+      </w:r>
+      <w:proofErr w:type="spellEnd"/>
+      <w:r>
+        <w:rPr>
+          <w:lang w:val="en-GB"/>
+        </w:rPr>
+        <w:t xml:space="preserve"> = </w:t>
+      </w:r>
+      <w:proofErr w:type="spellStart"/>
+      <w:r>
+        <w:rPr>
+          <w:lang w:val="en-GB"/>
+        </w:rPr>
+        <w:t>useRef</w:t>
+      </w:r>
+      <w:proofErr w:type="spellEnd"/>
+      <w:r>
+        <w:rPr>
+          <w:lang w:val="en-GB"/>
+        </w:rPr>
+        <w:t>(null)</w:t>
+      </w:r>
+    </w:p>
+    <w:p>
+      <w:pPr>
+        <w:pStyle w:val="Code"/>
+        <w:rPr>
+          <w:lang w:val="en-GB"/>
+        </w:rPr>
+      </w:pPr>
+      <w:r>
+        <w:rPr>
+          <w:lang w:val="en-GB"/>
+        </w:rPr>
+        <w:t xml:space="preserve">    if (</w:t>
+      </w:r>
+      <w:proofErr w:type="spellStart"/>
+      <w:r>
+        <w:rPr>
+          <w:lang w:val="en-GB"/>
+        </w:rPr>
+        <w:t>initGenDataRef.current</w:t>
+      </w:r>
+      <w:proofErr w:type="spellEnd"/>
+      <w:r>
+        <w:rPr>
+          <w:lang w:val="en-GB"/>
+        </w:rPr>
+        <w:t>===</w:t>
+      </w:r>
+      <w:proofErr w:type="gramStart"/>
+      <w:r>
+        <w:rPr>
+          <w:lang w:val="en-GB"/>
+        </w:rPr>
+        <w:t>null){</w:t>
+      </w:r>
+      <w:proofErr w:type="gramEnd"/>
+    </w:p>
+    <w:p>
+      <w:pPr>
+        <w:pStyle w:val="Code"/>
+        <w:rPr>
+          <w:lang w:val="en-GB"/>
+        </w:rPr>
+      </w:pPr>
+      <w:r>
+        <w:rPr>
+          <w:lang w:val="en-GB"/>
+        </w:rPr>
+        <w:t xml:space="preserve">        </w:t>
+      </w:r>
+      <w:proofErr w:type="spellStart"/>
+      <w:r>
+        <w:rPr>
+          <w:lang w:val="en-GB"/>
+        </w:rPr>
+        <w:t>initGenDataRef.current</w:t>
+      </w:r>
+      <w:proofErr w:type="spellEnd"/>
+      <w:r>
+        <w:rPr>
+          <w:lang w:val="en-GB"/>
+        </w:rPr>
+        <w:t xml:space="preserve"> = </w:t>
+      </w:r>
+      <w:proofErr w:type="spellStart"/>
+      <w:proofErr w:type="gramStart"/>
+      <w:r>
+        <w:rPr>
+          <w:lang w:val="en-GB"/>
+        </w:rPr>
+        <w:t>genGridData</w:t>
+      </w:r>
+      <w:proofErr w:type="spellEnd"/>
+      <w:r>
+        <w:rPr>
+          <w:lang w:val="en-GB"/>
+        </w:rPr>
+        <w:t>(</w:t>
+      </w:r>
+      <w:proofErr w:type="spellStart"/>
+      <w:r>
+        <w:rPr>
+          <w:lang w:val="en-GB"/>
+        </w:rPr>
+        <w:t>genConfig.nbRows,genConfig.nbCols</w:t>
+      </w:r>
+      <w:proofErr w:type="spellEnd"/>
+      <w:r>
+        <w:rPr>
+          <w:lang w:val="en-GB"/>
+        </w:rPr>
+        <w:t>);</w:t>
+      </w:r>
+      <w:proofErr w:type="gramEnd"/>
+    </w:p>
+    <w:p>
+      <w:pPr>
+        <w:pStyle w:val="Code"/>
+        <w:rPr>
+          <w:lang w:val="en-GB"/>
+        </w:rPr>
+      </w:pPr>
+      <w:r>
+        <w:rPr>
+          <w:lang w:val="en-GB"/>
+        </w:rPr>
+        <w:t xml:space="preserve">    }</w:t>
+      </w:r>
+    </w:p>
+    <w:p>
+      <w:pPr>
+        <w:pStyle w:val="Code"/>
+        <w:rPr>
+          <w:lang w:val="en-GB"/>
+        </w:rPr>
+      </w:pPr>
+      <w:r>
+        <w:rPr>
+          <w:lang w:val="en-GB"/>
+        </w:rPr>
+        <w:t xml:space="preserve">    </w:t>
+      </w:r>
+      <w:proofErr w:type="spellStart"/>
+      <w:r>
+        <w:rPr>
+          <w:lang w:val="en-GB"/>
+        </w:rPr>
+        <w:t>const</w:t>
+      </w:r>
+      <w:proofErr w:type="spellEnd"/>
+      <w:r>
+        <w:rPr>
+          <w:lang w:val="en-GB"/>
+        </w:rPr>
+        <w:t xml:space="preserve"> [</w:t>
+      </w:r>
+      <w:proofErr w:type="spellStart"/>
+      <w:proofErr w:type="gramStart"/>
+      <w:r>
+        <w:rPr>
+          <w:lang w:val="en-GB"/>
+        </w:rPr>
+        <w:t>genData,setGenData</w:t>
+      </w:r>
+      <w:proofErr w:type="spellEnd"/>
+      <w:proofErr w:type="gramEnd"/>
+      <w:r>
+        <w:rPr>
+          <w:lang w:val="en-GB"/>
+        </w:rPr>
+        <w:t xml:space="preserve">] = </w:t>
+      </w:r>
+      <w:proofErr w:type="spellStart"/>
+      <w:proofErr w:type="gramStart"/>
+      <w:r>
+        <w:rPr>
+          <w:lang w:val="en-GB"/>
+        </w:rPr>
+        <w:t>useState</w:t>
+      </w:r>
+      <w:proofErr w:type="spellEnd"/>
+      <w:r>
+        <w:rPr>
+          <w:lang w:val="en-GB"/>
+        </w:rPr>
+        <w:t>(</w:t>
+      </w:r>
+      <w:proofErr w:type="spellStart"/>
+      <w:proofErr w:type="gramEnd"/>
+      <w:r>
+        <w:rPr>
+          <w:lang w:val="en-GB"/>
+        </w:rPr>
+        <w:t>initGenDataRef.current</w:t>
+      </w:r>
+      <w:proofErr w:type="spellEnd"/>
+      <w:r>
+        <w:rPr>
+          <w:lang w:val="en-GB"/>
+        </w:rPr>
+        <w:t>)</w:t>
+      </w:r>
+    </w:p>
+    <w:p/>
+    <w:p>
+      <w:pPr>
+        <w:rPr>
+          <w:lang w:val="fr-FR"/>
+        </w:rPr>
+      </w:pPr>
+      <w:proofErr w:type="spellStart"/>
+      <w:r>
+        <w:rPr>
+          <w:lang w:val="fr-FR"/>
+        </w:rPr>
+        <w:t>React</w:t>
+      </w:r>
+      <w:proofErr w:type="spellEnd"/>
+      <w:r>
+        <w:rPr>
+          <w:lang w:val="fr-FR"/>
+        </w:rPr>
+        <w:t xml:space="preserve"> fournit un mécanisme permettant de stocker tout élément HTML généré lors du rendu dans un objet Ref (voir l’attribut </w:t>
+      </w:r>
+      <w:proofErr w:type="spellStart"/>
+      <w:r>
+        <w:rPr>
+          <w:lang w:val="fr-FR"/>
+        </w:rPr>
+        <w:t>ref</w:t>
+      </w:r>
+      <w:proofErr w:type="spellEnd"/>
+      <w:r>
+        <w:rPr>
+          <w:lang w:val="fr-FR"/>
+        </w:rPr>
+        <w:t xml:space="preserve"> ajouté au &lt;div&gt; ci-dessous).</w:t>
+      </w:r>
+      <w:r>
+        <w:rPr>
+          <w:lang w:val="fr-FR"/>
+        </w:rPr>
+        <w:t xml:space="preserve"> Cela permet de modifier cet élément avec des librairies tierces comme D3.js.</w:t>
+      </w:r>
+    </w:p>
+    <w:p>
+      <w:pPr>
+        <w:rPr>
+          <w:lang w:val="fr-FR"/>
+        </w:rPr>
+      </w:pPr>
+      <w:r>
+        <w:rPr>
+          <w:lang w:val="fr-FR"/>
+        </w:rPr>
+        <w:t xml:space="preserve">Dans </w:t>
+      </w:r>
+      <w:proofErr w:type="spellStart"/>
+      <w:r>
+        <w:rPr>
+          <w:lang w:val="fr-FR"/>
+        </w:rPr>
+        <w:t>Matrix.js</w:t>
+      </w:r>
+      <w:r>
+        <w:rPr>
+          <w:lang w:val="fr-FR"/>
+        </w:rPr>
+        <w:t>x</w:t>
+      </w:r>
+      <w:proofErr w:type="spellEnd"/>
+      <w:r>
+        <w:rPr>
+          <w:lang w:val="fr-FR"/>
+        </w:rPr>
+        <w:t>, nous utilisons ce mécanisme pour obtenir la référence du conteneur &lt;div&gt; :</w:t>
+      </w:r>
+    </w:p>
+    <w:p>
+      <w:pPr>
+        <w:pStyle w:val="Code"/>
+        <w:rPr>
+          <w:lang/>
+        </w:rPr>
+      </w:pPr>
+      <w:r>
+        <w:rPr>
+          <w:lang/>
         </w:rPr>
         <w:lastRenderedPageBreak/>
-        <w:t>import {</w:t>
-      </w:r>
-      <w:proofErr w:type="spellStart"/>
-      <w:r>
-        <w:rPr>
-          <w:lang w:val="en-150"/>
+        <w:t>import {useRef} from "react";</w:t>
+      </w:r>
+    </w:p>
+    <w:p>
+      <w:pPr>
+        <w:pStyle w:val="Code"/>
+        <w:rPr>
+          <w:lang w:val="en-GB"/>
+        </w:rPr>
+      </w:pPr>
+      <w:r>
+        <w:rPr>
+          <w:lang w:val="en-GB"/>
+        </w:rPr>
+        <w:t>..</w:t>
+      </w:r>
+      <w:r>
+        <w:rPr>
+          <w:lang w:val="en-GB"/>
+        </w:rPr>
+        <w:t>.</w:t>
+      </w:r>
+    </w:p>
+    <w:p>
+      <w:pPr>
+        <w:pStyle w:val="Code"/>
+        <w:rPr>
+          <w:lang/>
+        </w:rPr>
+      </w:pPr>
+      <w:r>
+        <w:rPr>
+          <w:lang/>
+        </w:rPr>
+        <w:t>function Matrix({matrixData}){</w:t>
+      </w:r>
+    </w:p>
+    <w:p>
+      <w:pPr>
+        <w:pStyle w:val="Code"/>
+        <w:rPr>
+          <w:lang w:val="en-GB"/>
+        </w:rPr>
+      </w:pPr>
+      <w:r>
+        <w:rPr>
+          <w:lang w:val="en-GB"/>
+        </w:rPr>
+        <w:t>...</w:t>
+      </w:r>
+    </w:p>
+    <w:p>
+      <w:pPr>
+        <w:pStyle w:val="Code"/>
+        <w:rPr>
+          <w:lang w:val="en-GB"/>
+        </w:rPr>
+      </w:pPr>
+      <w:r>
+        <w:rPr>
+          <w:lang w:val="en-GB"/>
+        </w:rPr>
+        <w:t xml:space="preserve">    </w:t>
+      </w:r>
+      <w:proofErr w:type="spellStart"/>
+      <w:r>
+        <w:rPr>
+          <w:lang w:val="en-GB"/>
+        </w:rPr>
+        <w:t>const</w:t>
+      </w:r>
+      <w:proofErr w:type="spellEnd"/>
+      <w:r>
+        <w:rPr>
+          <w:lang w:val="en-GB"/>
+        </w:rPr>
+        <w:t xml:space="preserve"> </w:t>
+      </w:r>
+      <w:proofErr w:type="spellStart"/>
+      <w:r>
+        <w:rPr>
+          <w:lang w:val="en-GB"/>
+        </w:rPr>
+        <w:t>divContainerRef</w:t>
+      </w:r>
+      <w:proofErr w:type="spellEnd"/>
+      <w:r>
+        <w:rPr>
+          <w:lang w:val="en-GB"/>
+        </w:rPr>
+        <w:t xml:space="preserve"> = </w:t>
+      </w:r>
+      <w:proofErr w:type="spellStart"/>
+      <w:r>
+        <w:rPr>
+          <w:lang w:val="en-GB"/>
         </w:rPr>
         <w:t>useRef</w:t>
       </w:r>
       <w:proofErr w:type="spellEnd"/>
       <w:r>
         <w:rPr>
-          <w:lang w:val="en-150"/>
-        </w:rPr>
-        <w:t>} from "react</w:t>
-      </w:r>
-      <w:proofErr w:type="gramStart"/>
-      <w:r>
-        <w:rPr>
-          <w:lang w:val="en-150"/>
-        </w:rPr>
-        <w:t>";</w:t>
-      </w:r>
-      <w:proofErr w:type="gramEnd"/>
-    </w:p>
-    <w:p>
-      <w:pPr>
-        <w:pStyle w:val="Code"/>
-        <w:rPr>
-          <w:lang w:val="en-GB"/>
-        </w:rPr>
-      </w:pPr>
-      <w:r>
-        <w:rPr>
-          <w:lang w:val="en-GB"/>
-        </w:rPr>
-        <w:t>.</w:t>
-      </w:r>
-      <w:r>
-        <w:rPr>
-          <w:lang w:val="en-GB"/>
-        </w:rPr>
-        <w:t>..</w:t>
-      </w:r>
-    </w:p>
-    <w:p>
-      <w:pPr>
-        <w:pStyle w:val="Code"/>
-        <w:rPr>
-          <w:lang w:val="en-150"/>
-        </w:rPr>
-      </w:pPr>
-      <w:r>
-        <w:rPr>
-          <w:lang w:val="en-150"/>
-        </w:rPr>
-        <w:t xml:space="preserve">function </w:t>
-      </w:r>
-      <w:proofErr w:type="gramStart"/>
-      <w:r>
-        <w:rPr>
-          <w:lang w:val="en-150"/>
-        </w:rPr>
-        <w:t>App(</w:t>
-      </w:r>
-      <w:proofErr w:type="gramEnd"/>
-      <w:r>
-        <w:rPr>
-          <w:lang w:val="en-150"/>
-        </w:rPr>
-        <w:t>) {</w:t>
-      </w:r>
-    </w:p>
-    <w:p>
-      <w:pPr>
-        <w:pStyle w:val="Code"/>
-        <w:rPr>
-          <w:lang w:val="en-GB"/>
-        </w:rPr>
-      </w:pPr>
-      <w:r>
-        <w:rPr>
-          <w:lang w:val="en-GB"/>
-        </w:rPr>
-        <w:t xml:space="preserve">    ...</w:t>
-      </w:r>
+          <w:lang w:val="en-GB"/>
+        </w:rPr>
+        <w:t>(null</w:t>
+      </w:r>
+      <w:proofErr w:type="gramStart"/>
+      <w:r>
+        <w:rPr>
+          <w:lang w:val="en-GB"/>
+        </w:rPr>
+        <w:t>);</w:t>
+      </w:r>
+      <w:proofErr w:type="gramEnd"/>
     </w:p>
     <w:p>
       <w:pPr>
@@ -1690,501 +2016,6 @@
         </w:rPr>
         <w:t xml:space="preserve">    </w:t>
       </w:r>
-      <w:proofErr w:type="spellStart"/>
-      <w:r>
-        <w:rPr>
-          <w:lang w:val="en-GB"/>
-        </w:rPr>
-        <w:t>const</w:t>
-      </w:r>
-      <w:proofErr w:type="spellEnd"/>
-      <w:r>
-        <w:rPr>
-          <w:lang w:val="en-GB"/>
-        </w:rPr>
-        <w:t xml:space="preserve"> </w:t>
-      </w:r>
-      <w:proofErr w:type="spellStart"/>
-      <w:r>
-        <w:rPr>
-          <w:lang w:val="en-GB"/>
-        </w:rPr>
-        <w:t>initGenDataRef</w:t>
-      </w:r>
-      <w:proofErr w:type="spellEnd"/>
-      <w:r>
-        <w:rPr>
-          <w:lang w:val="en-GB"/>
-        </w:rPr>
-        <w:t xml:space="preserve"> = </w:t>
-      </w:r>
-      <w:proofErr w:type="spellStart"/>
-      <w:r>
-        <w:rPr>
-          <w:lang w:val="en-GB"/>
-        </w:rPr>
-        <w:t>useRef</w:t>
-      </w:r>
-      <w:proofErr w:type="spellEnd"/>
-      <w:r>
-        <w:rPr>
-          <w:lang w:val="en-GB"/>
-        </w:rPr>
-        <w:t>(null)</w:t>
-      </w:r>
-    </w:p>
-    <w:p>
-      <w:pPr>
-        <w:pStyle w:val="Code"/>
-        <w:rPr>
-          <w:lang w:val="en-GB"/>
-        </w:rPr>
-      </w:pPr>
-      <w:r>
-        <w:rPr>
-          <w:lang w:val="en-GB"/>
-        </w:rPr>
-        <w:t xml:space="preserve">    if (</w:t>
-      </w:r>
-      <w:proofErr w:type="spellStart"/>
-      <w:r>
-        <w:rPr>
-          <w:lang w:val="en-GB"/>
-        </w:rPr>
-        <w:t>initGenDataRef.current</w:t>
-      </w:r>
-      <w:proofErr w:type="spellEnd"/>
-      <w:r>
-        <w:rPr>
-          <w:lang w:val="en-GB"/>
-        </w:rPr>
-        <w:t>===</w:t>
-      </w:r>
-      <w:proofErr w:type="gramStart"/>
-      <w:r>
-        <w:rPr>
-          <w:lang w:val="en-GB"/>
-        </w:rPr>
-        <w:t>null){</w:t>
-      </w:r>
-      <w:proofErr w:type="gramEnd"/>
-    </w:p>
-    <w:p>
-      <w:pPr>
-        <w:pStyle w:val="Code"/>
-        <w:rPr>
-          <w:lang w:val="en-GB"/>
-        </w:rPr>
-      </w:pPr>
-      <w:r>
-        <w:rPr>
-          <w:lang w:val="en-GB"/>
-        </w:rPr>
-        <w:t xml:space="preserve">        </w:t>
-      </w:r>
-      <w:proofErr w:type="spellStart"/>
-      <w:r>
-        <w:rPr>
-          <w:lang w:val="en-GB"/>
-        </w:rPr>
-        <w:t>initGenDataRef.current</w:t>
-      </w:r>
-      <w:proofErr w:type="spellEnd"/>
-      <w:r>
-        <w:rPr>
-          <w:lang w:val="en-GB"/>
-        </w:rPr>
-        <w:t xml:space="preserve"> = </w:t>
-      </w:r>
-      <w:proofErr w:type="spellStart"/>
-      <w:proofErr w:type="gramStart"/>
-      <w:r>
-        <w:rPr>
-          <w:lang w:val="en-GB"/>
-        </w:rPr>
-        <w:t>genGridData</w:t>
-      </w:r>
-      <w:proofErr w:type="spellEnd"/>
-      <w:r>
-        <w:rPr>
-          <w:lang w:val="en-GB"/>
-        </w:rPr>
-        <w:t>(</w:t>
-      </w:r>
-      <w:proofErr w:type="spellStart"/>
-      <w:r>
-        <w:rPr>
-          <w:lang w:val="en-GB"/>
-        </w:rPr>
-        <w:t>genConfig.nbRows,genConfig.nbCols</w:t>
-      </w:r>
-      <w:proofErr w:type="spellEnd"/>
-      <w:r>
-        <w:rPr>
-          <w:lang w:val="en-GB"/>
-        </w:rPr>
-        <w:t>);</w:t>
-      </w:r>
-      <w:proofErr w:type="gramEnd"/>
-    </w:p>
-    <w:p>
-      <w:pPr>
-        <w:pStyle w:val="Code"/>
-        <w:rPr>
-          <w:lang w:val="en-GB"/>
-        </w:rPr>
-      </w:pPr>
-      <w:r>
-        <w:rPr>
-          <w:lang w:val="en-GB"/>
-        </w:rPr>
-        <w:t xml:space="preserve">    }</w:t>
-      </w:r>
-    </w:p>
-    <w:p>
-      <w:pPr>
-        <w:pStyle w:val="Code"/>
-        <w:rPr>
-          <w:lang w:val="en-GB"/>
-        </w:rPr>
-      </w:pPr>
-      <w:r>
-        <w:rPr>
-          <w:lang w:val="en-GB"/>
-        </w:rPr>
-        <w:t xml:space="preserve">    </w:t>
-      </w:r>
-      <w:proofErr w:type="spellStart"/>
-      <w:r>
-        <w:rPr>
-          <w:lang w:val="en-GB"/>
-        </w:rPr>
-        <w:t>const</w:t>
-      </w:r>
-      <w:proofErr w:type="spellEnd"/>
-      <w:r>
-        <w:rPr>
-          <w:lang w:val="en-GB"/>
-        </w:rPr>
-        <w:t xml:space="preserve"> [</w:t>
-      </w:r>
-      <w:proofErr w:type="spellStart"/>
-      <w:proofErr w:type="gramStart"/>
-      <w:r>
-        <w:rPr>
-          <w:lang w:val="en-GB"/>
-        </w:rPr>
-        <w:t>genData,setGenData</w:t>
-      </w:r>
-      <w:proofErr w:type="spellEnd"/>
-      <w:proofErr w:type="gramEnd"/>
-      <w:r>
-        <w:rPr>
-          <w:lang w:val="en-GB"/>
-        </w:rPr>
-        <w:t xml:space="preserve">] = </w:t>
-      </w:r>
-      <w:proofErr w:type="spellStart"/>
-      <w:proofErr w:type="gramStart"/>
-      <w:r>
-        <w:rPr>
-          <w:lang w:val="en-GB"/>
-        </w:rPr>
-        <w:t>useState</w:t>
-      </w:r>
-      <w:proofErr w:type="spellEnd"/>
-      <w:r>
-        <w:rPr>
-          <w:lang w:val="en-GB"/>
-        </w:rPr>
-        <w:t>(</w:t>
-      </w:r>
-      <w:proofErr w:type="spellStart"/>
-      <w:proofErr w:type="gramEnd"/>
-      <w:r>
-        <w:rPr>
-          <w:lang w:val="en-GB"/>
-        </w:rPr>
-        <w:t>initGenDataRef.current</w:t>
-      </w:r>
-      <w:proofErr w:type="spellEnd"/>
-      <w:r>
-        <w:rPr>
-          <w:lang w:val="en-GB"/>
-        </w:rPr>
-        <w:t>)</w:t>
-      </w:r>
-    </w:p>
-    <w:p>
-      <w:pPr>
-        <w:rPr>
-          <w:lang w:val="fr-FR"/>
-        </w:rPr>
-      </w:pPr>
-    </w:p>
-    <w:p>
-      <w:pPr>
-        <w:rPr>
-          <w:lang w:val="fr-FR"/>
-        </w:rPr>
-      </w:pPr>
-      <w:proofErr w:type="spellStart"/>
-      <w:r>
-        <w:rPr>
-          <w:lang w:val="fr-FR"/>
-        </w:rPr>
-        <w:t>React</w:t>
-      </w:r>
-      <w:proofErr w:type="spellEnd"/>
-      <w:r>
-        <w:rPr>
-          <w:lang w:val="fr-FR"/>
-        </w:rPr>
-        <w:t xml:space="preserve"> fournit un mécanisme permettant de stocker tout élément HTML généré lors du rendu dans un objet Ref (voir l’attribut </w:t>
-      </w:r>
-      <w:proofErr w:type="spellStart"/>
-      <w:r>
-        <w:rPr>
-          <w:lang w:val="fr-FR"/>
-        </w:rPr>
-        <w:t>ref</w:t>
-      </w:r>
-      <w:proofErr w:type="spellEnd"/>
-      <w:r>
-        <w:rPr>
-          <w:lang w:val="fr-FR"/>
-        </w:rPr>
-        <w:t xml:space="preserve"> ajouté au &lt;div&gt; ci-dessous).</w:t>
-      </w:r>
-      <w:r>
-        <w:rPr>
-          <w:lang w:val="fr-FR"/>
-        </w:rPr>
-        <w:t xml:space="preserve"> Cela permet de modifier cet élément </w:t>
-      </w:r>
-      <w:r>
-        <w:rPr>
-          <w:lang w:val="fr-FR"/>
-        </w:rPr>
-        <w:t>avec</w:t>
-      </w:r>
-      <w:r>
-        <w:rPr>
-          <w:lang w:val="fr-FR"/>
-        </w:rPr>
-        <w:t xml:space="preserve"> des librairies tierces comme D3.js.</w:t>
-      </w:r>
-    </w:p>
-    <w:p>
-      <w:pPr>
-        <w:rPr>
-          <w:lang w:val="fr-FR"/>
-        </w:rPr>
-      </w:pPr>
-      <w:r>
-        <w:rPr>
-          <w:lang w:val="fr-FR"/>
-        </w:rPr>
-        <w:t xml:space="preserve">Dans </w:t>
-      </w:r>
-      <w:proofErr w:type="spellStart"/>
-      <w:r>
-        <w:rPr>
-          <w:lang w:val="fr-FR"/>
-        </w:rPr>
-        <w:t>Matrix.js</w:t>
-      </w:r>
-      <w:r>
-        <w:rPr>
-          <w:lang w:val="fr-FR"/>
-        </w:rPr>
-        <w:t>x</w:t>
-      </w:r>
-      <w:proofErr w:type="spellEnd"/>
-      <w:r>
-        <w:rPr>
-          <w:lang w:val="fr-FR"/>
-        </w:rPr>
-        <w:t>, nous utilisons ce mécanisme pour obtenir la référence du conteneur &lt;div&gt; :</w:t>
-      </w:r>
-    </w:p>
-    <w:p>
-      <w:pPr>
-        <w:pStyle w:val="Code"/>
-        <w:rPr>
-          <w:lang w:val="en-150"/>
-        </w:rPr>
-      </w:pPr>
-      <w:r>
-        <w:rPr>
-          <w:lang w:val="en-150"/>
-        </w:rPr>
-        <w:t>import {</w:t>
-      </w:r>
-      <w:proofErr w:type="spellStart"/>
-      <w:r>
-        <w:rPr>
-          <w:lang w:val="en-150"/>
-        </w:rPr>
-        <w:t>useRef</w:t>
-      </w:r>
-      <w:proofErr w:type="spellEnd"/>
-      <w:r>
-        <w:rPr>
-          <w:lang w:val="en-150"/>
-        </w:rPr>
-        <w:t>} from "react</w:t>
-      </w:r>
-      <w:proofErr w:type="gramStart"/>
-      <w:r>
-        <w:rPr>
-          <w:lang w:val="en-150"/>
-        </w:rPr>
-        <w:t>";</w:t>
-      </w:r>
-      <w:proofErr w:type="gramEnd"/>
-    </w:p>
-    <w:p>
-      <w:pPr>
-        <w:pStyle w:val="Code"/>
-        <w:rPr>
-          <w:lang w:val="en-GB"/>
-        </w:rPr>
-      </w:pPr>
-      <w:r>
-        <w:rPr>
-          <w:lang w:val="en-GB"/>
-        </w:rPr>
-        <w:t>..</w:t>
-      </w:r>
-      <w:r>
-        <w:rPr>
-          <w:lang w:val="en-GB"/>
-        </w:rPr>
-        <w:t>.</w:t>
-      </w:r>
-    </w:p>
-    <w:p>
-      <w:pPr>
-        <w:pStyle w:val="Code"/>
-        <w:rPr>
-          <w:lang w:val="en-150"/>
-        </w:rPr>
-      </w:pPr>
-      <w:r>
-        <w:rPr>
-          <w:lang w:val="en-150"/>
-        </w:rPr>
-        <w:t>function Matrix({</w:t>
-      </w:r>
-      <w:proofErr w:type="spellStart"/>
-      <w:r>
-        <w:rPr>
-          <w:lang w:val="en-150"/>
-        </w:rPr>
-        <w:t>matrixData</w:t>
-      </w:r>
-      <w:proofErr w:type="spellEnd"/>
-      <w:proofErr w:type="gramStart"/>
-      <w:r>
-        <w:rPr>
-          <w:lang w:val="en-150"/>
-        </w:rPr>
-        <w:t>}){</w:t>
-      </w:r>
-      <w:proofErr w:type="gramEnd"/>
-    </w:p>
-    <w:p>
-      <w:pPr>
-        <w:pStyle w:val="Code"/>
-        <w:rPr>
-          <w:lang w:val="en-GB"/>
-        </w:rPr>
-      </w:pPr>
-      <w:r>
-        <w:rPr>
-          <w:lang w:val="en-GB"/>
-        </w:rPr>
-        <w:t>...</w:t>
-      </w:r>
-    </w:p>
-    <w:p>
-      <w:pPr>
-        <w:pStyle w:val="Code"/>
-        <w:rPr>
-          <w:lang w:val="en-GB"/>
-        </w:rPr>
-      </w:pPr>
-      <w:r>
-        <w:rPr>
-          <w:lang w:val="en-GB"/>
-        </w:rPr>
-        <w:t xml:space="preserve">    </w:t>
-      </w:r>
-      <w:proofErr w:type="spellStart"/>
-      <w:r>
-        <w:rPr>
-          <w:lang w:val="en-GB"/>
-        </w:rPr>
-        <w:t>const</w:t>
-      </w:r>
-      <w:proofErr w:type="spellEnd"/>
-      <w:r>
-        <w:rPr>
-          <w:lang w:val="en-GB"/>
-        </w:rPr>
-        <w:t xml:space="preserve"> </w:t>
-      </w:r>
-      <w:proofErr w:type="spellStart"/>
-      <w:r>
-        <w:rPr>
-          <w:lang w:val="en-GB"/>
-        </w:rPr>
-        <w:t>divContainerRef</w:t>
-      </w:r>
-      <w:proofErr w:type="spellEnd"/>
-      <w:r>
-        <w:rPr>
-          <w:lang w:val="en-GB"/>
-        </w:rPr>
-        <w:t xml:space="preserve"> = </w:t>
-      </w:r>
-      <w:proofErr w:type="spellStart"/>
-      <w:r>
-        <w:rPr>
-          <w:lang w:val="en-GB"/>
-        </w:rPr>
-        <w:t>useRef</w:t>
-      </w:r>
-      <w:proofErr w:type="spellEnd"/>
-      <w:r>
-        <w:rPr>
-          <w:lang w:val="en-GB"/>
-        </w:rPr>
-        <w:t>(null</w:t>
-      </w:r>
-      <w:proofErr w:type="gramStart"/>
-      <w:r>
-        <w:rPr>
-          <w:lang w:val="en-GB"/>
-        </w:rPr>
-        <w:t>);</w:t>
-      </w:r>
-      <w:proofErr w:type="gramEnd"/>
-    </w:p>
-    <w:p>
-      <w:pPr>
-        <w:pStyle w:val="Code"/>
-        <w:rPr>
-          <w:lang w:val="en-GB"/>
-        </w:rPr>
-      </w:pPr>
-      <w:r>
-        <w:rPr>
-          <w:lang w:val="en-GB"/>
-        </w:rPr>
-        <w:t xml:space="preserve">    </w:t>
-      </w:r>
       <w:proofErr w:type="gramStart"/>
       <w:r>
         <w:rPr>
@@ -2202,14 +2033,6 @@
         </w:rPr>
       </w:pPr>
       <w:r>
-        <w:rPr>
-          <w:lang w:val="fr-FR"/>
-          <w:rPrChange w:id="1" w:author="Nicolas Médoc [2]" w:date="2026-03-03T16:40:00Z" w16du:dateUtc="2026-03-03T15:40:00Z">
-            <w:rPr>
-              <w:lang w:val="en-GB"/>
-            </w:rPr>
-          </w:rPrChange>
-        </w:rPr>
         <w:t xml:space="preserve">        </w:t>
       </w:r>
       <w:r>
@@ -2400,15 +2223,28 @@
         </w:rPr>
         <w:t xml:space="preserve"> </w:t>
       </w:r>
-      <w:hyperlink r:id="rId10" w:history="1">
-        <w:r>
-          <w:rPr>
-            <w:rStyle w:val="Hyperlink"/>
-            <w:lang w:val="fr-FR"/>
-          </w:rPr>
-          <w:t>https://github.com/nicolasmedoc/Tuto2-D3js/tree/labels</w:t>
-        </w:r>
-      </w:hyperlink>
+      <w:r>
+        <w:fldChar w:fldCharType="begin"/>
+      </w:r>
+      <w:r>
+        <w:rPr>
+          <w:lang w:val="fr-FR"/>
+        </w:rPr>
+        <w:instrText>HYPERLINK "https://github.com/nicolasmedoc/Tuto2-D3js/tree/labels"</w:instrText>
+      </w:r>
+      <w:r>
+        <w:fldChar w:fldCharType="separate"/>
+      </w:r>
+      <w:r>
+        <w:rPr>
+          <w:rStyle w:val="Hyperlink"/>
+          <w:lang w:val="fr-FR"/>
+        </w:rPr>
+        <w:t>https://github.com/nicolasmedoc/Tuto2-D3js/tree/labels</w:t>
+      </w:r>
+      <w:r>
+        <w:fldChar w:fldCharType="end"/>
+      </w:r>
       <w:r>
         <w:rPr>
           <w:lang w:val="fr-FR"/>
@@ -2714,14 +2550,7 @@
         <w:rPr>
           <w:lang w:val="fr-FR"/>
         </w:rPr>
-        <w:t xml:space="preserve"> délègue la responsabilité de créer, mettre à jour ou supprimer la visualisation </w:t>
-      </w:r>
-      <w:r>
-        <w:rPr>
-          <w:lang w:val="fr-FR"/>
-        </w:rPr>
-        <w:lastRenderedPageBreak/>
-        <w:t xml:space="preserve">à un module ou une API externe. Le </w:t>
+        <w:t xml:space="preserve"> délègue la responsabilité de créer, mettre à jour ou supprimer la visualisation à un module ou une API externe. Le </w:t>
       </w:r>
       <w:proofErr w:type="spellStart"/>
       <w:r>
@@ -3233,750 +3062,7 @@
           <w:lang w:val="en-GB"/>
         </w:rPr>
       </w:pPr>
-      <w:bookmarkStart w:id="2" w:name="_Hlk218271066"/>
-      <w:r>
-        <w:rPr>
-          <w:lang w:val="fr-FR"/>
-        </w:rPr>
-        <w:t xml:space="preserve">    </w:t>
-      </w:r>
-      <w:r>
-        <w:rPr>
-          <w:lang w:val="en-GB"/>
-        </w:rPr>
-        <w:t xml:space="preserve">// </w:t>
-      </w:r>
-      <w:r>
-        <w:rPr>
-          <w:lang w:val="en-GB"/>
-        </w:rPr>
-        <w:t xml:space="preserve">if the second parameter </w:t>
-      </w:r>
-      <w:r>
-        <w:rPr>
-          <w:lang w:val="en-GB"/>
-        </w:rPr>
-        <w:t>contains dependencies</w:t>
-      </w:r>
-    </w:p>
-    <w:p>
-      <w:pPr>
-        <w:pStyle w:val="Code"/>
-        <w:rPr>
-          <w:lang w:val="en-GB"/>
-        </w:rPr>
-      </w:pPr>
-      <w:r>
-        <w:rPr>
-          <w:lang w:val="en-GB"/>
-        </w:rPr>
-        <w:t xml:space="preserve">    // the function is </w:t>
-      </w:r>
-      <w:r>
-        <w:rPr>
-          <w:lang w:val="en-GB"/>
-        </w:rPr>
-        <w:t xml:space="preserve">called </w:t>
-      </w:r>
-      <w:r>
-        <w:rPr>
-          <w:lang w:val="en-GB"/>
-        </w:rPr>
-        <w:t>each time one of their values change</w:t>
-      </w:r>
-    </w:p>
-    <w:bookmarkEnd w:id="2"/>
-    <w:p>
-      <w:pPr>
-        <w:pStyle w:val="Code"/>
-        <w:rPr>
-          <w:lang w:val="en-GB"/>
-        </w:rPr>
-      </w:pPr>
-      <w:r>
-        <w:rPr>
-          <w:lang w:val="en-GB"/>
-        </w:rPr>
-        <w:t xml:space="preserve">    </w:t>
-      </w:r>
-      <w:proofErr w:type="spellStart"/>
-      <w:proofErr w:type="gramStart"/>
-      <w:r>
-        <w:rPr>
-          <w:lang w:val="en-GB"/>
-        </w:rPr>
-        <w:t>useEffect</w:t>
-      </w:r>
-      <w:proofErr w:type="spellEnd"/>
-      <w:r>
-        <w:rPr>
-          <w:lang w:val="en-GB"/>
-        </w:rPr>
-        <w:t>(()=&gt;{</w:t>
-      </w:r>
-      <w:proofErr w:type="gramEnd"/>
-    </w:p>
-    <w:p>
-      <w:pPr>
-        <w:pStyle w:val="Code"/>
-        <w:rPr>
-          <w:lang w:val="en-GB"/>
-        </w:rPr>
-      </w:pPr>
-    </w:p>
-    <w:p>
-      <w:pPr>
-        <w:pStyle w:val="Code"/>
-        <w:rPr>
-          <w:lang w:val="en-GB"/>
-        </w:rPr>
-      </w:pPr>
-      <w:r>
-        <w:rPr>
-          <w:lang w:val="en-GB"/>
-        </w:rPr>
-        <w:t xml:space="preserve">        // do something with property1 and/or property2 when they change</w:t>
-      </w:r>
-    </w:p>
-    <w:p>
-      <w:pPr>
-        <w:pStyle w:val="Code"/>
-        <w:rPr>
-          <w:lang w:val="en-GB"/>
-        </w:rPr>
-      </w:pPr>
-    </w:p>
-    <w:p>
-      <w:pPr>
-        <w:pStyle w:val="Code"/>
-      </w:pPr>
-      <w:r>
-        <w:rPr>
-          <w:lang w:val="en-GB"/>
-        </w:rPr>
-        <w:t xml:space="preserve">    </w:t>
-      </w:r>
-      <w:proofErr w:type="gramStart"/>
-      <w:r>
-        <w:rPr>
-          <w:lang w:val="en-GB"/>
-        </w:rPr>
-        <w:t>},[</w:t>
-      </w:r>
-      <w:proofErr w:type="gramEnd"/>
-      <w:r>
-        <w:rPr>
-          <w:lang w:val="en-GB"/>
-        </w:rPr>
-        <w:t>property1, property2</w:t>
-      </w:r>
-      <w:proofErr w:type="gramStart"/>
-      <w:r>
-        <w:rPr>
-          <w:lang w:val="en-GB"/>
-        </w:rPr>
-        <w:t>]);/</w:t>
-      </w:r>
-      <w:proofErr w:type="gramEnd"/>
-      <w:r>
-        <w:rPr>
-          <w:lang w:val="en-GB"/>
-        </w:rPr>
-        <w:t xml:space="preserve">/ </w:t>
-      </w:r>
-      <w:r>
-        <w:t>// if dependencies</w:t>
-      </w:r>
-      <w:r>
-        <w:t xml:space="preserve"> exists</w:t>
-      </w:r>
-      <w:r>
-        <w:t xml:space="preserve">, </w:t>
-      </w:r>
-      <w:proofErr w:type="spellStart"/>
-      <w:r>
-        <w:t>useEffect</w:t>
-      </w:r>
-      <w:proofErr w:type="spellEnd"/>
-      <w:r>
-        <w:t xml:space="preserve"> is called after </w:t>
-      </w:r>
-      <w:r>
-        <w:t>any of them</w:t>
-      </w:r>
-      <w:r>
-        <w:t xml:space="preserve"> update</w:t>
-      </w:r>
-      <w:r>
-        <w:t>s</w:t>
-      </w:r>
-    </w:p>
-    <w:p>
-      <w:pPr>
-        <w:rPr>
-          <w:lang w:val="fr-FR"/>
-        </w:rPr>
-      </w:pPr>
-      <w:r>
-        <w:rPr>
-          <w:lang w:val="fr-FR"/>
-        </w:rPr>
-        <w:t xml:space="preserve">Pour intégrer la classe D3.js dans </w:t>
-      </w:r>
-      <w:proofErr w:type="spellStart"/>
-      <w:r>
-        <w:rPr>
-          <w:lang w:val="fr-FR"/>
-        </w:rPr>
-        <w:t>Matrix.js</w:t>
-      </w:r>
-      <w:r>
-        <w:rPr>
-          <w:lang w:val="fr-FR"/>
-        </w:rPr>
-        <w:t>x</w:t>
-      </w:r>
-      <w:proofErr w:type="spellEnd"/>
-      <w:r>
-        <w:rPr>
-          <w:lang w:val="fr-FR"/>
-        </w:rPr>
-        <w:t xml:space="preserve">, nous devons utiliser les fonctions </w:t>
-      </w:r>
-      <w:proofErr w:type="spellStart"/>
-      <w:proofErr w:type="gramStart"/>
-      <w:r>
-        <w:rPr>
-          <w:lang w:val="fr-FR"/>
-        </w:rPr>
-        <w:t>useEffect</w:t>
-      </w:r>
-      <w:proofErr w:type="spellEnd"/>
-      <w:r>
-        <w:rPr>
-          <w:lang w:val="fr-FR"/>
-        </w:rPr>
-        <w:t>(</w:t>
-      </w:r>
-      <w:proofErr w:type="gramEnd"/>
-      <w:r>
-        <w:rPr>
-          <w:lang w:val="fr-FR"/>
-        </w:rPr>
-        <w:t xml:space="preserve">) </w:t>
-      </w:r>
-      <w:r>
-        <w:rPr>
-          <w:lang w:val="fr-FR"/>
-        </w:rPr>
-        <w:t>pour contrôler l</w:t>
-      </w:r>
-      <w:r>
-        <w:rPr>
-          <w:lang w:val="fr-FR"/>
-        </w:rPr>
-        <w:t>e</w:t>
-      </w:r>
-      <w:r>
-        <w:rPr>
-          <w:lang w:val="fr-FR"/>
-        </w:rPr>
-        <w:t xml:space="preserve"> </w:t>
-      </w:r>
-      <w:r>
-        <w:rPr>
-          <w:lang w:val="fr-FR"/>
-        </w:rPr>
-        <w:t xml:space="preserve">rendu </w:t>
-      </w:r>
-      <w:r>
-        <w:rPr>
-          <w:lang w:val="fr-FR"/>
-        </w:rPr>
-        <w:t xml:space="preserve">visuel des changements d’état </w:t>
-      </w:r>
-      <w:r>
-        <w:rPr>
-          <w:lang w:val="fr-FR"/>
-        </w:rPr>
-        <w:t xml:space="preserve">et </w:t>
-      </w:r>
-      <w:proofErr w:type="spellStart"/>
-      <w:proofErr w:type="gramStart"/>
-      <w:r>
-        <w:rPr>
-          <w:lang w:val="fr-FR"/>
-        </w:rPr>
-        <w:t>useRef</w:t>
-      </w:r>
-      <w:proofErr w:type="spellEnd"/>
-      <w:r>
-        <w:rPr>
-          <w:lang w:val="fr-FR"/>
-        </w:rPr>
-        <w:t>(</w:t>
-      </w:r>
-      <w:proofErr w:type="gramEnd"/>
-      <w:r>
-        <w:rPr>
-          <w:lang w:val="fr-FR"/>
-        </w:rPr>
-        <w:t xml:space="preserve">) afin de persister l’instance de la classe à travers les cycles </w:t>
-      </w:r>
-      <w:proofErr w:type="spellStart"/>
-      <w:r>
-        <w:rPr>
-          <w:lang w:val="fr-FR"/>
-        </w:rPr>
-        <w:t>React</w:t>
-      </w:r>
-      <w:proofErr w:type="spellEnd"/>
-      <w:r>
-        <w:rPr>
-          <w:lang w:val="fr-FR"/>
-        </w:rPr>
-        <w:t xml:space="preserve"> :</w:t>
-      </w:r>
-    </w:p>
-    <w:p>
-      <w:pPr>
-        <w:pStyle w:val="Code"/>
-        <w:rPr>
-          <w:lang w:val="fr-FR"/>
-        </w:rPr>
-      </w:pPr>
-      <w:proofErr w:type="spellStart"/>
-      <w:proofErr w:type="gramStart"/>
-      <w:r>
-        <w:rPr>
-          <w:lang w:val="fr-FR"/>
-        </w:rPr>
-        <w:t>const</w:t>
-      </w:r>
-      <w:proofErr w:type="spellEnd"/>
-      <w:proofErr w:type="gramEnd"/>
-      <w:r>
-        <w:rPr>
-          <w:lang w:val="fr-FR"/>
-        </w:rPr>
-        <w:t xml:space="preserve"> matrixD3Ref = </w:t>
-      </w:r>
-      <w:proofErr w:type="spellStart"/>
-      <w:r>
-        <w:rPr>
-          <w:lang w:val="fr-FR"/>
-        </w:rPr>
-        <w:t>useRef</w:t>
-      </w:r>
-      <w:proofErr w:type="spellEnd"/>
-      <w:r>
-        <w:rPr>
-          <w:lang w:val="fr-FR"/>
-        </w:rPr>
-        <w:t>(</w:t>
-      </w:r>
-      <w:proofErr w:type="spellStart"/>
-      <w:r>
-        <w:rPr>
-          <w:lang w:val="fr-FR"/>
-        </w:rPr>
-        <w:t>null</w:t>
-      </w:r>
-      <w:proofErr w:type="spellEnd"/>
-      <w:proofErr w:type="gramStart"/>
-      <w:r>
-        <w:rPr>
-          <w:lang w:val="fr-FR"/>
-        </w:rPr>
-        <w:t>);</w:t>
-      </w:r>
-      <w:proofErr w:type="gramEnd"/>
-    </w:p>
-    <w:p>
-      <w:pPr>
-        <w:rPr>
-          <w:lang w:val="fr-FR"/>
-        </w:rPr>
-      </w:pPr>
-      <w:r>
-        <w:rPr>
-          <w:lang w:val="fr-FR"/>
-        </w:rPr>
-        <w:t>Pour rendre la visualisation responsive, nous pouvons initialiser la taille du graphique en fonction de la taille du conteneur :</w:t>
-      </w:r>
-    </w:p>
-    <w:p>
-      <w:pPr>
-        <w:pStyle w:val="Code"/>
-        <w:rPr>
-          <w:lang w:val="en-GB"/>
-        </w:rPr>
-      </w:pPr>
-      <w:proofErr w:type="spellStart"/>
-      <w:r>
-        <w:rPr>
-          <w:lang w:val="en-GB"/>
-        </w:rPr>
-        <w:t>const</w:t>
-      </w:r>
-      <w:proofErr w:type="spellEnd"/>
-      <w:r>
-        <w:rPr>
-          <w:lang w:val="en-GB"/>
-        </w:rPr>
-        <w:t xml:space="preserve"> </w:t>
-      </w:r>
-      <w:proofErr w:type="spellStart"/>
-      <w:r>
-        <w:rPr>
-          <w:lang w:val="en-GB"/>
-        </w:rPr>
-        <w:t>getChar</w:t>
-      </w:r>
-      <w:r>
-        <w:rPr>
-          <w:lang w:val="en-GB"/>
-        </w:rPr>
-        <w:t>t</w:t>
-      </w:r>
-      <w:r>
-        <w:rPr>
-          <w:lang w:val="en-GB"/>
-        </w:rPr>
-        <w:t>Size</w:t>
-      </w:r>
-      <w:proofErr w:type="spellEnd"/>
-      <w:r>
-        <w:rPr>
-          <w:lang w:val="en-GB"/>
-        </w:rPr>
-        <w:t xml:space="preserve"> = </w:t>
-      </w:r>
-      <w:proofErr w:type="gramStart"/>
-      <w:r>
-        <w:rPr>
-          <w:lang w:val="en-GB"/>
-        </w:rPr>
-        <w:t>function(){</w:t>
-      </w:r>
-      <w:proofErr w:type="gramEnd"/>
-    </w:p>
-    <w:p>
-      <w:pPr>
-        <w:pStyle w:val="Code"/>
-        <w:rPr>
-          <w:lang w:val="en-GB"/>
-        </w:rPr>
-      </w:pPr>
-      <w:r>
-        <w:rPr>
-          <w:lang w:val="en-GB"/>
-        </w:rPr>
-        <w:t xml:space="preserve">    // getting size from parent item</w:t>
-      </w:r>
-    </w:p>
-    <w:p>
-      <w:pPr>
-        <w:pStyle w:val="Code"/>
-        <w:rPr>
-          <w:lang w:val="en-GB"/>
-        </w:rPr>
-      </w:pPr>
-      <w:r>
-        <w:rPr>
-          <w:lang w:val="en-GB"/>
-        </w:rPr>
-        <w:t xml:space="preserve">    let </w:t>
-      </w:r>
-      <w:proofErr w:type="gramStart"/>
-      <w:r>
-        <w:rPr>
-          <w:lang w:val="en-GB"/>
-        </w:rPr>
-        <w:t>width;</w:t>
-      </w:r>
-      <w:proofErr w:type="gramEnd"/>
-      <w:r>
-        <w:rPr>
-          <w:lang w:val="en-GB"/>
-        </w:rPr>
-        <w:t xml:space="preserve"> </w:t>
-      </w:r>
-    </w:p>
-    <w:p>
-      <w:pPr>
-        <w:pStyle w:val="Code"/>
-        <w:rPr>
-          <w:lang w:val="en-GB"/>
-        </w:rPr>
-      </w:pPr>
-      <w:r>
-        <w:rPr>
-          <w:lang w:val="en-GB"/>
-        </w:rPr>
-        <w:t xml:space="preserve">    let </w:t>
-      </w:r>
-      <w:proofErr w:type="gramStart"/>
-      <w:r>
-        <w:rPr>
-          <w:lang w:val="en-GB"/>
-        </w:rPr>
-        <w:t>height;</w:t>
-      </w:r>
-      <w:proofErr w:type="gramEnd"/>
-      <w:r>
-        <w:rPr>
-          <w:lang w:val="en-GB"/>
-        </w:rPr>
-        <w:t xml:space="preserve"> </w:t>
-      </w:r>
-    </w:p>
-    <w:p>
-      <w:pPr>
-        <w:pStyle w:val="Code"/>
-        <w:rPr>
-          <w:lang w:val="en-GB"/>
-        </w:rPr>
-      </w:pPr>
-      <w:r>
-        <w:rPr>
-          <w:lang w:val="en-GB"/>
-        </w:rPr>
-        <w:t xml:space="preserve">    </w:t>
-      </w:r>
-      <w:proofErr w:type="gramStart"/>
-      <w:r>
-        <w:rPr>
-          <w:lang w:val="en-GB"/>
-        </w:rPr>
-        <w:t>if(</w:t>
-      </w:r>
-      <w:proofErr w:type="spellStart"/>
-      <w:r>
-        <w:rPr>
-          <w:lang w:val="en-GB"/>
-        </w:rPr>
-        <w:t>divContainerRef.current</w:t>
-      </w:r>
-      <w:proofErr w:type="spellEnd"/>
-      <w:r>
-        <w:rPr>
-          <w:lang w:val="en-GB"/>
-        </w:rPr>
-        <w:t>!=</w:t>
-      </w:r>
-      <w:proofErr w:type="gramEnd"/>
-      <w:r>
-        <w:rPr>
-          <w:lang w:val="en-GB"/>
-        </w:rPr>
-        <w:t>=</w:t>
-      </w:r>
-      <w:proofErr w:type="gramStart"/>
-      <w:r>
-        <w:rPr>
-          <w:lang w:val="en-GB"/>
-        </w:rPr>
-        <w:t>undefined){</w:t>
-      </w:r>
-      <w:proofErr w:type="gramEnd"/>
-    </w:p>
-    <w:p>
-      <w:pPr>
-        <w:pStyle w:val="Code"/>
-        <w:rPr>
-          <w:lang w:val="en-GB"/>
-        </w:rPr>
-      </w:pPr>
-      <w:r>
-        <w:rPr>
-          <w:lang w:val="en-GB"/>
-        </w:rPr>
-        <w:t xml:space="preserve">        </w:t>
-      </w:r>
-      <w:proofErr w:type="gramStart"/>
-      <w:r>
-        <w:rPr>
-          <w:lang w:val="en-GB"/>
-        </w:rPr>
-        <w:t>width=</w:t>
-      </w:r>
-      <w:proofErr w:type="spellStart"/>
-      <w:r>
-        <w:rPr>
-          <w:lang w:val="en-GB"/>
-        </w:rPr>
-        <w:t>divContainerRef.current.offsetWidth</w:t>
-      </w:r>
-      <w:proofErr w:type="spellEnd"/>
-      <w:proofErr w:type="gramEnd"/>
-      <w:r>
-        <w:rPr>
-          <w:lang w:val="en-GB"/>
-        </w:rPr>
-        <w:t>;</w:t>
-      </w:r>
-    </w:p>
-    <w:p>
-      <w:pPr>
-        <w:pStyle w:val="Code"/>
-        <w:rPr>
-          <w:lang w:val="en-GB"/>
-        </w:rPr>
-      </w:pPr>
-      <w:r>
-        <w:rPr>
-          <w:lang w:val="en-GB"/>
-        </w:rPr>
-        <w:t xml:space="preserve">        </w:t>
-      </w:r>
-      <w:proofErr w:type="gramStart"/>
-      <w:r>
-        <w:rPr>
-          <w:lang w:val="en-GB"/>
-        </w:rPr>
-        <w:t>height=</w:t>
-      </w:r>
-      <w:proofErr w:type="spellStart"/>
-      <w:r>
-        <w:rPr>
-          <w:lang w:val="en-GB"/>
-        </w:rPr>
-        <w:t>divContainerRef.current.offsetHeight</w:t>
-      </w:r>
-      <w:proofErr w:type="spellEnd"/>
-      <w:proofErr w:type="gramEnd"/>
-      <w:r>
-        <w:rPr>
-          <w:lang w:val="en-GB"/>
-        </w:rPr>
-        <w:t>;</w:t>
-      </w:r>
-    </w:p>
-    <w:p>
-      <w:pPr>
-        <w:pStyle w:val="Code"/>
-        <w:rPr>
-          <w:lang w:val="en-GB"/>
-        </w:rPr>
-      </w:pPr>
-      <w:r>
-        <w:rPr>
-          <w:lang w:val="en-GB"/>
-        </w:rPr>
-        <w:t xml:space="preserve">    }</w:t>
-      </w:r>
-    </w:p>
-    <w:p>
-      <w:pPr>
-        <w:pStyle w:val="Code"/>
-        <w:rPr>
-          <w:lang w:val="en-GB"/>
-        </w:rPr>
-      </w:pPr>
-      <w:r>
-        <w:rPr>
-          <w:lang w:val="en-GB"/>
-        </w:rPr>
-        <w:t xml:space="preserve">    return {</w:t>
-      </w:r>
-      <w:proofErr w:type="spellStart"/>
-      <w:proofErr w:type="gramStart"/>
-      <w:r>
-        <w:rPr>
-          <w:lang w:val="en-GB"/>
-        </w:rPr>
-        <w:t>width:width</w:t>
-      </w:r>
-      <w:proofErr w:type="gramEnd"/>
-      <w:r>
-        <w:rPr>
-          <w:lang w:val="en-GB"/>
-        </w:rPr>
-        <w:t>,</w:t>
-      </w:r>
-      <w:proofErr w:type="gramStart"/>
-      <w:r>
-        <w:rPr>
-          <w:lang w:val="en-GB"/>
-        </w:rPr>
-        <w:t>height:height</w:t>
-      </w:r>
-      <w:proofErr w:type="spellEnd"/>
-      <w:r>
-        <w:rPr>
-          <w:lang w:val="en-GB"/>
-        </w:rPr>
-        <w:t>};</w:t>
-      </w:r>
-      <w:proofErr w:type="gramEnd"/>
-    </w:p>
-    <w:p>
-      <w:pPr>
-        <w:pStyle w:val="Code"/>
-        <w:rPr>
-          <w:lang w:val="fr-FR"/>
-        </w:rPr>
-      </w:pPr>
-      <w:r>
-        <w:rPr>
-          <w:lang w:val="fr-FR"/>
-        </w:rPr>
-        <w:t>}</w:t>
-      </w:r>
-    </w:p>
-    <w:p>
-      <w:pPr>
-        <w:rPr>
-          <w:lang w:val="fr-FR"/>
-        </w:rPr>
-      </w:pPr>
-      <w:r>
-        <w:rPr>
-          <w:lang w:val="fr-FR"/>
-        </w:rPr>
-        <w:t xml:space="preserve">Déclarons la fonction </w:t>
-      </w:r>
-      <w:proofErr w:type="spellStart"/>
-      <w:r>
-        <w:rPr>
-          <w:lang w:val="fr-FR"/>
-        </w:rPr>
-        <w:t>useEffect</w:t>
-      </w:r>
-      <w:proofErr w:type="spellEnd"/>
-      <w:r>
-        <w:rPr>
-          <w:lang w:val="fr-FR"/>
-        </w:rPr>
-        <w:t xml:space="preserve"> pour </w:t>
-      </w:r>
-      <w:r>
-        <w:rPr>
-          <w:lang w:val="fr-FR"/>
-        </w:rPr>
-        <w:t xml:space="preserve">initialiser/supprimer la classe lors </w:t>
-      </w:r>
-      <w:r>
-        <w:rPr>
-          <w:lang w:val="fr-FR"/>
-        </w:rPr>
-        <w:t xml:space="preserve">les étapes de montage / démontage </w:t>
-      </w:r>
-      <w:r>
-        <w:rPr>
-          <w:lang w:val="fr-FR"/>
-        </w:rPr>
-        <w:t>:</w:t>
-      </w:r>
-    </w:p>
-    <w:p>
-      <w:pPr>
-        <w:pStyle w:val="Code"/>
-        <w:rPr>
-          <w:lang w:val="en-GB"/>
-        </w:rPr>
-      </w:pPr>
+      <w:bookmarkStart w:id="1" w:name="_Hlk218271066"/>
       <w:r>
         <w:rPr>
           <w:lang w:val="fr-FR"/>
@@ -3984,6 +3070,65 @@
         <w:lastRenderedPageBreak/>
         <w:t xml:space="preserve">    </w:t>
       </w:r>
+      <w:r>
+        <w:rPr>
+          <w:lang w:val="en-GB"/>
+        </w:rPr>
+        <w:t xml:space="preserve">// </w:t>
+      </w:r>
+      <w:r>
+        <w:rPr>
+          <w:lang w:val="en-GB"/>
+        </w:rPr>
+        <w:t xml:space="preserve">if the second parameter </w:t>
+      </w:r>
+      <w:r>
+        <w:rPr>
+          <w:lang w:val="en-GB"/>
+        </w:rPr>
+        <w:t>contains dependencies</w:t>
+      </w:r>
+    </w:p>
+    <w:p>
+      <w:pPr>
+        <w:pStyle w:val="Code"/>
+        <w:rPr>
+          <w:lang w:val="en-GB"/>
+        </w:rPr>
+      </w:pPr>
+      <w:r>
+        <w:rPr>
+          <w:lang w:val="en-GB"/>
+        </w:rPr>
+        <w:t xml:space="preserve">    // the function is </w:t>
+      </w:r>
+      <w:r>
+        <w:rPr>
+          <w:lang w:val="en-GB"/>
+        </w:rPr>
+        <w:t xml:space="preserve">called </w:t>
+      </w:r>
+      <w:r>
+        <w:rPr>
+          <w:lang w:val="en-GB"/>
+        </w:rPr>
+        <w:t>each time one of their values change</w:t>
+      </w:r>
+    </w:p>
+    <w:bookmarkEnd w:id="1"/>
+    <w:p>
+      <w:pPr>
+        <w:pStyle w:val="Code"/>
+        <w:rPr>
+          <w:lang w:val="en-GB"/>
+        </w:rPr>
+      </w:pPr>
+      <w:r>
+        <w:rPr>
+          <w:lang w:val="en-GB"/>
+        </w:rPr>
+        <w:t xml:space="preserve">    </w:t>
+      </w:r>
       <w:proofErr w:type="spellStart"/>
       <w:proofErr w:type="gramStart"/>
       <w:r>
@@ -3997,11 +3142,695 @@
         <w:rPr>
           <w:lang w:val="en-GB"/>
         </w:rPr>
+        <w:t>(()=&gt;{</w:t>
+      </w:r>
+      <w:proofErr w:type="gramEnd"/>
+    </w:p>
+    <w:p>
+      <w:pPr>
+        <w:pStyle w:val="Code"/>
+        <w:rPr>
+          <w:lang w:val="en-GB"/>
+        </w:rPr>
+      </w:pPr>
+    </w:p>
+    <w:p>
+      <w:pPr>
+        <w:pStyle w:val="Code"/>
+        <w:rPr>
+          <w:lang w:val="en-GB"/>
+        </w:rPr>
+      </w:pPr>
+      <w:r>
+        <w:rPr>
+          <w:lang w:val="en-GB"/>
+        </w:rPr>
+        <w:t xml:space="preserve">        // do something with property1 and/or property2 when they change</w:t>
+      </w:r>
+    </w:p>
+    <w:p>
+      <w:pPr>
+        <w:pStyle w:val="Code"/>
+        <w:rPr>
+          <w:lang w:val="en-GB"/>
+        </w:rPr>
+      </w:pPr>
+    </w:p>
+    <w:p>
+      <w:pPr>
+        <w:pStyle w:val="Code"/>
+      </w:pPr>
+      <w:r>
+        <w:rPr>
+          <w:lang w:val="en-GB"/>
+        </w:rPr>
+        <w:t xml:space="preserve">    </w:t>
+      </w:r>
+      <w:proofErr w:type="gramStart"/>
+      <w:r>
+        <w:rPr>
+          <w:lang w:val="en-GB"/>
+        </w:rPr>
+        <w:t>},[</w:t>
+      </w:r>
+      <w:proofErr w:type="gramEnd"/>
+      <w:r>
+        <w:rPr>
+          <w:lang w:val="en-GB"/>
+        </w:rPr>
+        <w:t>property1, property2</w:t>
+      </w:r>
+      <w:proofErr w:type="gramStart"/>
+      <w:r>
+        <w:rPr>
+          <w:lang w:val="en-GB"/>
+        </w:rPr>
+        <w:t>]);/</w:t>
+      </w:r>
+      <w:proofErr w:type="gramEnd"/>
+      <w:r>
+        <w:rPr>
+          <w:lang w:val="en-GB"/>
+        </w:rPr>
+        <w:t xml:space="preserve">/ </w:t>
+      </w:r>
+      <w:r>
+        <w:t>// if dependencies</w:t>
+      </w:r>
+      <w:r>
+        <w:t xml:space="preserve"> exists</w:t>
+      </w:r>
+      <w:r>
+        <w:t xml:space="preserve">, </w:t>
+      </w:r>
+      <w:proofErr w:type="spellStart"/>
+      <w:r>
+        <w:t>useEffect</w:t>
+      </w:r>
+      <w:proofErr w:type="spellEnd"/>
+      <w:r>
+        <w:t xml:space="preserve"> is called after </w:t>
+      </w:r>
+      <w:r>
+        <w:t>any of them</w:t>
+      </w:r>
+      <w:r>
+        <w:t xml:space="preserve"> update</w:t>
+      </w:r>
+      <w:r>
+        <w:t>s</w:t>
+      </w:r>
+    </w:p>
+    <w:p>
+      <w:pPr>
+        <w:rPr>
+          <w:lang w:val="fr-FR"/>
+        </w:rPr>
+      </w:pPr>
+      <w:r>
+        <w:rPr>
+          <w:lang w:val="fr-FR"/>
+        </w:rPr>
+        <w:t xml:space="preserve">Pour intégrer la classe D3.js dans </w:t>
+      </w:r>
+      <w:proofErr w:type="spellStart"/>
+      <w:r>
+        <w:rPr>
+          <w:lang w:val="fr-FR"/>
+        </w:rPr>
+        <w:t>Matrix.js</w:t>
+      </w:r>
+      <w:r>
+        <w:rPr>
+          <w:lang w:val="fr-FR"/>
+        </w:rPr>
+        <w:t>x</w:t>
+      </w:r>
+      <w:proofErr w:type="spellEnd"/>
+      <w:r>
+        <w:rPr>
+          <w:lang w:val="fr-FR"/>
+        </w:rPr>
+        <w:t xml:space="preserve">, nous devons utiliser les fonctions </w:t>
+      </w:r>
+      <w:proofErr w:type="spellStart"/>
+      <w:proofErr w:type="gramStart"/>
+      <w:r>
+        <w:rPr>
+          <w:lang w:val="fr-FR"/>
+        </w:rPr>
+        <w:t>useEffect</w:t>
+      </w:r>
+      <w:proofErr w:type="spellEnd"/>
+      <w:r>
+        <w:rPr>
+          <w:lang w:val="fr-FR"/>
+        </w:rPr>
         <w:t>(</w:t>
       </w:r>
       <w:proofErr w:type="gramEnd"/>
       <w:r>
         <w:rPr>
+          <w:lang w:val="fr-FR"/>
+        </w:rPr>
+        <w:t xml:space="preserve">) </w:t>
+      </w:r>
+      <w:r>
+        <w:rPr>
+          <w:lang w:val="fr-FR"/>
+        </w:rPr>
+        <w:t>pour contrôler l</w:t>
+      </w:r>
+      <w:r>
+        <w:rPr>
+          <w:lang w:val="fr-FR"/>
+        </w:rPr>
+        <w:t>e</w:t>
+      </w:r>
+      <w:r>
+        <w:rPr>
+          <w:lang w:val="fr-FR"/>
+        </w:rPr>
+        <w:t xml:space="preserve"> </w:t>
+      </w:r>
+      <w:r>
+        <w:rPr>
+          <w:lang w:val="fr-FR"/>
+        </w:rPr>
+        <w:t xml:space="preserve">rendu </w:t>
+      </w:r>
+      <w:r>
+        <w:rPr>
+          <w:lang w:val="fr-FR"/>
+        </w:rPr>
+        <w:t xml:space="preserve">visuel des changements d’état </w:t>
+      </w:r>
+      <w:r>
+        <w:rPr>
+          <w:lang w:val="fr-FR"/>
+        </w:rPr>
+        <w:t xml:space="preserve">et </w:t>
+      </w:r>
+      <w:proofErr w:type="spellStart"/>
+      <w:proofErr w:type="gramStart"/>
+      <w:r>
+        <w:rPr>
+          <w:lang w:val="fr-FR"/>
+        </w:rPr>
+        <w:t>useRef</w:t>
+      </w:r>
+      <w:proofErr w:type="spellEnd"/>
+      <w:r>
+        <w:rPr>
+          <w:lang w:val="fr-FR"/>
+        </w:rPr>
+        <w:t>(</w:t>
+      </w:r>
+      <w:proofErr w:type="gramEnd"/>
+      <w:r>
+        <w:rPr>
+          <w:lang w:val="fr-FR"/>
+        </w:rPr>
+        <w:t xml:space="preserve">) afin de persister l’instance de la classe à travers les cycles </w:t>
+      </w:r>
+      <w:proofErr w:type="spellStart"/>
+      <w:r>
+        <w:rPr>
+          <w:lang w:val="fr-FR"/>
+        </w:rPr>
+        <w:t>React</w:t>
+      </w:r>
+      <w:proofErr w:type="spellEnd"/>
+      <w:r>
+        <w:rPr>
+          <w:lang w:val="fr-FR"/>
+        </w:rPr>
+        <w:t xml:space="preserve"> :</w:t>
+      </w:r>
+    </w:p>
+    <w:p>
+      <w:pPr>
+        <w:pStyle w:val="Code"/>
+        <w:rPr>
+          <w:lang w:val="fr-FR"/>
+        </w:rPr>
+      </w:pPr>
+      <w:proofErr w:type="spellStart"/>
+      <w:proofErr w:type="gramStart"/>
+      <w:r>
+        <w:rPr>
+          <w:lang w:val="fr-FR"/>
+        </w:rPr>
+        <w:t>const</w:t>
+      </w:r>
+      <w:proofErr w:type="spellEnd"/>
+      <w:proofErr w:type="gramEnd"/>
+      <w:r>
+        <w:rPr>
+          <w:lang w:val="fr-FR"/>
+        </w:rPr>
+        <w:t xml:space="preserve"> matrixD3Ref = </w:t>
+      </w:r>
+      <w:proofErr w:type="spellStart"/>
+      <w:r>
+        <w:rPr>
+          <w:lang w:val="fr-FR"/>
+        </w:rPr>
+        <w:t>useRef</w:t>
+      </w:r>
+      <w:proofErr w:type="spellEnd"/>
+      <w:r>
+        <w:rPr>
+          <w:lang w:val="fr-FR"/>
+        </w:rPr>
+        <w:t>(</w:t>
+      </w:r>
+      <w:proofErr w:type="spellStart"/>
+      <w:r>
+        <w:rPr>
+          <w:lang w:val="fr-FR"/>
+        </w:rPr>
+        <w:t>null</w:t>
+      </w:r>
+      <w:proofErr w:type="spellEnd"/>
+      <w:proofErr w:type="gramStart"/>
+      <w:r>
+        <w:rPr>
+          <w:lang w:val="fr-FR"/>
+        </w:rPr>
+        <w:t>);</w:t>
+      </w:r>
+      <w:proofErr w:type="gramEnd"/>
+    </w:p>
+    <w:p>
+      <w:pPr>
+        <w:rPr>
+          <w:lang w:val="fr-FR"/>
+        </w:rPr>
+      </w:pPr>
+      <w:r>
+        <w:rPr>
+          <w:lang w:val="fr-FR"/>
+        </w:rPr>
+        <w:t>Pour rendre la visualisation responsive, nous pouvons initialiser la taille du graphique en fonction de la taille du conteneur :</w:t>
+      </w:r>
+    </w:p>
+    <w:p>
+      <w:pPr>
+        <w:pStyle w:val="Code"/>
+        <w:rPr>
+          <w:lang w:val="en-GB"/>
+        </w:rPr>
+      </w:pPr>
+      <w:proofErr w:type="spellStart"/>
+      <w:r>
+        <w:rPr>
+          <w:lang w:val="en-GB"/>
+        </w:rPr>
+        <w:t>const</w:t>
+      </w:r>
+      <w:proofErr w:type="spellEnd"/>
+      <w:r>
+        <w:rPr>
+          <w:lang w:val="en-GB"/>
+        </w:rPr>
+        <w:t xml:space="preserve"> </w:t>
+      </w:r>
+      <w:proofErr w:type="spellStart"/>
+      <w:r>
+        <w:rPr>
+          <w:lang w:val="en-GB"/>
+        </w:rPr>
+        <w:t>getChar</w:t>
+      </w:r>
+      <w:r>
+        <w:rPr>
+          <w:lang w:val="en-GB"/>
+        </w:rPr>
+        <w:t>t</w:t>
+      </w:r>
+      <w:r>
+        <w:rPr>
+          <w:lang w:val="en-GB"/>
+        </w:rPr>
+        <w:t>Size</w:t>
+      </w:r>
+      <w:proofErr w:type="spellEnd"/>
+      <w:r>
+        <w:rPr>
+          <w:lang w:val="en-GB"/>
+        </w:rPr>
+        <w:t xml:space="preserve"> = </w:t>
+      </w:r>
+      <w:proofErr w:type="gramStart"/>
+      <w:r>
+        <w:rPr>
+          <w:lang w:val="en-GB"/>
+        </w:rPr>
+        <w:t>function(){</w:t>
+      </w:r>
+      <w:proofErr w:type="gramEnd"/>
+    </w:p>
+    <w:p>
+      <w:pPr>
+        <w:pStyle w:val="Code"/>
+        <w:rPr>
+          <w:lang w:val="en-GB"/>
+        </w:rPr>
+      </w:pPr>
+      <w:r>
+        <w:rPr>
+          <w:lang w:val="en-GB"/>
+        </w:rPr>
+        <w:t xml:space="preserve">    // getting size from parent item</w:t>
+      </w:r>
+    </w:p>
+    <w:p>
+      <w:pPr>
+        <w:pStyle w:val="Code"/>
+        <w:rPr>
+          <w:lang w:val="en-GB"/>
+        </w:rPr>
+      </w:pPr>
+      <w:r>
+        <w:rPr>
+          <w:lang w:val="en-GB"/>
+        </w:rPr>
+        <w:t xml:space="preserve">    let </w:t>
+      </w:r>
+      <w:proofErr w:type="gramStart"/>
+      <w:r>
+        <w:rPr>
+          <w:lang w:val="en-GB"/>
+        </w:rPr>
+        <w:t>width;</w:t>
+      </w:r>
+      <w:proofErr w:type="gramEnd"/>
+      <w:r>
+        <w:rPr>
+          <w:lang w:val="en-GB"/>
+        </w:rPr>
+        <w:t xml:space="preserve"> </w:t>
+      </w:r>
+    </w:p>
+    <w:p>
+      <w:pPr>
+        <w:pStyle w:val="Code"/>
+        <w:rPr>
+          <w:lang w:val="en-GB"/>
+        </w:rPr>
+      </w:pPr>
+      <w:r>
+        <w:rPr>
+          <w:lang w:val="en-GB"/>
+        </w:rPr>
+        <w:t xml:space="preserve">    let </w:t>
+      </w:r>
+      <w:proofErr w:type="gramStart"/>
+      <w:r>
+        <w:rPr>
+          <w:lang w:val="en-GB"/>
+        </w:rPr>
+        <w:t>height;</w:t>
+      </w:r>
+      <w:proofErr w:type="gramEnd"/>
+      <w:r>
+        <w:rPr>
+          <w:lang w:val="en-GB"/>
+        </w:rPr>
+        <w:t xml:space="preserve"> </w:t>
+      </w:r>
+    </w:p>
+    <w:p>
+      <w:pPr>
+        <w:pStyle w:val="Code"/>
+        <w:rPr>
+          <w:lang w:val="en-GB"/>
+        </w:rPr>
+      </w:pPr>
+      <w:r>
+        <w:rPr>
+          <w:lang w:val="en-GB"/>
+        </w:rPr>
+        <w:t xml:space="preserve">    </w:t>
+      </w:r>
+      <w:proofErr w:type="gramStart"/>
+      <w:r>
+        <w:rPr>
+          <w:lang w:val="en-GB"/>
+        </w:rPr>
+        <w:t>if(</w:t>
+      </w:r>
+      <w:proofErr w:type="spellStart"/>
+      <w:r>
+        <w:rPr>
+          <w:lang w:val="en-GB"/>
+        </w:rPr>
+        <w:t>divContainerRef.current</w:t>
+      </w:r>
+      <w:proofErr w:type="spellEnd"/>
+      <w:r>
+        <w:rPr>
+          <w:lang w:val="en-GB"/>
+        </w:rPr>
+        <w:t>!=</w:t>
+      </w:r>
+      <w:proofErr w:type="gramEnd"/>
+      <w:r>
+        <w:rPr>
+          <w:lang w:val="en-GB"/>
+        </w:rPr>
+        <w:t>=</w:t>
+      </w:r>
+      <w:proofErr w:type="gramStart"/>
+      <w:r>
+        <w:rPr>
+          <w:lang w:val="en-GB"/>
+        </w:rPr>
+        <w:t>undefined){</w:t>
+      </w:r>
+      <w:proofErr w:type="gramEnd"/>
+    </w:p>
+    <w:p>
+      <w:pPr>
+        <w:pStyle w:val="Code"/>
+        <w:rPr>
+          <w:lang w:val="en-GB"/>
+        </w:rPr>
+      </w:pPr>
+      <w:r>
+        <w:rPr>
+          <w:lang w:val="en-GB"/>
+        </w:rPr>
+        <w:t xml:space="preserve">        </w:t>
+      </w:r>
+      <w:proofErr w:type="gramStart"/>
+      <w:r>
+        <w:rPr>
+          <w:lang w:val="en-GB"/>
+        </w:rPr>
+        <w:t>width=</w:t>
+      </w:r>
+      <w:proofErr w:type="spellStart"/>
+      <w:r>
+        <w:rPr>
+          <w:lang w:val="en-GB"/>
+        </w:rPr>
+        <w:t>divContainerRef.current.offsetWidth</w:t>
+      </w:r>
+      <w:proofErr w:type="spellEnd"/>
+      <w:proofErr w:type="gramEnd"/>
+      <w:r>
+        <w:rPr>
+          <w:lang w:val="en-GB"/>
+        </w:rPr>
+        <w:t>;</w:t>
+      </w:r>
+    </w:p>
+    <w:p>
+      <w:pPr>
+        <w:pStyle w:val="Code"/>
+        <w:rPr>
+          <w:lang w:val="en-GB"/>
+        </w:rPr>
+      </w:pPr>
+      <w:r>
+        <w:rPr>
+          <w:lang w:val="en-GB"/>
+        </w:rPr>
+        <w:t xml:space="preserve">        </w:t>
+      </w:r>
+      <w:proofErr w:type="gramStart"/>
+      <w:r>
+        <w:rPr>
+          <w:lang w:val="en-GB"/>
+        </w:rPr>
+        <w:t>height=</w:t>
+      </w:r>
+      <w:proofErr w:type="spellStart"/>
+      <w:r>
+        <w:rPr>
+          <w:lang w:val="en-GB"/>
+        </w:rPr>
+        <w:t>divContainerRef.current.offsetHeight</w:t>
+      </w:r>
+      <w:proofErr w:type="spellEnd"/>
+      <w:proofErr w:type="gramEnd"/>
+      <w:r>
+        <w:rPr>
+          <w:lang w:val="en-GB"/>
+        </w:rPr>
+        <w:t>;</w:t>
+      </w:r>
+    </w:p>
+    <w:p>
+      <w:pPr>
+        <w:pStyle w:val="Code"/>
+        <w:rPr>
+          <w:lang w:val="en-GB"/>
+        </w:rPr>
+      </w:pPr>
+      <w:r>
+        <w:rPr>
+          <w:lang w:val="en-GB"/>
+        </w:rPr>
+        <w:t xml:space="preserve">    }</w:t>
+      </w:r>
+    </w:p>
+    <w:p>
+      <w:pPr>
+        <w:pStyle w:val="Code"/>
+        <w:rPr>
+          <w:lang w:val="en-GB"/>
+        </w:rPr>
+      </w:pPr>
+      <w:r>
+        <w:rPr>
+          <w:lang w:val="en-GB"/>
+        </w:rPr>
+        <w:t xml:space="preserve">    return {</w:t>
+      </w:r>
+      <w:proofErr w:type="spellStart"/>
+      <w:proofErr w:type="gramStart"/>
+      <w:r>
+        <w:rPr>
+          <w:lang w:val="en-GB"/>
+        </w:rPr>
+        <w:t>width:width</w:t>
+      </w:r>
+      <w:proofErr w:type="gramEnd"/>
+      <w:r>
+        <w:rPr>
+          <w:lang w:val="en-GB"/>
+        </w:rPr>
+        <w:t>,</w:t>
+      </w:r>
+      <w:proofErr w:type="gramStart"/>
+      <w:r>
+        <w:rPr>
+          <w:lang w:val="en-GB"/>
+        </w:rPr>
+        <w:t>height:height</w:t>
+      </w:r>
+      <w:proofErr w:type="spellEnd"/>
+      <w:r>
+        <w:rPr>
+          <w:lang w:val="en-GB"/>
+        </w:rPr>
+        <w:t>};</w:t>
+      </w:r>
+      <w:proofErr w:type="gramEnd"/>
+    </w:p>
+    <w:p>
+      <w:pPr>
+        <w:pStyle w:val="Code"/>
+        <w:rPr>
+          <w:lang w:val="fr-FR"/>
+        </w:rPr>
+      </w:pPr>
+      <w:r>
+        <w:rPr>
+          <w:lang w:val="fr-FR"/>
+        </w:rPr>
+        <w:t>}</w:t>
+      </w:r>
+    </w:p>
+    <w:p>
+      <w:pPr>
+        <w:rPr>
+          <w:lang w:val="fr-FR"/>
+        </w:rPr>
+      </w:pPr>
+      <w:r>
+        <w:rPr>
+          <w:lang w:val="fr-FR"/>
+        </w:rPr>
+        <w:t xml:space="preserve">Déclarons la fonction </w:t>
+      </w:r>
+      <w:proofErr w:type="spellStart"/>
+      <w:r>
+        <w:rPr>
+          <w:lang w:val="fr-FR"/>
+        </w:rPr>
+        <w:t>useEffect</w:t>
+      </w:r>
+      <w:proofErr w:type="spellEnd"/>
+      <w:r>
+        <w:rPr>
+          <w:lang w:val="fr-FR"/>
+        </w:rPr>
+        <w:t xml:space="preserve"> pour </w:t>
+      </w:r>
+      <w:r>
+        <w:rPr>
+          <w:lang w:val="fr-FR"/>
+        </w:rPr>
+        <w:t xml:space="preserve">initialiser/supprimer la classe lors </w:t>
+      </w:r>
+      <w:r>
+        <w:rPr>
+          <w:lang w:val="fr-FR"/>
+        </w:rPr>
+        <w:t xml:space="preserve">les étapes de montage / démontage </w:t>
+      </w:r>
+      <w:r>
+        <w:rPr>
+          <w:lang w:val="fr-FR"/>
+        </w:rPr>
+        <w:t>:</w:t>
+      </w:r>
+    </w:p>
+    <w:p>
+      <w:pPr>
+        <w:pStyle w:val="Code"/>
+        <w:rPr>
+          <w:lang w:val="en-GB"/>
+        </w:rPr>
+      </w:pPr>
+      <w:r>
+        <w:rPr>
+          <w:lang w:val="fr-FR"/>
+        </w:rPr>
+        <w:t xml:space="preserve">    </w:t>
+      </w:r>
+      <w:proofErr w:type="spellStart"/>
+      <w:proofErr w:type="gramStart"/>
+      <w:r>
+        <w:rPr>
+          <w:lang w:val="en-GB"/>
+        </w:rPr>
+        <w:t>useEffect</w:t>
+      </w:r>
+      <w:proofErr w:type="spellEnd"/>
+      <w:r>
+        <w:rPr>
+          <w:lang w:val="en-GB"/>
+        </w:rPr>
+        <w:t>(</w:t>
+      </w:r>
+      <w:proofErr w:type="gramEnd"/>
+      <w:r>
+        <w:rPr>
           <w:lang w:val="en-GB"/>
         </w:rPr>
         <w:t>() =&gt; {</w:t>
@@ -4479,6 +4308,7 @@
         <w:rPr>
           <w:lang w:val="fr-FR"/>
         </w:rPr>
+        <w:lastRenderedPageBreak/>
         <w:t xml:space="preserve">    </w:t>
       </w:r>
       <w:proofErr w:type="spellStart"/>
@@ -4781,20 +4611,100 @@
     <w:p>
       <w:pPr>
         <w:pStyle w:val="Code"/>
-        <w:rPr>
-          <w:lang w:val="fr-FR"/>
-        </w:rPr>
-      </w:pPr>
-      <w:proofErr w:type="spellStart"/>
-      <w:proofErr w:type="gramStart"/>
-      <w:r>
-        <w:rPr>
-          <w:lang w:val="fr-FR"/>
-        </w:rPr>
+      </w:pPr>
+      <w:proofErr w:type="spellStart"/>
+      <w:r>
         <w:t>npm</w:t>
       </w:r>
       <w:proofErr w:type="spellEnd"/>
-      <w:proofErr w:type="gramEnd"/>
+      <w:r>
+        <w:t xml:space="preserve"> install @reduxjs/toolkit react-redux</w:t>
+      </w:r>
+    </w:p>
+    <w:p>
+      <w:pPr>
+        <w:pStyle w:val="Heading2"/>
+        <w:rPr>
+          <w:lang w:val="fr-FR"/>
+        </w:rPr>
+      </w:pPr>
+      <w:proofErr w:type="spellStart"/>
+      <w:r>
+        <w:rPr>
+          <w:lang w:val="fr-FR"/>
+        </w:rPr>
+        <w:t>Declarer</w:t>
+      </w:r>
+      <w:proofErr w:type="spellEnd"/>
+      <w:r>
+        <w:rPr>
+          <w:lang w:val="fr-FR"/>
+        </w:rPr>
+        <w:t xml:space="preserve"> un store et ses </w:t>
+      </w:r>
+      <w:proofErr w:type="spellStart"/>
+      <w:r>
+        <w:rPr>
+          <w:lang w:val="fr-FR"/>
+        </w:rPr>
+        <w:t>reducers</w:t>
+      </w:r>
+      <w:proofErr w:type="spellEnd"/>
+      <w:r>
+        <w:rPr>
+          <w:lang w:val="fr-FR"/>
+        </w:rPr>
+        <w:t xml:space="preserve"> (</w:t>
+      </w:r>
+      <w:proofErr w:type="spellStart"/>
+      <w:r>
+        <w:rPr>
+          <w:lang w:val="fr-FR"/>
+        </w:rPr>
+        <w:t>controllers</w:t>
+      </w:r>
+      <w:proofErr w:type="spellEnd"/>
+      <w:r>
+        <w:rPr>
+          <w:lang w:val="fr-FR"/>
+        </w:rPr>
+        <w:t xml:space="preserve"> in MVC </w:t>
+      </w:r>
+      <w:proofErr w:type="spellStart"/>
+      <w:r>
+        <w:rPr>
+          <w:lang w:val="fr-FR"/>
+        </w:rPr>
+        <w:t>paradigm</w:t>
+      </w:r>
+      <w:proofErr w:type="spellEnd"/>
+      <w:r>
+        <w:rPr>
+          <w:lang w:val="fr-FR"/>
+        </w:rPr>
+        <w:t>)</w:t>
+      </w:r>
+    </w:p>
+    <w:p>
+      <w:pPr>
+        <w:rPr>
+          <w:lang w:val="fr-FR"/>
+        </w:rPr>
+      </w:pPr>
+      <w:r>
+        <w:rPr>
+          <w:lang w:val="fr-FR"/>
+        </w:rPr>
+        <w:t xml:space="preserve">Dans le </w:t>
+      </w:r>
+      <w:proofErr w:type="spellStart"/>
+      <w:r>
+        <w:rPr>
+          <w:lang w:val="fr-FR"/>
+        </w:rPr>
+        <w:t>framework</w:t>
+      </w:r>
+      <w:proofErr w:type="spellEnd"/>
       <w:r>
         <w:rPr>
           <w:lang w:val="fr-FR"/>
@@ -4806,114 +4716,1724 @@
         <w:rPr>
           <w:lang w:val="fr-FR"/>
         </w:rPr>
-        <w:t>install</w:t>
-      </w:r>
-      <w:proofErr w:type="spellEnd"/>
-      <w:r>
-        <w:rPr>
-          <w:lang w:val="fr-FR"/>
-        </w:rPr>
-        <w:t xml:space="preserve"> @reduxjs/toolkit </w:t>
-      </w:r>
-      <w:proofErr w:type="spellStart"/>
-      <w:r>
-        <w:rPr>
-          <w:lang w:val="fr-FR"/>
-        </w:rPr>
-        <w:t>react-redux</w:t>
-      </w:r>
-      <w:proofErr w:type="spellEnd"/>
-    </w:p>
-    <w:p>
-      <w:pPr>
-        <w:pStyle w:val="Heading2"/>
-        <w:rPr>
-          <w:lang w:val="fr-FR"/>
-        </w:rPr>
-      </w:pPr>
-      <w:proofErr w:type="spellStart"/>
-      <w:r>
-        <w:rPr>
-          <w:lang w:val="fr-FR"/>
-        </w:rPr>
-        <w:t>Declarer</w:t>
-      </w:r>
-      <w:proofErr w:type="spellEnd"/>
-      <w:r>
-        <w:rPr>
-          <w:lang w:val="fr-FR"/>
-        </w:rPr>
-        <w:t xml:space="preserve"> un store et ses </w:t>
-      </w:r>
-      <w:proofErr w:type="spellStart"/>
-      <w:r>
-        <w:rPr>
-          <w:lang w:val="fr-FR"/>
-        </w:rPr>
-        <w:t>reducers</w:t>
-      </w:r>
-      <w:proofErr w:type="spellEnd"/>
+        <w:t>Redux</w:t>
+      </w:r>
+      <w:proofErr w:type="spellEnd"/>
+      <w:r>
+        <w:rPr>
+          <w:lang w:val="fr-FR"/>
+        </w:rPr>
+        <w:t>,</w:t>
+      </w:r>
+      <w:r>
+        <w:rPr>
+          <w:lang w:val="fr-FR"/>
+        </w:rPr>
+        <w:t xml:space="preserve"> un </w:t>
+      </w:r>
+      <w:proofErr w:type="spellStart"/>
+      <w:r>
+        <w:rPr>
+          <w:lang w:val="fr-FR"/>
+        </w:rPr>
+        <w:t>reducer</w:t>
+      </w:r>
+      <w:proofErr w:type="spellEnd"/>
+      <w:r>
+        <w:rPr>
+          <w:lang w:val="fr-FR"/>
+        </w:rPr>
+        <w:t xml:space="preserve"> </w:t>
+      </w:r>
+      <w:r>
+        <w:rPr>
+          <w:lang w:val="fr-FR"/>
+        </w:rPr>
+        <w:t xml:space="preserve">définit </w:t>
+      </w:r>
+      <w:r>
+        <w:rPr>
+          <w:lang w:val="fr-FR"/>
+        </w:rPr>
+        <w:t xml:space="preserve">un model et un </w:t>
+      </w:r>
+      <w:r>
+        <w:rPr>
+          <w:lang w:val="fr-FR"/>
+        </w:rPr>
+        <w:t>contrôleur</w:t>
+      </w:r>
       <w:r>
         <w:rPr>
           <w:lang w:val="fr-FR"/>
         </w:rPr>
         <w:t xml:space="preserve"> (</w:t>
       </w:r>
-      <w:proofErr w:type="spellStart"/>
-      <w:r>
-        <w:rPr>
-          <w:lang w:val="fr-FR"/>
-        </w:rPr>
-        <w:t>controllers</w:t>
-      </w:r>
-      <w:proofErr w:type="spellEnd"/>
-      <w:r>
-        <w:rPr>
-          <w:lang w:val="fr-FR"/>
-        </w:rPr>
-        <w:t xml:space="preserve"> in MVC </w:t>
-      </w:r>
-      <w:proofErr w:type="spellStart"/>
       <w:r>
         <w:rPr>
           <w:lang w:val="fr-FR"/>
         </w:rPr>
         <w:t>paradigm</w:t>
       </w:r>
-      <w:proofErr w:type="spellEnd"/>
+      <w:r>
+        <w:rPr>
+          <w:lang w:val="fr-FR"/>
+        </w:rPr>
+        <w:t>e</w:t>
+      </w:r>
+      <w:r>
+        <w:rPr>
+          <w:lang w:val="fr-FR"/>
+        </w:rPr>
+        <w:t xml:space="preserve"> MVC</w:t>
+      </w:r>
+      <w:r>
+        <w:rPr>
+          <w:lang w:val="fr-FR"/>
+        </w:rPr>
+        <w:t xml:space="preserve">). Le </w:t>
+      </w:r>
+      <w:proofErr w:type="spellStart"/>
+      <w:r>
+        <w:rPr>
+          <w:lang w:val="fr-FR"/>
+        </w:rPr>
+        <w:t>reducer</w:t>
+      </w:r>
+      <w:proofErr w:type="spellEnd"/>
+      <w:r>
+        <w:rPr>
+          <w:lang w:val="fr-FR"/>
+        </w:rPr>
+        <w:t xml:space="preserve"> est donc </w:t>
+      </w:r>
+      <w:r>
+        <w:rPr>
+          <w:lang w:val="fr-FR"/>
+        </w:rPr>
+        <w:t xml:space="preserve">responsable de gérer une partie des données, </w:t>
+      </w:r>
+      <w:r>
+        <w:rPr>
+          <w:lang w:val="fr-FR"/>
+        </w:rPr>
+        <w:t xml:space="preserve">son </w:t>
+      </w:r>
+      <w:r>
+        <w:rPr>
+          <w:lang w:val="fr-FR"/>
+        </w:rPr>
+        <w:t xml:space="preserve">stockage dans le model et </w:t>
+      </w:r>
+      <w:r>
+        <w:rPr>
+          <w:lang w:val="fr-FR"/>
+        </w:rPr>
+        <w:t xml:space="preserve">ses </w:t>
+      </w:r>
+      <w:r>
+        <w:rPr>
+          <w:lang w:val="fr-FR"/>
+        </w:rPr>
+        <w:t>transformation</w:t>
+      </w:r>
+      <w:r>
+        <w:rPr>
+          <w:lang w:val="fr-FR"/>
+        </w:rPr>
+        <w:t>s</w:t>
+      </w:r>
+      <w:r>
+        <w:rPr>
+          <w:lang w:val="fr-FR"/>
+        </w:rPr>
+        <w:t xml:space="preserve"> en fonction des actions de l’utilisateur.</w:t>
+      </w:r>
+    </w:p>
+    <w:p>
+      <w:pPr>
+        <w:rPr>
+          <w:lang w:val="fr-FR"/>
+        </w:rPr>
+      </w:pPr>
+      <w:r>
+        <w:rPr>
+          <w:lang w:val="fr-FR"/>
+        </w:rPr>
+        <w:t xml:space="preserve">Commençons par créer </w:t>
+      </w:r>
+      <w:r>
+        <w:rPr>
+          <w:lang w:val="fr-FR"/>
+        </w:rPr>
+        <w:t>le fichier src/store.js</w:t>
+      </w:r>
+      <w:r>
+        <w:rPr>
+          <w:lang w:val="fr-FR"/>
+        </w:rPr>
+        <w:t> :</w:t>
+      </w:r>
+    </w:p>
+    <w:p>
+      <w:pPr>
+        <w:pStyle w:val="Code"/>
+        <w:rPr>
+          <w:lang w:val="en-US"/>
+        </w:rPr>
+      </w:pPr>
+      <w:r>
+        <w:rPr>
+          <w:lang w:val="en-US"/>
+        </w:rPr>
+        <w:t xml:space="preserve">import </w:t>
+      </w:r>
+      <w:proofErr w:type="gramStart"/>
+      <w:r>
+        <w:rPr>
+          <w:lang w:val="en-US"/>
+        </w:rPr>
+        <w:t xml:space="preserve">{ </w:t>
+      </w:r>
+      <w:proofErr w:type="spellStart"/>
+      <w:r>
+        <w:rPr>
+          <w:lang w:val="en-US"/>
+        </w:rPr>
+        <w:t>configureStore</w:t>
+      </w:r>
+      <w:proofErr w:type="spellEnd"/>
+      <w:proofErr w:type="gramEnd"/>
+      <w:r>
+        <w:rPr>
+          <w:lang w:val="en-US"/>
+        </w:rPr>
+        <w:t xml:space="preserve"> } from '@</w:t>
+      </w:r>
+      <w:proofErr w:type="spellStart"/>
+      <w:r>
+        <w:rPr>
+          <w:lang w:val="en-US"/>
+        </w:rPr>
+        <w:t>reduxjs</w:t>
+      </w:r>
+      <w:proofErr w:type="spellEnd"/>
+      <w:r>
+        <w:rPr>
+          <w:lang w:val="en-US"/>
+        </w:rPr>
+        <w:t>/toolkit'</w:t>
+      </w:r>
+    </w:p>
+    <w:p>
+      <w:pPr>
+        <w:pStyle w:val="Code"/>
+        <w:rPr>
+          <w:lang w:val="en-US"/>
+        </w:rPr>
+      </w:pPr>
+    </w:p>
+    <w:p>
+      <w:pPr>
+        <w:pStyle w:val="Code"/>
+        <w:rPr>
+          <w:lang w:val="fr-FR"/>
+        </w:rPr>
+      </w:pPr>
+      <w:proofErr w:type="gramStart"/>
+      <w:r>
+        <w:rPr>
+          <w:lang w:val="fr-FR"/>
+        </w:rPr>
+        <w:t>export</w:t>
+      </w:r>
+      <w:proofErr w:type="gramEnd"/>
+      <w:r>
+        <w:rPr>
+          <w:lang w:val="fr-FR"/>
+        </w:rPr>
+        <w:t xml:space="preserve"> default </w:t>
+      </w:r>
+      <w:proofErr w:type="spellStart"/>
+      <w:proofErr w:type="gramStart"/>
+      <w:r>
+        <w:rPr>
+          <w:lang w:val="fr-FR"/>
+        </w:rPr>
+        <w:t>configureStore</w:t>
+      </w:r>
+      <w:proofErr w:type="spellEnd"/>
+      <w:r>
+        <w:rPr>
+          <w:lang w:val="fr-FR"/>
+        </w:rPr>
+        <w:t>(</w:t>
+      </w:r>
+      <w:proofErr w:type="gramEnd"/>
+      <w:r>
+        <w:rPr>
+          <w:lang w:val="fr-FR"/>
+        </w:rPr>
+        <w:t>{</w:t>
+      </w:r>
+    </w:p>
+    <w:p>
+      <w:pPr>
+        <w:pStyle w:val="Code"/>
+        <w:rPr>
+          <w:lang w:val="fr-FR"/>
+        </w:rPr>
+      </w:pPr>
+      <w:r>
+        <w:rPr>
+          <w:lang w:val="fr-FR"/>
+        </w:rPr>
+        <w:t xml:space="preserve">    </w:t>
+      </w:r>
+      <w:proofErr w:type="spellStart"/>
+      <w:proofErr w:type="gramStart"/>
+      <w:r>
+        <w:rPr>
+          <w:lang w:val="fr-FR"/>
+        </w:rPr>
+        <w:t>reducer</w:t>
+      </w:r>
+      <w:proofErr w:type="spellEnd"/>
+      <w:r>
+        <w:rPr>
+          <w:lang w:val="fr-FR"/>
+        </w:rPr>
+        <w:t>:</w:t>
+      </w:r>
+      <w:proofErr w:type="gramEnd"/>
+      <w:r>
+        <w:rPr>
+          <w:lang w:val="fr-FR"/>
+        </w:rPr>
+        <w:t xml:space="preserve"> {</w:t>
+      </w:r>
+    </w:p>
+    <w:p>
+      <w:pPr>
+        <w:pStyle w:val="Code"/>
+        <w:rPr>
+          <w:lang w:val="fr-FR"/>
+        </w:rPr>
+      </w:pPr>
+      <w:r>
+        <w:rPr>
+          <w:lang w:val="fr-FR"/>
+        </w:rPr>
+        <w:t xml:space="preserve">    </w:t>
+      </w:r>
+      <w:r>
+        <w:rPr>
+          <w:lang w:val="fr-FR"/>
+        </w:rPr>
+        <w:t>}</w:t>
+      </w:r>
+    </w:p>
+    <w:p>
+      <w:pPr>
+        <w:pStyle w:val="Code"/>
+        <w:keepNext w:val="0"/>
+        <w:rPr>
+          <w:lang w:val="fr-FR"/>
+        </w:rPr>
+      </w:pPr>
+      <w:r>
+        <w:rPr>
+          <w:lang w:val="fr-FR"/>
+        </w:rPr>
+        <w:t>})</w:t>
+      </w:r>
+    </w:p>
+    <w:p>
+      <w:pPr>
+        <w:keepNext/>
+        <w:rPr>
+          <w:lang w:val="fr-FR"/>
+        </w:rPr>
+      </w:pPr>
+      <w:r>
+        <w:rPr>
+          <w:lang w:val="fr-FR"/>
+        </w:rPr>
+        <w:t xml:space="preserve">On déclare le store dans </w:t>
+      </w:r>
+      <w:proofErr w:type="spellStart"/>
+      <w:r>
+        <w:rPr>
+          <w:lang w:val="fr-FR"/>
+        </w:rPr>
+        <w:t>index.js</w:t>
+      </w:r>
+      <w:r>
+        <w:rPr>
+          <w:lang w:val="fr-FR"/>
+        </w:rPr>
+        <w:t>x</w:t>
+      </w:r>
+      <w:proofErr w:type="spellEnd"/>
+      <w:r>
+        <w:rPr>
+          <w:lang w:val="fr-FR"/>
+        </w:rPr>
+        <w:t xml:space="preserve"> en </w:t>
+      </w:r>
+      <w:r>
+        <w:rPr>
+          <w:lang w:val="fr-FR"/>
+        </w:rPr>
+        <w:t xml:space="preserve">paramètre du composant </w:t>
+      </w:r>
+      <w:r>
+        <w:rPr>
+          <w:lang w:val="fr-FR"/>
+        </w:rPr>
+        <w:t xml:space="preserve">&lt;Provider&gt; </w:t>
+      </w:r>
+      <w:r>
+        <w:rPr>
+          <w:lang w:val="fr-FR"/>
+        </w:rPr>
+        <w:t xml:space="preserve">(fournit par </w:t>
+      </w:r>
+      <w:proofErr w:type="spellStart"/>
+      <w:r>
+        <w:rPr>
+          <w:lang w:val="fr-FR"/>
+        </w:rPr>
+        <w:t>React</w:t>
+      </w:r>
+      <w:proofErr w:type="spellEnd"/>
+      <w:r>
+        <w:rPr>
+          <w:lang w:val="fr-FR"/>
+        </w:rPr>
+        <w:t xml:space="preserve">) qui enveloppe le composant </w:t>
+      </w:r>
+      <w:r>
+        <w:rPr>
+          <w:lang w:val="fr-FR"/>
+        </w:rPr>
+        <w:t>&lt;App/&gt; (</w:t>
+      </w:r>
+      <w:r>
+        <w:rPr>
+          <w:lang w:val="fr-FR"/>
+        </w:rPr>
+        <w:t>comme dans le code ci-dessous</w:t>
+      </w:r>
       <w:r>
         <w:rPr>
           <w:lang w:val="fr-FR"/>
         </w:rPr>
         <w:t>)</w:t>
       </w:r>
-    </w:p>
-    <w:p>
-      <w:pPr>
-        <w:rPr>
-          <w:lang w:val="fr-FR"/>
-        </w:rPr>
-      </w:pPr>
-      <w:r>
-        <w:rPr>
-          <w:lang w:val="fr-FR"/>
-        </w:rPr>
-        <w:t xml:space="preserve">Dans le </w:t>
-      </w:r>
-      <w:proofErr w:type="spellStart"/>
-      <w:r>
-        <w:rPr>
-          <w:lang w:val="fr-FR"/>
-        </w:rPr>
-        <w:t>framework</w:t>
-      </w:r>
-      <w:proofErr w:type="spellEnd"/>
       <w:r>
         <w:rPr>
           <w:lang w:val="fr-FR"/>
         </w:rPr>
         <w:t xml:space="preserve"> </w:t>
       </w:r>
+      <w:r>
+        <w:rPr>
+          <w:lang w:val="fr-FR"/>
+        </w:rPr>
+        <w:t>:</w:t>
+      </w:r>
+    </w:p>
+    <w:p>
+      <w:pPr>
+        <w:pStyle w:val="Code"/>
+        <w:rPr>
+          <w:lang w:val="en-US"/>
+        </w:rPr>
+      </w:pPr>
+      <w:r>
+        <w:rPr>
+          <w:lang w:val="en-US"/>
+        </w:rPr>
+        <w:t xml:space="preserve">import store from </w:t>
+      </w:r>
+      <w:proofErr w:type="gramStart"/>
+      <w:r>
+        <w:rPr>
+          <w:lang w:val="en-US"/>
+        </w:rPr>
+        <w:t>'./</w:t>
+      </w:r>
+      <w:proofErr w:type="gramEnd"/>
+      <w:r>
+        <w:rPr>
+          <w:lang w:val="en-US"/>
+        </w:rPr>
+        <w:t>store'</w:t>
+      </w:r>
+    </w:p>
+    <w:p>
+      <w:pPr>
+        <w:pStyle w:val="Code"/>
+        <w:rPr>
+          <w:lang w:val="en-US"/>
+        </w:rPr>
+      </w:pPr>
+      <w:r>
+        <w:rPr>
+          <w:lang w:val="en-US"/>
+        </w:rPr>
+        <w:t xml:space="preserve">import </w:t>
+      </w:r>
+      <w:proofErr w:type="gramStart"/>
+      <w:r>
+        <w:rPr>
+          <w:lang w:val="en-US"/>
+        </w:rPr>
+        <w:t>{ Provider</w:t>
+      </w:r>
+      <w:proofErr w:type="gramEnd"/>
+      <w:r>
+        <w:rPr>
+          <w:lang w:val="en-US"/>
+        </w:rPr>
+        <w:t xml:space="preserve"> } from 'react-redux'</w:t>
+      </w:r>
+    </w:p>
+    <w:p>
+      <w:pPr>
+        <w:pStyle w:val="Code"/>
+        <w:rPr>
+          <w:lang w:val="en-US"/>
+        </w:rPr>
+      </w:pPr>
+      <w:r>
+        <w:rPr>
+          <w:lang w:val="en-US"/>
+        </w:rPr>
+        <w:t xml:space="preserve">const root = </w:t>
+      </w:r>
+      <w:proofErr w:type="spellStart"/>
+      <w:r>
+        <w:rPr>
+          <w:lang w:val="en-US"/>
+        </w:rPr>
+        <w:t>ReactDOM.createRoot</w:t>
+      </w:r>
+      <w:proofErr w:type="spellEnd"/>
+      <w:r>
+        <w:rPr>
+          <w:lang w:val="en-US"/>
+        </w:rPr>
+        <w:t>(</w:t>
+      </w:r>
+      <w:proofErr w:type="spellStart"/>
+      <w:proofErr w:type="gramStart"/>
+      <w:r>
+        <w:rPr>
+          <w:lang w:val="en-US"/>
+        </w:rPr>
+        <w:t>document.getElementById</w:t>
+      </w:r>
+      <w:proofErr w:type="spellEnd"/>
+      <w:proofErr w:type="gramEnd"/>
+      <w:r>
+        <w:rPr>
+          <w:lang w:val="en-US"/>
+        </w:rPr>
+        <w:t>('</w:t>
+      </w:r>
+      <w:proofErr w:type="gramStart"/>
+      <w:r>
+        <w:rPr>
+          <w:lang w:val="en-US"/>
+        </w:rPr>
+        <w:t>root'));</w:t>
+      </w:r>
+      <w:proofErr w:type="gramEnd"/>
+    </w:p>
+    <w:p>
+      <w:pPr>
+        <w:pStyle w:val="Code"/>
+        <w:rPr>
+          <w:lang w:val="en-US"/>
+        </w:rPr>
+      </w:pPr>
+      <w:proofErr w:type="spellStart"/>
+      <w:proofErr w:type="gramStart"/>
+      <w:r>
+        <w:rPr>
+          <w:lang w:val="en-US"/>
+        </w:rPr>
+        <w:t>root.render</w:t>
+      </w:r>
+      <w:proofErr w:type="spellEnd"/>
+      <w:proofErr w:type="gramEnd"/>
+      <w:r>
+        <w:rPr>
+          <w:lang w:val="en-US"/>
+        </w:rPr>
+        <w:t>(</w:t>
+      </w:r>
+    </w:p>
+    <w:p>
+      <w:pPr>
+        <w:pStyle w:val="Code"/>
+        <w:rPr>
+          <w:lang w:val="en-US"/>
+        </w:rPr>
+      </w:pPr>
+      <w:r>
+        <w:rPr>
+          <w:lang w:val="en-US"/>
+        </w:rPr>
+        <w:t>...</w:t>
+      </w:r>
+    </w:p>
+    <w:p>
+      <w:pPr>
+        <w:pStyle w:val="Code"/>
+        <w:rPr>
+          <w:lang w:val="en-US"/>
+        </w:rPr>
+      </w:pPr>
+      <w:r>
+        <w:rPr>
+          <w:lang w:val="en-US"/>
+        </w:rPr>
+        <w:t xml:space="preserve"> </w:t>
+      </w:r>
+      <w:r>
+        <w:rPr>
+          <w:lang w:val="en-US"/>
+        </w:rPr>
+        <w:t xml:space="preserve"> </w:t>
+      </w:r>
+      <w:r>
+        <w:rPr>
+          <w:lang w:val="en-US"/>
+        </w:rPr>
+        <w:t xml:space="preserve">  </w:t>
+      </w:r>
+      <w:r>
+        <w:rPr>
+          <w:lang w:val="en-US"/>
+        </w:rPr>
+        <w:t>&lt;Provider store={store}&gt;</w:t>
+      </w:r>
+    </w:p>
+    <w:p>
+      <w:pPr>
+        <w:pStyle w:val="Code"/>
+        <w:rPr>
+          <w:lang w:val="fr-FR"/>
+        </w:rPr>
+      </w:pPr>
+      <w:r>
+        <w:rPr>
+          <w:lang w:val="en-US"/>
+        </w:rPr>
+        <w:t xml:space="preserve">    </w:t>
+      </w:r>
+      <w:r>
+        <w:rPr>
+          <w:lang w:val="en-US"/>
+        </w:rPr>
+        <w:t xml:space="preserve">  </w:t>
+      </w:r>
+      <w:r>
+        <w:rPr>
+          <w:lang w:val="en-US"/>
+        </w:rPr>
+        <w:t xml:space="preserve">  </w:t>
+      </w:r>
+      <w:r>
+        <w:rPr>
+          <w:lang w:val="fr-FR"/>
+        </w:rPr>
+        <w:t>&lt;App /&gt;</w:t>
+      </w:r>
+    </w:p>
+    <w:p>
+      <w:pPr>
+        <w:pStyle w:val="Code"/>
+        <w:rPr>
+          <w:lang w:val="fr-FR"/>
+        </w:rPr>
+      </w:pPr>
+      <w:r>
+        <w:rPr>
+          <w:lang w:val="fr-FR"/>
+        </w:rPr>
+        <w:t xml:space="preserve">  </w:t>
+      </w:r>
+      <w:r>
+        <w:rPr>
+          <w:lang w:val="fr-FR"/>
+        </w:rPr>
+        <w:t xml:space="preserve"> </w:t>
+      </w:r>
+      <w:r>
+        <w:rPr>
+          <w:lang w:val="fr-FR"/>
+        </w:rPr>
+        <w:t xml:space="preserve"> &lt;/Provider&gt;</w:t>
+      </w:r>
+    </w:p>
+    <w:p>
+      <w:pPr>
+        <w:pStyle w:val="Code"/>
+        <w:rPr>
+          <w:lang w:val="fr-FR"/>
+        </w:rPr>
+      </w:pPr>
+      <w:r>
+        <w:rPr>
+          <w:lang w:val="fr-FR"/>
+        </w:rPr>
+        <w:t>)</w:t>
+      </w:r>
+    </w:p>
+    <w:p>
+      <w:pPr>
+        <w:rPr>
+          <w:lang w:val="fr-FR"/>
+        </w:rPr>
+      </w:pPr>
+      <w:r>
+        <w:rPr>
+          <w:lang w:val="fr-FR"/>
+        </w:rPr>
+        <w:t xml:space="preserve">Nous allons ensuite créer un </w:t>
+      </w:r>
+      <w:proofErr w:type="spellStart"/>
+      <w:r>
+        <w:rPr>
+          <w:lang w:val="fr-FR"/>
+        </w:rPr>
+        <w:t>r</w:t>
+      </w:r>
+      <w:r>
+        <w:rPr>
+          <w:lang w:val="fr-FR"/>
+        </w:rPr>
+        <w:t>educer</w:t>
+      </w:r>
+      <w:proofErr w:type="spellEnd"/>
+      <w:r>
+        <w:rPr>
+          <w:lang w:val="fr-FR"/>
+        </w:rPr>
+        <w:t xml:space="preserve"> pour définir le modèle de la barre de contrôle et les actions associées (Model et Controller du paradigme MVC).</w:t>
+      </w:r>
+    </w:p>
+    <w:p>
+      <w:pPr>
+        <w:rPr>
+          <w:lang w:val="fr-FR"/>
+        </w:rPr>
+      </w:pPr>
+      <w:r>
+        <w:rPr>
+          <w:lang w:val="fr-FR"/>
+        </w:rPr>
+        <w:t>Créer le ficher src/</w:t>
+      </w:r>
+      <w:proofErr w:type="spellStart"/>
+      <w:r>
+        <w:rPr>
+          <w:lang w:val="fr-FR"/>
+        </w:rPr>
+        <w:t>redux</w:t>
+      </w:r>
+      <w:proofErr w:type="spellEnd"/>
+      <w:r>
+        <w:rPr>
+          <w:lang w:val="fr-FR"/>
+        </w:rPr>
+        <w:t>/ConfigSlice.js et ajouter le code :</w:t>
+      </w:r>
+    </w:p>
+    <w:p>
+      <w:pPr>
+        <w:pStyle w:val="Code"/>
+        <w:rPr>
+          <w:lang w:val="en-US"/>
+        </w:rPr>
+      </w:pPr>
+      <w:r>
+        <w:rPr>
+          <w:lang w:val="en-US"/>
+        </w:rPr>
+        <w:lastRenderedPageBreak/>
+        <w:t xml:space="preserve">import </w:t>
+      </w:r>
+      <w:proofErr w:type="gramStart"/>
+      <w:r>
+        <w:rPr>
+          <w:lang w:val="en-US"/>
+        </w:rPr>
+        <w:t xml:space="preserve">{ </w:t>
+      </w:r>
+      <w:proofErr w:type="spellStart"/>
+      <w:r>
+        <w:rPr>
+          <w:lang w:val="en-US"/>
+        </w:rPr>
+        <w:t>createSlice</w:t>
+      </w:r>
+      <w:proofErr w:type="spellEnd"/>
+      <w:proofErr w:type="gramEnd"/>
+      <w:r>
+        <w:rPr>
+          <w:lang w:val="en-US"/>
+        </w:rPr>
+        <w:t xml:space="preserve"> } from '@</w:t>
+      </w:r>
+      <w:proofErr w:type="spellStart"/>
+      <w:r>
+        <w:rPr>
+          <w:lang w:val="en-US"/>
+        </w:rPr>
+        <w:t>reduxjs</w:t>
+      </w:r>
+      <w:proofErr w:type="spellEnd"/>
+      <w:r>
+        <w:rPr>
+          <w:lang w:val="en-US"/>
+        </w:rPr>
+        <w:t>/toolkit'</w:t>
+      </w:r>
+    </w:p>
+    <w:p>
+      <w:pPr>
+        <w:pStyle w:val="Code"/>
+        <w:rPr>
+          <w:lang w:val="en-US"/>
+        </w:rPr>
+      </w:pPr>
+    </w:p>
+    <w:p>
+      <w:pPr>
+        <w:pStyle w:val="Code"/>
+        <w:rPr>
+          <w:lang w:val="en-US"/>
+        </w:rPr>
+      </w:pPr>
+      <w:r>
+        <w:rPr>
+          <w:lang w:val="en-US"/>
+        </w:rPr>
+        <w:t xml:space="preserve">// </w:t>
+      </w:r>
+      <w:proofErr w:type="spellStart"/>
+      <w:r>
+        <w:rPr>
+          <w:lang w:val="en-US"/>
+        </w:rPr>
+        <w:t>createSlice</w:t>
+      </w:r>
+      <w:proofErr w:type="spellEnd"/>
+      <w:r>
+        <w:rPr>
+          <w:lang w:val="en-US"/>
+        </w:rPr>
+        <w:t xml:space="preserve"> declares the </w:t>
+      </w:r>
+      <w:proofErr w:type="spellStart"/>
+      <w:r>
+        <w:rPr>
+          <w:lang w:val="en-US"/>
+        </w:rPr>
+        <w:t>init</w:t>
+      </w:r>
+      <w:proofErr w:type="spellEnd"/>
+      <w:r>
+        <w:rPr>
+          <w:lang w:val="en-US"/>
+        </w:rPr>
+        <w:t xml:space="preserve"> state and </w:t>
+      </w:r>
+      <w:proofErr w:type="gramStart"/>
+      <w:r>
+        <w:rPr>
+          <w:lang w:val="en-US"/>
+        </w:rPr>
+        <w:t>reducer</w:t>
+      </w:r>
+      <w:proofErr w:type="gramEnd"/>
+      <w:r>
+        <w:rPr>
+          <w:lang w:val="en-US"/>
+        </w:rPr>
+        <w:t xml:space="preserve"> actions for a data slice</w:t>
+      </w:r>
+    </w:p>
+    <w:p>
+      <w:pPr>
+        <w:pStyle w:val="Code"/>
+        <w:rPr>
+          <w:lang w:val="en-US"/>
+        </w:rPr>
+      </w:pPr>
+      <w:r>
+        <w:rPr>
+          <w:lang w:val="en-US"/>
+        </w:rPr>
+        <w:t xml:space="preserve">export const </w:t>
+      </w:r>
+      <w:proofErr w:type="spellStart"/>
+      <w:r>
+        <w:rPr>
+          <w:lang w:val="en-US"/>
+        </w:rPr>
+        <w:t>configSlice</w:t>
+      </w:r>
+      <w:proofErr w:type="spellEnd"/>
+      <w:r>
+        <w:rPr>
+          <w:lang w:val="en-US"/>
+        </w:rPr>
+        <w:t xml:space="preserve"> = </w:t>
+      </w:r>
+      <w:proofErr w:type="spellStart"/>
+      <w:proofErr w:type="gramStart"/>
+      <w:r>
+        <w:rPr>
+          <w:lang w:val="en-US"/>
+        </w:rPr>
+        <w:t>createSlice</w:t>
+      </w:r>
+      <w:proofErr w:type="spellEnd"/>
+      <w:r>
+        <w:rPr>
+          <w:lang w:val="en-US"/>
+        </w:rPr>
+        <w:t>(</w:t>
+      </w:r>
+      <w:proofErr w:type="gramEnd"/>
+      <w:r>
+        <w:rPr>
+          <w:lang w:val="en-US"/>
+        </w:rPr>
+        <w:t>{</w:t>
+      </w:r>
+    </w:p>
+    <w:p>
+      <w:pPr>
+        <w:pStyle w:val="Code"/>
+        <w:rPr>
+          <w:lang w:val="en-US"/>
+        </w:rPr>
+      </w:pPr>
+      <w:r>
+        <w:rPr>
+          <w:lang w:val="en-US"/>
+        </w:rPr>
+        <w:t xml:space="preserve">    name: 'config',</w:t>
+      </w:r>
+    </w:p>
+    <w:p>
+      <w:pPr>
+        <w:pStyle w:val="Code"/>
+        <w:rPr>
+          <w:lang w:val="en-US"/>
+        </w:rPr>
+      </w:pPr>
+      <w:r>
+        <w:rPr>
+          <w:lang w:val="en-US"/>
+        </w:rPr>
+        <w:t xml:space="preserve">    </w:t>
+      </w:r>
+      <w:proofErr w:type="spellStart"/>
+      <w:proofErr w:type="gramStart"/>
+      <w:r>
+        <w:rPr>
+          <w:lang w:val="en-US"/>
+        </w:rPr>
+        <w:t>initialState</w:t>
+      </w:r>
+      <w:proofErr w:type="spellEnd"/>
+      <w:r>
+        <w:rPr>
+          <w:lang w:val="en-US"/>
+        </w:rPr>
+        <w:t>: {</w:t>
+      </w:r>
+      <w:proofErr w:type="spellStart"/>
+      <w:proofErr w:type="gramEnd"/>
+      <w:r>
+        <w:rPr>
+          <w:lang w:val="en-US"/>
+        </w:rPr>
+        <w:t>nbRows</w:t>
+      </w:r>
+      <w:proofErr w:type="spellEnd"/>
+      <w:r>
+        <w:rPr>
+          <w:lang w:val="en-US"/>
+        </w:rPr>
+        <w:t xml:space="preserve">: 4, </w:t>
+      </w:r>
+      <w:proofErr w:type="spellStart"/>
+      <w:r>
+        <w:rPr>
+          <w:lang w:val="en-US"/>
+        </w:rPr>
+        <w:t>nbCols</w:t>
+      </w:r>
+      <w:proofErr w:type="spellEnd"/>
+      <w:r>
+        <w:rPr>
+          <w:lang w:val="en-US"/>
+        </w:rPr>
+        <w:t xml:space="preserve">: 4, </w:t>
+      </w:r>
+      <w:proofErr w:type="spellStart"/>
+      <w:proofErr w:type="gramStart"/>
+      <w:r>
+        <w:rPr>
+          <w:lang w:val="en-US"/>
+        </w:rPr>
+        <w:t>hoveredCell</w:t>
+      </w:r>
+      <w:proofErr w:type="spellEnd"/>
+      <w:r>
+        <w:rPr>
+          <w:lang w:val="en-US"/>
+        </w:rPr>
+        <w:t>:{</w:t>
+      </w:r>
+      <w:proofErr w:type="gramEnd"/>
+      <w:r>
+        <w:rPr>
+          <w:lang w:val="en-US"/>
+        </w:rPr>
+        <w:t>}},</w:t>
+      </w:r>
+    </w:p>
+    <w:p>
+      <w:pPr>
+        <w:pStyle w:val="Code"/>
+        <w:rPr>
+          <w:lang w:val="en-US"/>
+        </w:rPr>
+      </w:pPr>
+      <w:r>
+        <w:rPr>
+          <w:lang w:val="en-US"/>
+        </w:rPr>
+        <w:t xml:space="preserve">    </w:t>
+      </w:r>
+      <w:proofErr w:type="gramStart"/>
+      <w:r>
+        <w:rPr>
+          <w:lang w:val="en-US"/>
+        </w:rPr>
+        <w:t>reducers: {</w:t>
+      </w:r>
+      <w:proofErr w:type="gramEnd"/>
+    </w:p>
+    <w:p>
+      <w:pPr>
+        <w:pStyle w:val="Code"/>
+        <w:rPr>
+          <w:lang w:val="en-US"/>
+        </w:rPr>
+      </w:pPr>
+      <w:r>
+        <w:rPr>
+          <w:lang w:val="en-US"/>
+        </w:rPr>
+        <w:t xml:space="preserve">        </w:t>
+      </w:r>
+      <w:proofErr w:type="spellStart"/>
+      <w:r>
+        <w:rPr>
+          <w:lang w:val="en-US"/>
+        </w:rPr>
+        <w:t>updateNbRowsAndCols</w:t>
+      </w:r>
+      <w:proofErr w:type="spellEnd"/>
+      <w:r>
+        <w:rPr>
+          <w:lang w:val="en-US"/>
+        </w:rPr>
+        <w:t>: (state, action) =&gt; {</w:t>
+      </w:r>
+    </w:p>
+    <w:p>
+      <w:pPr>
+        <w:pStyle w:val="Code"/>
+        <w:rPr>
+          <w:lang w:val="en-US"/>
+        </w:rPr>
+      </w:pPr>
+      <w:r>
+        <w:rPr>
+          <w:lang w:val="en-US"/>
+        </w:rPr>
+        <w:t xml:space="preserve">            return {...state, </w:t>
+      </w:r>
+      <w:proofErr w:type="spellStart"/>
+      <w:proofErr w:type="gramStart"/>
+      <w:r>
+        <w:rPr>
+          <w:lang w:val="en-US"/>
+        </w:rPr>
+        <w:t>nbRows:action</w:t>
+      </w:r>
+      <w:proofErr w:type="gramEnd"/>
+      <w:r>
+        <w:rPr>
+          <w:lang w:val="en-US"/>
+        </w:rPr>
+        <w:t>.</w:t>
+      </w:r>
+      <w:proofErr w:type="gramStart"/>
+      <w:r>
+        <w:rPr>
+          <w:lang w:val="en-US"/>
+        </w:rPr>
+        <w:t>payload.nbRows</w:t>
+      </w:r>
+      <w:proofErr w:type="spellEnd"/>
+      <w:proofErr w:type="gramEnd"/>
+      <w:r>
+        <w:rPr>
+          <w:lang w:val="en-US"/>
+        </w:rPr>
+        <w:t xml:space="preserve">, </w:t>
+      </w:r>
+      <w:proofErr w:type="spellStart"/>
+      <w:proofErr w:type="gramStart"/>
+      <w:r>
+        <w:rPr>
+          <w:lang w:val="en-US"/>
+        </w:rPr>
+        <w:t>nbCols:action</w:t>
+      </w:r>
+      <w:proofErr w:type="gramEnd"/>
+      <w:r>
+        <w:rPr>
+          <w:lang w:val="en-US"/>
+        </w:rPr>
+        <w:t>.</w:t>
+      </w:r>
+      <w:proofErr w:type="gramStart"/>
+      <w:r>
+        <w:rPr>
+          <w:lang w:val="en-US"/>
+        </w:rPr>
+        <w:t>payload.nbCols</w:t>
+      </w:r>
+      <w:proofErr w:type="spellEnd"/>
+      <w:r>
+        <w:rPr>
+          <w:lang w:val="en-US"/>
+        </w:rPr>
+        <w:t>};</w:t>
+      </w:r>
+      <w:proofErr w:type="gramEnd"/>
+    </w:p>
+    <w:p>
+      <w:pPr>
+        <w:pStyle w:val="Code"/>
+        <w:rPr>
+          <w:lang w:val="en-US"/>
+        </w:rPr>
+      </w:pPr>
+      <w:r>
+        <w:rPr>
+          <w:lang w:val="en-US"/>
+        </w:rPr>
+        <w:t xml:space="preserve">        },</w:t>
+      </w:r>
+    </w:p>
+    <w:p>
+      <w:pPr>
+        <w:pStyle w:val="Code"/>
+        <w:rPr>
+          <w:lang w:val="en-US"/>
+        </w:rPr>
+      </w:pPr>
+      <w:r>
+        <w:rPr>
+          <w:lang w:val="en-US"/>
+        </w:rPr>
+        <w:t xml:space="preserve">        </w:t>
+      </w:r>
+      <w:proofErr w:type="spellStart"/>
+      <w:r>
+        <w:rPr>
+          <w:lang w:val="en-US"/>
+        </w:rPr>
+        <w:t>updateHoveredCell</w:t>
+      </w:r>
+      <w:proofErr w:type="spellEnd"/>
+      <w:r>
+        <w:rPr>
+          <w:lang w:val="en-US"/>
+        </w:rPr>
+        <w:t>: (state, action) =&gt; {</w:t>
+      </w:r>
+    </w:p>
+    <w:p>
+      <w:pPr>
+        <w:pStyle w:val="Code"/>
+        <w:rPr>
+          <w:lang w:val="en-US"/>
+        </w:rPr>
+      </w:pPr>
+      <w:r>
+        <w:rPr>
+          <w:lang w:val="en-US"/>
+        </w:rPr>
+        <w:t xml:space="preserve">            return {...state, </w:t>
+      </w:r>
+      <w:proofErr w:type="spellStart"/>
+      <w:proofErr w:type="gramStart"/>
+      <w:r>
+        <w:rPr>
+          <w:lang w:val="en-US"/>
+        </w:rPr>
+        <w:t>hoveredCell:action</w:t>
+      </w:r>
+      <w:proofErr w:type="gramEnd"/>
+      <w:r>
+        <w:rPr>
+          <w:lang w:val="en-US"/>
+        </w:rPr>
+        <w:t>.payload</w:t>
+      </w:r>
+      <w:proofErr w:type="spellEnd"/>
+      <w:proofErr w:type="gramStart"/>
+      <w:r>
+        <w:rPr>
+          <w:lang w:val="en-US"/>
+        </w:rPr>
+        <w:t>};</w:t>
+      </w:r>
+      <w:proofErr w:type="gramEnd"/>
+    </w:p>
+    <w:p>
+      <w:pPr>
+        <w:pStyle w:val="Code"/>
+        <w:rPr>
+          <w:lang w:val="en-US"/>
+        </w:rPr>
+      </w:pPr>
+      <w:r>
+        <w:rPr>
+          <w:lang w:val="en-US"/>
+        </w:rPr>
+        <w:t xml:space="preserve">        },</w:t>
+      </w:r>
+    </w:p>
+    <w:p>
+      <w:pPr>
+        <w:pStyle w:val="Code"/>
+        <w:rPr>
+          <w:lang w:val="en-US"/>
+        </w:rPr>
+      </w:pPr>
+      <w:r>
+        <w:rPr>
+          <w:lang w:val="en-US"/>
+        </w:rPr>
+        <w:t xml:space="preserve">    }</w:t>
+      </w:r>
+    </w:p>
+    <w:p>
+      <w:pPr>
+        <w:pStyle w:val="Code"/>
+        <w:rPr>
+          <w:lang w:val="en-US"/>
+        </w:rPr>
+      </w:pPr>
+      <w:r>
+        <w:rPr>
+          <w:lang w:val="en-US"/>
+        </w:rPr>
+        <w:t>})</w:t>
+      </w:r>
+    </w:p>
+    <w:p>
+      <w:pPr>
+        <w:pStyle w:val="Code"/>
+        <w:rPr>
+          <w:lang w:val="en-US"/>
+        </w:rPr>
+      </w:pPr>
+    </w:p>
+    <w:p>
+      <w:pPr>
+        <w:pStyle w:val="Code"/>
+        <w:rPr>
+          <w:lang w:val="en-US"/>
+        </w:rPr>
+      </w:pPr>
+      <w:r>
+        <w:rPr>
+          <w:lang w:val="en-US"/>
+        </w:rPr>
+        <w:t>// Action creators are generated for each case reducer function</w:t>
+      </w:r>
+    </w:p>
+    <w:p>
+      <w:pPr>
+        <w:pStyle w:val="Code"/>
+        <w:rPr>
+          <w:lang w:val="en-US"/>
+        </w:rPr>
+      </w:pPr>
+      <w:r>
+        <w:rPr>
+          <w:lang w:val="en-US"/>
+        </w:rPr>
+        <w:t xml:space="preserve">export const </w:t>
+      </w:r>
+      <w:proofErr w:type="gramStart"/>
+      <w:r>
+        <w:rPr>
+          <w:lang w:val="en-US"/>
+        </w:rPr>
+        <w:t xml:space="preserve">{ </w:t>
+      </w:r>
+      <w:proofErr w:type="spellStart"/>
+      <w:r>
+        <w:rPr>
+          <w:lang w:val="en-US"/>
+        </w:rPr>
+        <w:t>updateNbRowsAndCols</w:t>
+      </w:r>
+      <w:proofErr w:type="spellEnd"/>
+      <w:proofErr w:type="gramEnd"/>
+      <w:r>
+        <w:rPr>
+          <w:lang w:val="en-US"/>
+        </w:rPr>
+        <w:t xml:space="preserve">, </w:t>
+      </w:r>
+      <w:proofErr w:type="spellStart"/>
+      <w:proofErr w:type="gramStart"/>
+      <w:r>
+        <w:rPr>
+          <w:lang w:val="en-US"/>
+        </w:rPr>
+        <w:t>updateHoveredCell</w:t>
+      </w:r>
+      <w:proofErr w:type="spellEnd"/>
+      <w:r>
+        <w:rPr>
+          <w:lang w:val="en-US"/>
+        </w:rPr>
+        <w:t xml:space="preserve"> }</w:t>
+      </w:r>
+      <w:proofErr w:type="gramEnd"/>
+      <w:r>
+        <w:rPr>
+          <w:lang w:val="en-US"/>
+        </w:rPr>
+        <w:t xml:space="preserve"> = </w:t>
+      </w:r>
+      <w:proofErr w:type="spellStart"/>
+      <w:r>
+        <w:rPr>
+          <w:lang w:val="en-US"/>
+        </w:rPr>
+        <w:t>configSlice.actions</w:t>
+      </w:r>
+      <w:proofErr w:type="spellEnd"/>
+    </w:p>
+    <w:p>
+      <w:pPr>
+        <w:pStyle w:val="Code"/>
+        <w:rPr>
+          <w:lang w:val="en-US"/>
+        </w:rPr>
+      </w:pPr>
+    </w:p>
+    <w:p>
+      <w:pPr>
+        <w:pStyle w:val="Code"/>
+        <w:rPr>
+          <w:lang w:val="en-US"/>
+        </w:rPr>
+      </w:pPr>
+      <w:r>
+        <w:rPr>
+          <w:lang w:val="en-US"/>
+        </w:rPr>
+        <w:t>// return the reducer by default</w:t>
+      </w:r>
+    </w:p>
+    <w:p>
+      <w:pPr>
+        <w:pStyle w:val="Code"/>
+        <w:rPr>
+          <w:lang w:val="en-US"/>
+        </w:rPr>
+      </w:pPr>
+      <w:r>
+        <w:rPr>
+          <w:lang w:val="en-US"/>
+        </w:rPr>
+        <w:t xml:space="preserve">export default </w:t>
+      </w:r>
+      <w:proofErr w:type="spellStart"/>
+      <w:r>
+        <w:rPr>
+          <w:lang w:val="en-US"/>
+        </w:rPr>
+        <w:t>configSlice.reducer</w:t>
+      </w:r>
+      <w:proofErr w:type="spellEnd"/>
+    </w:p>
+    <w:p>
+      <w:pPr>
+        <w:rPr>
+          <w:lang w:val="fr-FR"/>
+        </w:rPr>
+      </w:pPr>
+      <w:r>
+        <w:rPr>
+          <w:lang w:val="fr-FR"/>
+        </w:rPr>
+        <w:t xml:space="preserve">On peut maintenant </w:t>
+      </w:r>
+      <w:proofErr w:type="spellStart"/>
+      <w:r>
+        <w:rPr>
+          <w:lang w:val="fr-FR"/>
+        </w:rPr>
+        <w:t>declarer</w:t>
+      </w:r>
+      <w:proofErr w:type="spellEnd"/>
+      <w:r>
+        <w:rPr>
+          <w:lang w:val="fr-FR"/>
+        </w:rPr>
+        <w:t xml:space="preserve"> le </w:t>
+      </w:r>
+      <w:proofErr w:type="spellStart"/>
+      <w:r>
+        <w:rPr>
+          <w:lang w:val="fr-FR"/>
+        </w:rPr>
+        <w:t>r</w:t>
+      </w:r>
+      <w:r>
+        <w:rPr>
+          <w:lang w:val="fr-FR"/>
+        </w:rPr>
+        <w:t>educer</w:t>
+      </w:r>
+      <w:proofErr w:type="spellEnd"/>
+      <w:r>
+        <w:rPr>
+          <w:lang w:val="fr-FR"/>
+        </w:rPr>
+        <w:t xml:space="preserve"> dans store.js :</w:t>
+      </w:r>
+    </w:p>
+    <w:p>
+      <w:pPr>
+        <w:pStyle w:val="Code"/>
+        <w:rPr>
+          <w:lang w:val="en-US"/>
+        </w:rPr>
+      </w:pPr>
+      <w:r>
+        <w:rPr>
+          <w:lang w:val="en-US"/>
+        </w:rPr>
+        <w:t xml:space="preserve">import </w:t>
+      </w:r>
+      <w:proofErr w:type="gramStart"/>
+      <w:r>
+        <w:rPr>
+          <w:lang w:val="en-US"/>
+        </w:rPr>
+        <w:t xml:space="preserve">{ </w:t>
+      </w:r>
+      <w:proofErr w:type="spellStart"/>
+      <w:r>
+        <w:rPr>
+          <w:lang w:val="en-US"/>
+        </w:rPr>
+        <w:t>configureStore</w:t>
+      </w:r>
+      <w:proofErr w:type="spellEnd"/>
+      <w:proofErr w:type="gramEnd"/>
+      <w:r>
+        <w:rPr>
+          <w:lang w:val="en-US"/>
+        </w:rPr>
+        <w:t xml:space="preserve"> } from '@</w:t>
+      </w:r>
+      <w:proofErr w:type="spellStart"/>
+      <w:r>
+        <w:rPr>
+          <w:lang w:val="en-US"/>
+        </w:rPr>
+        <w:t>reduxjs</w:t>
+      </w:r>
+      <w:proofErr w:type="spellEnd"/>
+      <w:r>
+        <w:rPr>
+          <w:lang w:val="en-US"/>
+        </w:rPr>
+        <w:t>/toolkit'</w:t>
+      </w:r>
+    </w:p>
+    <w:p>
+      <w:pPr>
+        <w:pStyle w:val="Code"/>
+        <w:rPr>
+          <w:lang w:val="en-US"/>
+        </w:rPr>
+      </w:pPr>
+      <w:r>
+        <w:rPr>
+          <w:lang w:val="en-US"/>
+        </w:rPr>
+        <w:t xml:space="preserve">import </w:t>
+      </w:r>
+      <w:proofErr w:type="spellStart"/>
+      <w:r>
+        <w:rPr>
+          <w:lang w:val="en-US"/>
+        </w:rPr>
+        <w:t>configReducer</w:t>
+      </w:r>
+      <w:proofErr w:type="spellEnd"/>
+      <w:r>
+        <w:rPr>
+          <w:lang w:val="en-US"/>
+        </w:rPr>
+        <w:t xml:space="preserve"> from </w:t>
+      </w:r>
+      <w:proofErr w:type="gramStart"/>
+      <w:r>
+        <w:rPr>
+          <w:lang w:val="en-US"/>
+        </w:rPr>
+        <w:t>'./</w:t>
+      </w:r>
+      <w:proofErr w:type="gramEnd"/>
+      <w:r>
+        <w:rPr>
+          <w:lang w:val="en-US"/>
+        </w:rPr>
+        <w:t>redux/</w:t>
+      </w:r>
+      <w:proofErr w:type="spellStart"/>
+      <w:r>
+        <w:rPr>
+          <w:lang w:val="en-US"/>
+        </w:rPr>
+        <w:t>ConfigSlice</w:t>
+      </w:r>
+      <w:proofErr w:type="spellEnd"/>
+      <w:r>
+        <w:rPr>
+          <w:lang w:val="en-US"/>
+        </w:rPr>
+        <w:t>'</w:t>
+      </w:r>
+    </w:p>
+    <w:p>
+      <w:pPr>
+        <w:pStyle w:val="Code"/>
+        <w:rPr>
+          <w:lang w:val="en-US"/>
+        </w:rPr>
+      </w:pPr>
+    </w:p>
+    <w:p>
+      <w:pPr>
+        <w:pStyle w:val="Code"/>
+        <w:rPr>
+          <w:lang w:val="en-US"/>
+        </w:rPr>
+      </w:pPr>
+      <w:r>
+        <w:rPr>
+          <w:lang w:val="en-US"/>
+        </w:rPr>
+        <w:t xml:space="preserve">export default </w:t>
+      </w:r>
+      <w:proofErr w:type="spellStart"/>
+      <w:proofErr w:type="gramStart"/>
+      <w:r>
+        <w:rPr>
+          <w:lang w:val="en-US"/>
+        </w:rPr>
+        <w:t>configureStore</w:t>
+      </w:r>
+      <w:proofErr w:type="spellEnd"/>
+      <w:r>
+        <w:rPr>
+          <w:lang w:val="en-US"/>
+        </w:rPr>
+        <w:t>(</w:t>
+      </w:r>
+      <w:proofErr w:type="gramEnd"/>
+      <w:r>
+        <w:rPr>
+          <w:lang w:val="en-US"/>
+        </w:rPr>
+        <w:t>{</w:t>
+      </w:r>
+    </w:p>
+    <w:p>
+      <w:pPr>
+        <w:pStyle w:val="Code"/>
+        <w:rPr>
+          <w:lang w:val="en-US"/>
+        </w:rPr>
+      </w:pPr>
+      <w:r>
+        <w:rPr>
+          <w:lang w:val="en-US"/>
+        </w:rPr>
+        <w:t xml:space="preserve">    </w:t>
+      </w:r>
+      <w:proofErr w:type="gramStart"/>
+      <w:r>
+        <w:rPr>
+          <w:lang w:val="en-US"/>
+        </w:rPr>
+        <w:t>reducer: {</w:t>
+      </w:r>
+      <w:proofErr w:type="gramEnd"/>
+    </w:p>
+    <w:p>
+      <w:pPr>
+        <w:pStyle w:val="Code"/>
+        <w:rPr>
+          <w:lang w:val="en-US"/>
+        </w:rPr>
+      </w:pPr>
+      <w:r>
+        <w:rPr>
+          <w:lang w:val="en-US"/>
+        </w:rPr>
+        <w:t xml:space="preserve">        config: </w:t>
+      </w:r>
+      <w:proofErr w:type="spellStart"/>
+      <w:r>
+        <w:rPr>
+          <w:lang w:val="en-US"/>
+        </w:rPr>
+        <w:t>configReducer</w:t>
+      </w:r>
+      <w:proofErr w:type="spellEnd"/>
+      <w:r>
+        <w:rPr>
+          <w:lang w:val="en-US"/>
+        </w:rPr>
+        <w:t>,</w:t>
+      </w:r>
+    </w:p>
+    <w:p>
+      <w:pPr>
+        <w:pStyle w:val="Code"/>
+        <w:rPr>
+          <w:lang w:val="fr-FR"/>
+        </w:rPr>
+      </w:pPr>
+      <w:r>
+        <w:rPr>
+          <w:lang w:val="en-US"/>
+        </w:rPr>
+        <w:t xml:space="preserve">    </w:t>
+      </w:r>
+      <w:r>
+        <w:rPr>
+          <w:lang w:val="fr-FR"/>
+        </w:rPr>
+        <w:t>}</w:t>
+      </w:r>
+    </w:p>
+    <w:p>
+      <w:pPr>
+        <w:pStyle w:val="Code"/>
+        <w:keepNext w:val="0"/>
+        <w:rPr>
+          <w:lang w:val="fr-FR"/>
+        </w:rPr>
+      </w:pPr>
+      <w:r>
+        <w:rPr>
+          <w:lang w:val="fr-FR"/>
+        </w:rPr>
+        <w:t>})</w:t>
+      </w:r>
+    </w:p>
+    <w:p>
+      <w:pPr>
+        <w:keepNext/>
+        <w:rPr>
+          <w:lang w:val="fr-FR"/>
+        </w:rPr>
+      </w:pPr>
+      <w:r>
+        <w:rPr>
+          <w:lang w:val="fr-FR"/>
+        </w:rPr>
+        <w:t xml:space="preserve">Et récupérer le modèle dans nos composants </w:t>
+      </w:r>
+      <w:proofErr w:type="spellStart"/>
+      <w:r>
+        <w:rPr>
+          <w:lang w:val="fr-FR"/>
+        </w:rPr>
+        <w:t>React</w:t>
+      </w:r>
+      <w:proofErr w:type="spellEnd"/>
+      <w:r>
+        <w:rPr>
+          <w:lang w:val="fr-FR"/>
+        </w:rPr>
+        <w:t xml:space="preserve">, par exemple dans </w:t>
+      </w:r>
+      <w:proofErr w:type="spellStart"/>
+      <w:r>
+        <w:rPr>
+          <w:lang w:val="fr-FR"/>
+        </w:rPr>
+        <w:t>ControlBar.js</w:t>
+      </w:r>
+      <w:r>
+        <w:rPr>
+          <w:lang w:val="fr-FR"/>
+        </w:rPr>
+        <w:t>x</w:t>
+      </w:r>
+      <w:proofErr w:type="spellEnd"/>
+      <w:r>
+        <w:rPr>
+          <w:lang w:val="fr-FR"/>
+        </w:rPr>
+        <w:t xml:space="preserve">, en utilisant la fonction Hook </w:t>
+      </w:r>
+      <w:proofErr w:type="spellStart"/>
+      <w:r>
+        <w:rPr>
+          <w:lang w:val="fr-FR"/>
+        </w:rPr>
+        <w:t>useSelector</w:t>
+      </w:r>
+      <w:proofErr w:type="spellEnd"/>
+      <w:r>
+        <w:rPr>
+          <w:lang w:val="fr-FR"/>
+        </w:rPr>
+        <w:t xml:space="preserve"> de </w:t>
+      </w:r>
       <w:proofErr w:type="spellStart"/>
       <w:r>
         <w:rPr>
@@ -4922,19 +6442,295 @@
         <w:t>Redux</w:t>
       </w:r>
       <w:proofErr w:type="spellEnd"/>
-      <w:ins w:id="3" w:author="Nicolas Médoc [2]" w:date="2026-03-03T16:01:00Z" w16du:dateUtc="2026-03-03T15:01:00Z">
-        <w:r>
-          <w:rPr>
-            <w:lang w:val="fr-FR"/>
-          </w:rPr>
-          <w:t>,</w:t>
-        </w:r>
-      </w:ins>
-      <w:r>
-        <w:rPr>
-          <w:lang w:val="fr-FR"/>
-        </w:rPr>
-        <w:t xml:space="preserve"> un </w:t>
+      <w:r>
+        <w:rPr>
+          <w:lang w:val="fr-FR"/>
+        </w:rPr>
+        <w:t> :</w:t>
+      </w:r>
+    </w:p>
+    <w:p>
+      <w:pPr>
+        <w:pStyle w:val="Code"/>
+        <w:rPr>
+          <w:lang w:val="en-US"/>
+        </w:rPr>
+      </w:pPr>
+      <w:r>
+        <w:rPr>
+          <w:lang w:val="en-US"/>
+        </w:rPr>
+        <w:t xml:space="preserve">import </w:t>
+      </w:r>
+      <w:proofErr w:type="gramStart"/>
+      <w:r>
+        <w:rPr>
+          <w:lang w:val="en-US"/>
+        </w:rPr>
+        <w:t xml:space="preserve">{ </w:t>
+      </w:r>
+      <w:proofErr w:type="spellStart"/>
+      <w:r>
+        <w:rPr>
+          <w:lang w:val="en-US"/>
+        </w:rPr>
+        <w:t>useSelector</w:t>
+      </w:r>
+      <w:proofErr w:type="spellEnd"/>
+      <w:proofErr w:type="gramEnd"/>
+      <w:r>
+        <w:rPr>
+          <w:lang w:val="en-US"/>
+        </w:rPr>
+        <w:t xml:space="preserve"> </w:t>
+      </w:r>
+      <w:r>
+        <w:rPr>
+          <w:lang w:val="en-US"/>
+        </w:rPr>
+        <w:t>} from "react-redux</w:t>
+      </w:r>
+      <w:proofErr w:type="gramStart"/>
+      <w:r>
+        <w:rPr>
+          <w:lang w:val="en-US"/>
+        </w:rPr>
+        <w:t>";</w:t>
+      </w:r>
+      <w:proofErr w:type="gramEnd"/>
+    </w:p>
+    <w:p>
+      <w:pPr>
+        <w:pStyle w:val="Code"/>
+        <w:rPr>
+          <w:lang w:val="en-US"/>
+        </w:rPr>
+      </w:pPr>
+      <w:r>
+        <w:rPr>
+          <w:lang w:val="en-US"/>
+        </w:rPr>
+        <w:t>...</w:t>
+      </w:r>
+    </w:p>
+    <w:p>
+      <w:pPr>
+        <w:pStyle w:val="Code"/>
+        <w:rPr>
+          <w:lang w:val="en-GB"/>
+        </w:rPr>
+      </w:pPr>
+      <w:r>
+        <w:rPr>
+          <w:lang w:val="en-US"/>
+        </w:rPr>
+        <w:t xml:space="preserve">function </w:t>
+      </w:r>
+      <w:proofErr w:type="spellStart"/>
+      <w:r>
+        <w:rPr>
+          <w:lang w:val="en-US"/>
+        </w:rPr>
+        <w:t>ControlBar</w:t>
+      </w:r>
+      <w:proofErr w:type="spellEnd"/>
+      <w:r>
+        <w:rPr>
+          <w:lang w:val="en-US"/>
+        </w:rPr>
+        <w:t>(</w:t>
+      </w:r>
+      <w:r>
+        <w:rPr>
+          <w:lang w:val="en-GB"/>
+        </w:rPr>
+        <w:t>{</w:t>
+      </w:r>
+      <w:proofErr w:type="spellStart"/>
+      <w:r>
+        <w:rPr>
+          <w:lang w:val="en-GB"/>
+        </w:rPr>
+        <w:t>onSubmitGenAction</w:t>
+      </w:r>
+      <w:proofErr w:type="spellEnd"/>
+      <w:proofErr w:type="gramStart"/>
+      <w:r>
+        <w:rPr>
+          <w:lang w:val="en-GB"/>
+        </w:rPr>
+        <w:t>}</w:t>
+      </w:r>
+      <w:r>
+        <w:rPr>
+          <w:lang w:val="en-US"/>
+        </w:rPr>
+        <w:t>){</w:t>
+      </w:r>
+      <w:proofErr w:type="gramEnd"/>
+    </w:p>
+    <w:p>
+      <w:pPr>
+        <w:pStyle w:val="Code"/>
+        <w:rPr>
+          <w:lang w:val="en-US"/>
+        </w:rPr>
+      </w:pPr>
+      <w:r>
+        <w:rPr>
+          <w:lang w:val="en-US"/>
+        </w:rPr>
+        <w:t xml:space="preserve">    </w:t>
+      </w:r>
+      <w:r>
+        <w:rPr>
+          <w:lang w:val="en-US"/>
+        </w:rPr>
+        <w:t>// config being the name used in store.js</w:t>
+      </w:r>
+    </w:p>
+    <w:p>
+      <w:pPr>
+        <w:pStyle w:val="Code"/>
+        <w:rPr>
+          <w:lang w:val="en-US"/>
+        </w:rPr>
+      </w:pPr>
+      <w:r>
+        <w:rPr>
+          <w:lang w:val="en-US"/>
+        </w:rPr>
+        <w:t xml:space="preserve">    </w:t>
+      </w:r>
+      <w:r>
+        <w:rPr>
+          <w:lang w:val="en-US"/>
+        </w:rPr>
+        <w:t xml:space="preserve">const </w:t>
+      </w:r>
+      <w:proofErr w:type="spellStart"/>
+      <w:r>
+        <w:rPr>
+          <w:lang w:val="en-US"/>
+        </w:rPr>
+        <w:t>genConfig</w:t>
+      </w:r>
+      <w:r>
+        <w:rPr>
+          <w:lang w:val="en-US"/>
+        </w:rPr>
+        <w:t>Data</w:t>
+      </w:r>
+      <w:proofErr w:type="spellEnd"/>
+      <w:r>
+        <w:rPr>
+          <w:lang w:val="en-US"/>
+        </w:rPr>
+        <w:t xml:space="preserve"> = </w:t>
+      </w:r>
+      <w:proofErr w:type="spellStart"/>
+      <w:r>
+        <w:rPr>
+          <w:lang w:val="en-US"/>
+        </w:rPr>
+        <w:t>useSelector</w:t>
+      </w:r>
+      <w:proofErr w:type="spellEnd"/>
+      <w:r>
+        <w:rPr>
+          <w:lang w:val="en-US"/>
+        </w:rPr>
+        <w:t>(state=&gt;</w:t>
+      </w:r>
+      <w:proofErr w:type="spellStart"/>
+      <w:r>
+        <w:rPr>
+          <w:lang w:val="en-US"/>
+        </w:rPr>
+        <w:t>state.config</w:t>
+      </w:r>
+      <w:proofErr w:type="spellEnd"/>
+      <w:proofErr w:type="gramStart"/>
+      <w:r>
+        <w:rPr>
+          <w:lang w:val="en-US"/>
+        </w:rPr>
+        <w:t>);</w:t>
+      </w:r>
+      <w:proofErr w:type="gramEnd"/>
+    </w:p>
+    <w:p>
+      <w:pPr>
+        <w:pStyle w:val="Code"/>
+        <w:rPr>
+          <w:lang w:val="fr-FR"/>
+        </w:rPr>
+      </w:pPr>
+      <w:r>
+        <w:rPr>
+          <w:lang w:val="fr-FR"/>
+        </w:rPr>
+        <w:t>...</w:t>
+      </w:r>
+    </w:p>
+    <w:p>
+      <w:pPr>
+        <w:rPr>
+          <w:lang w:val="fr-FR"/>
+        </w:rPr>
+      </w:pPr>
+      <w:r>
+        <w:rPr>
+          <w:lang w:val="fr-FR"/>
+        </w:rPr>
+        <w:t xml:space="preserve">On peut donc supprimer la propriété en paramètre de </w:t>
+      </w:r>
+      <w:proofErr w:type="spellStart"/>
+      <w:r>
+        <w:rPr>
+          <w:lang w:val="fr-FR"/>
+        </w:rPr>
+        <w:t>ControlBar</w:t>
+      </w:r>
+      <w:proofErr w:type="spellEnd"/>
+      <w:r>
+        <w:rPr>
+          <w:lang w:val="fr-FR"/>
+        </w:rPr>
+        <w:t xml:space="preserve">. </w:t>
+      </w:r>
+    </w:p>
+    <w:p>
+      <w:pPr>
+        <w:rPr>
+          <w:lang w:val="fr-FR"/>
+        </w:rPr>
+      </w:pPr>
+      <w:r>
+        <w:rPr>
+          <w:lang w:val="fr-FR"/>
+        </w:rPr>
+        <w:t xml:space="preserve">Il faut maintenant utiliser l’action </w:t>
+      </w:r>
+      <w:proofErr w:type="spellStart"/>
+      <w:r>
+        <w:rPr>
+          <w:lang w:val="fr-FR"/>
+        </w:rPr>
+        <w:t>updateNbRowsAndCols</w:t>
+      </w:r>
+      <w:proofErr w:type="spellEnd"/>
+      <w:r>
+        <w:rPr>
+          <w:lang w:val="fr-FR"/>
+        </w:rPr>
+        <w:t xml:space="preserve"> </w:t>
+      </w:r>
+      <w:r>
+        <w:rPr>
+          <w:lang w:val="fr-FR"/>
+        </w:rPr>
+        <w:t xml:space="preserve">du </w:t>
       </w:r>
       <w:proofErr w:type="spellStart"/>
       <w:r>
@@ -4948,2833 +6744,800 @@
         <w:rPr>
           <w:lang w:val="fr-FR"/>
         </w:rPr>
+        <w:t xml:space="preserve"> grâce </w:t>
+      </w:r>
+      <w:r>
+        <w:rPr>
+          <w:lang w:val="fr-FR"/>
+        </w:rPr>
+        <w:t xml:space="preserve">au Hook </w:t>
+      </w:r>
+      <w:proofErr w:type="spellStart"/>
+      <w:r>
+        <w:rPr>
+          <w:lang w:val="fr-FR"/>
+        </w:rPr>
+        <w:t>useDispatch</w:t>
+      </w:r>
+      <w:proofErr w:type="spellEnd"/>
+      <w:r>
+        <w:rPr>
+          <w:lang w:val="fr-FR"/>
+        </w:rPr>
+        <w:t> :</w:t>
+      </w:r>
+    </w:p>
+    <w:p>
+      <w:pPr>
+        <w:pStyle w:val="Code"/>
+        <w:rPr>
+          <w:lang w:val="en-US"/>
+        </w:rPr>
+      </w:pPr>
+      <w:r>
+        <w:rPr>
+          <w:lang w:val="en-US"/>
+        </w:rPr>
+        <w:lastRenderedPageBreak/>
+        <w:t xml:space="preserve">import </w:t>
+      </w:r>
+      <w:proofErr w:type="gramStart"/>
+      <w:r>
+        <w:rPr>
+          <w:lang w:val="en-US"/>
+        </w:rPr>
+        <w:t xml:space="preserve">{ </w:t>
+      </w:r>
+      <w:proofErr w:type="spellStart"/>
+      <w:r>
+        <w:rPr>
+          <w:lang w:val="en-US"/>
+        </w:rPr>
+        <w:t>useSelector</w:t>
+      </w:r>
+      <w:proofErr w:type="spellEnd"/>
+      <w:proofErr w:type="gramEnd"/>
+      <w:r>
+        <w:rPr>
+          <w:lang w:val="en-US"/>
+        </w:rPr>
+        <w:t xml:space="preserve">, </w:t>
+      </w:r>
+      <w:proofErr w:type="spellStart"/>
+      <w:proofErr w:type="gramStart"/>
+      <w:r>
+        <w:rPr>
+          <w:lang w:val="en-US"/>
+        </w:rPr>
+        <w:t>useDispatch</w:t>
+      </w:r>
+      <w:proofErr w:type="spellEnd"/>
+      <w:r>
+        <w:rPr>
+          <w:lang w:val="en-US"/>
+        </w:rPr>
+        <w:t xml:space="preserve"> }</w:t>
+      </w:r>
+      <w:proofErr w:type="gramEnd"/>
+      <w:r>
+        <w:rPr>
+          <w:lang w:val="en-US"/>
+        </w:rPr>
+        <w:t xml:space="preserve"> from "react-redux</w:t>
+      </w:r>
+      <w:proofErr w:type="gramStart"/>
+      <w:r>
+        <w:rPr>
+          <w:lang w:val="en-US"/>
+        </w:rPr>
+        <w:t>";</w:t>
+      </w:r>
+      <w:proofErr w:type="gramEnd"/>
+    </w:p>
+    <w:p>
+      <w:pPr>
+        <w:pStyle w:val="Code"/>
+        <w:rPr>
+          <w:lang w:val="en-US"/>
+        </w:rPr>
+      </w:pPr>
+      <w:r>
+        <w:rPr>
+          <w:lang w:val="en-US"/>
+        </w:rPr>
+        <w:t xml:space="preserve">import </w:t>
+      </w:r>
+      <w:proofErr w:type="gramStart"/>
+      <w:r>
+        <w:rPr>
+          <w:lang w:val="en-US"/>
+        </w:rPr>
+        <w:t xml:space="preserve">{ </w:t>
+      </w:r>
+      <w:proofErr w:type="spellStart"/>
+      <w:r>
+        <w:rPr>
+          <w:lang w:val="en-US"/>
+        </w:rPr>
+        <w:t>updateNbRowsAndCols</w:t>
+      </w:r>
+      <w:proofErr w:type="spellEnd"/>
+      <w:proofErr w:type="gramEnd"/>
+      <w:r>
+        <w:rPr>
+          <w:lang w:val="en-US"/>
+        </w:rPr>
+        <w:t xml:space="preserve"> } from </w:t>
+      </w:r>
+      <w:proofErr w:type="gramStart"/>
+      <w:r>
+        <w:rPr>
+          <w:lang w:val="en-US"/>
+        </w:rPr>
+        <w:t>"../..</w:t>
+      </w:r>
+      <w:proofErr w:type="gramEnd"/>
+      <w:r>
+        <w:rPr>
+          <w:lang w:val="en-US"/>
+        </w:rPr>
+        <w:t>/redux/</w:t>
+      </w:r>
+      <w:proofErr w:type="spellStart"/>
+      <w:r>
+        <w:rPr>
+          <w:lang w:val="en-US"/>
+        </w:rPr>
+        <w:t>ConfigSlice</w:t>
+      </w:r>
+      <w:proofErr w:type="spellEnd"/>
+      <w:proofErr w:type="gramStart"/>
+      <w:r>
+        <w:rPr>
+          <w:lang w:val="en-US"/>
+        </w:rPr>
+        <w:t>";</w:t>
+      </w:r>
+      <w:proofErr w:type="gramEnd"/>
+    </w:p>
+    <w:p>
+      <w:pPr>
+        <w:pStyle w:val="Code"/>
+        <w:rPr>
+          <w:lang w:val="en-US"/>
+        </w:rPr>
+      </w:pPr>
+    </w:p>
+    <w:p>
+      <w:pPr>
+        <w:pStyle w:val="Code"/>
+        <w:rPr>
+          <w:lang w:val="en-US"/>
+        </w:rPr>
+      </w:pPr>
+      <w:r>
+        <w:rPr>
+          <w:lang w:val="en-US"/>
+        </w:rPr>
+        <w:t xml:space="preserve">function </w:t>
+      </w:r>
+      <w:proofErr w:type="spellStart"/>
+      <w:proofErr w:type="gramStart"/>
+      <w:r>
+        <w:rPr>
+          <w:lang w:val="en-US"/>
+        </w:rPr>
+        <w:t>ControlBar</w:t>
+      </w:r>
+      <w:proofErr w:type="spellEnd"/>
+      <w:r>
+        <w:rPr>
+          <w:lang w:val="en-US"/>
+        </w:rPr>
+        <w:t>(){</w:t>
+      </w:r>
+      <w:proofErr w:type="gramEnd"/>
+    </w:p>
+    <w:p>
+      <w:pPr>
+        <w:pStyle w:val="Code"/>
+        <w:rPr>
+          <w:lang w:val="en-US"/>
+        </w:rPr>
+      </w:pPr>
+      <w:r>
+        <w:rPr>
+          <w:lang w:val="en-US"/>
+        </w:rPr>
+        <w:t xml:space="preserve">    // config in </w:t>
+      </w:r>
+      <w:proofErr w:type="spellStart"/>
+      <w:r>
+        <w:rPr>
+          <w:lang w:val="en-US"/>
+        </w:rPr>
+        <w:t>state.config</w:t>
+      </w:r>
+      <w:proofErr w:type="spellEnd"/>
+      <w:r>
+        <w:rPr>
+          <w:lang w:val="en-US"/>
+        </w:rPr>
+        <w:t xml:space="preserve"> being the name used for the reducer in store.js</w:t>
+      </w:r>
+    </w:p>
+    <w:p>
+      <w:pPr>
+        <w:pStyle w:val="Code"/>
+        <w:rPr>
+          <w:lang w:val="en-US"/>
+        </w:rPr>
+      </w:pPr>
+      <w:r>
+        <w:rPr>
+          <w:lang w:val="en-US"/>
+        </w:rPr>
+        <w:t xml:space="preserve">    const </w:t>
+      </w:r>
+      <w:proofErr w:type="spellStart"/>
+      <w:r>
+        <w:rPr>
+          <w:lang w:val="en-US"/>
+        </w:rPr>
+        <w:t>genConfigData</w:t>
+      </w:r>
+      <w:proofErr w:type="spellEnd"/>
+      <w:r>
+        <w:rPr>
+          <w:lang w:val="en-US"/>
+        </w:rPr>
+        <w:t xml:space="preserve"> = </w:t>
+      </w:r>
+      <w:proofErr w:type="spellStart"/>
+      <w:r>
+        <w:rPr>
+          <w:lang w:val="en-US"/>
+        </w:rPr>
+        <w:t>useSelector</w:t>
+      </w:r>
+      <w:proofErr w:type="spellEnd"/>
+      <w:r>
+        <w:rPr>
+          <w:lang w:val="en-US"/>
+        </w:rPr>
+        <w:t>(state=&gt;</w:t>
+      </w:r>
+      <w:proofErr w:type="spellStart"/>
+      <w:r>
+        <w:rPr>
+          <w:lang w:val="en-US"/>
+        </w:rPr>
+        <w:t>state.config</w:t>
+      </w:r>
+      <w:proofErr w:type="spellEnd"/>
+      <w:proofErr w:type="gramStart"/>
+      <w:r>
+        <w:rPr>
+          <w:lang w:val="en-US"/>
+        </w:rPr>
+        <w:t>);</w:t>
+      </w:r>
+      <w:proofErr w:type="gramEnd"/>
+    </w:p>
+    <w:p>
+      <w:pPr>
+        <w:pStyle w:val="Code"/>
+        <w:rPr>
+          <w:lang w:val="en-US"/>
+        </w:rPr>
+      </w:pPr>
+      <w:r>
+        <w:rPr>
+          <w:lang w:val="en-US"/>
+        </w:rPr>
+        <w:t xml:space="preserve">    const dispatch = </w:t>
+      </w:r>
+      <w:proofErr w:type="spellStart"/>
+      <w:proofErr w:type="gramStart"/>
+      <w:r>
+        <w:rPr>
+          <w:lang w:val="en-US"/>
+        </w:rPr>
+        <w:t>useDispatch</w:t>
+      </w:r>
+      <w:proofErr w:type="spellEnd"/>
+      <w:r>
+        <w:rPr>
+          <w:lang w:val="en-US"/>
+        </w:rPr>
+        <w:t>();</w:t>
+      </w:r>
+      <w:proofErr w:type="gramEnd"/>
+    </w:p>
+    <w:p>
+      <w:pPr>
+        <w:pStyle w:val="Code"/>
+        <w:rPr>
+          <w:lang w:val="en-US"/>
+        </w:rPr>
+      </w:pPr>
+    </w:p>
+    <w:p>
+      <w:pPr>
+        <w:pStyle w:val="Code"/>
+        <w:rPr>
+          <w:lang w:val="en-US"/>
+        </w:rPr>
+      </w:pPr>
+      <w:r>
+        <w:rPr>
+          <w:lang w:val="en-US"/>
+        </w:rPr>
+        <w:t xml:space="preserve">    const </w:t>
+      </w:r>
+      <w:proofErr w:type="spellStart"/>
+      <w:r>
+        <w:rPr>
+          <w:lang w:val="en-US"/>
+        </w:rPr>
+        <w:t>handleOnSubmit</w:t>
+      </w:r>
+      <w:proofErr w:type="spellEnd"/>
+      <w:r>
+        <w:rPr>
+          <w:lang w:val="en-US"/>
+        </w:rPr>
+        <w:t xml:space="preserve"> = function(event</w:t>
+      </w:r>
+      <w:proofErr w:type="gramStart"/>
+      <w:r>
+        <w:rPr>
+          <w:lang w:val="en-US"/>
+        </w:rPr>
+        <w:t>){</w:t>
+      </w:r>
+      <w:proofErr w:type="gramEnd"/>
+    </w:p>
+    <w:p>
+      <w:pPr>
+        <w:pStyle w:val="Code"/>
+        <w:rPr>
+          <w:lang w:val="en-US"/>
+        </w:rPr>
+      </w:pPr>
+      <w:r>
+        <w:rPr>
+          <w:lang w:val="en-US"/>
+        </w:rPr>
+        <w:t>…</w:t>
+      </w:r>
+    </w:p>
+    <w:p>
+      <w:pPr>
+        <w:pStyle w:val="Code"/>
+        <w:rPr>
+          <w:lang w:val="en-US"/>
+        </w:rPr>
+      </w:pPr>
+      <w:r>
+        <w:rPr>
+          <w:lang w:val="en-US"/>
+        </w:rPr>
+        <w:t xml:space="preserve">        const </w:t>
+      </w:r>
+      <w:proofErr w:type="spellStart"/>
+      <w:r>
+        <w:rPr>
+          <w:lang w:val="en-US"/>
+        </w:rPr>
+        <w:t>formJSON</w:t>
+      </w:r>
+      <w:proofErr w:type="spellEnd"/>
+      <w:r>
+        <w:rPr>
+          <w:lang w:val="en-US"/>
+        </w:rPr>
+        <w:t xml:space="preserve"> = </w:t>
+      </w:r>
+      <w:proofErr w:type="spellStart"/>
+      <w:r>
+        <w:rPr>
+          <w:lang w:val="en-US"/>
+        </w:rPr>
+        <w:t>Object.fromEntries</w:t>
+      </w:r>
+      <w:proofErr w:type="spellEnd"/>
+      <w:r>
+        <w:rPr>
+          <w:lang w:val="en-US"/>
+        </w:rPr>
+        <w:t>(</w:t>
+      </w:r>
+      <w:proofErr w:type="spellStart"/>
+      <w:r>
+        <w:rPr>
+          <w:lang w:val="en-US"/>
+        </w:rPr>
+        <w:t>formData.entries</w:t>
+      </w:r>
+      <w:proofErr w:type="spellEnd"/>
+      <w:r>
+        <w:rPr>
+          <w:lang w:val="en-US"/>
+        </w:rPr>
+        <w:t>()</w:t>
+      </w:r>
+      <w:proofErr w:type="gramStart"/>
+      <w:r>
+        <w:rPr>
+          <w:lang w:val="en-US"/>
+        </w:rPr>
+        <w:t>);</w:t>
+      </w:r>
+      <w:proofErr w:type="gramEnd"/>
+    </w:p>
+    <w:p>
+      <w:pPr>
+        <w:pStyle w:val="Code"/>
+        <w:rPr>
+          <w:lang w:val="en-US"/>
+        </w:rPr>
+      </w:pPr>
+      <w:r>
+        <w:rPr>
+          <w:lang w:val="en-US"/>
+        </w:rPr>
+        <w:t xml:space="preserve">        // </w:t>
+      </w:r>
+      <w:proofErr w:type="spellStart"/>
+      <w:r>
+        <w:rPr>
+          <w:lang w:val="en-US"/>
+        </w:rPr>
+        <w:t>onSubmitGenAction</w:t>
+      </w:r>
+      <w:proofErr w:type="spellEnd"/>
+      <w:r>
+        <w:rPr>
+          <w:lang w:val="en-US"/>
+        </w:rPr>
+        <w:t>(</w:t>
+      </w:r>
+      <w:proofErr w:type="spellStart"/>
+      <w:r>
+        <w:rPr>
+          <w:lang w:val="en-US"/>
+        </w:rPr>
+        <w:t>formJSON</w:t>
+      </w:r>
+      <w:proofErr w:type="spellEnd"/>
+      <w:r>
+        <w:rPr>
+          <w:lang w:val="en-US"/>
+        </w:rPr>
+        <w:t>)</w:t>
+      </w:r>
+    </w:p>
+    <w:p>
+      <w:pPr>
+        <w:pStyle w:val="Code"/>
+        <w:rPr>
+          <w:lang w:val="en-US"/>
+        </w:rPr>
+      </w:pPr>
+      <w:r>
+        <w:rPr>
+          <w:lang w:val="en-US"/>
+        </w:rPr>
+        <w:t xml:space="preserve">        const </w:t>
+      </w:r>
+      <w:proofErr w:type="spellStart"/>
+      <w:r>
+        <w:rPr>
+          <w:lang w:val="en-US"/>
+        </w:rPr>
+        <w:t>genConfig</w:t>
+      </w:r>
+      <w:proofErr w:type="spellEnd"/>
+      <w:r>
+        <w:rPr>
+          <w:lang w:val="en-US"/>
+        </w:rPr>
+        <w:t xml:space="preserve"> = {</w:t>
+      </w:r>
+    </w:p>
+    <w:p>
+      <w:pPr>
+        <w:pStyle w:val="Code"/>
+        <w:rPr>
+          <w:lang w:val="en-US"/>
+        </w:rPr>
+      </w:pPr>
+      <w:r>
+        <w:rPr>
+          <w:lang w:val="en-US"/>
+        </w:rPr>
+        <w:t xml:space="preserve">            </w:t>
+      </w:r>
+      <w:proofErr w:type="spellStart"/>
+      <w:r>
+        <w:rPr>
+          <w:lang w:val="en-US"/>
+        </w:rPr>
+        <w:t>nbRows</w:t>
+      </w:r>
+      <w:proofErr w:type="spellEnd"/>
+      <w:r>
+        <w:rPr>
+          <w:lang w:val="en-US"/>
+        </w:rPr>
+        <w:t xml:space="preserve">: </w:t>
+      </w:r>
+      <w:proofErr w:type="spellStart"/>
+      <w:proofErr w:type="gramStart"/>
+      <w:r>
+        <w:rPr>
+          <w:lang w:val="en-US"/>
+        </w:rPr>
+        <w:t>parseInt</w:t>
+      </w:r>
+      <w:proofErr w:type="spellEnd"/>
+      <w:r>
+        <w:rPr>
+          <w:lang w:val="en-US"/>
+        </w:rPr>
+        <w:t>(</w:t>
+      </w:r>
+      <w:proofErr w:type="spellStart"/>
+      <w:proofErr w:type="gramEnd"/>
+      <w:r>
+        <w:rPr>
+          <w:lang w:val="en-US"/>
+        </w:rPr>
+        <w:t>formJSON.nbRows</w:t>
+      </w:r>
+      <w:proofErr w:type="spellEnd"/>
+      <w:r>
+        <w:rPr>
+          <w:lang w:val="en-US"/>
+        </w:rPr>
+        <w:t>),</w:t>
+      </w:r>
+    </w:p>
+    <w:p>
+      <w:pPr>
+        <w:pStyle w:val="Code"/>
+        <w:rPr>
+          <w:lang w:val="en-US"/>
+        </w:rPr>
+      </w:pPr>
+      <w:r>
+        <w:rPr>
+          <w:lang w:val="en-US"/>
+        </w:rPr>
+        <w:t xml:space="preserve">           </w:t>
+      </w:r>
+      <w:r>
+        <w:rPr>
+          <w:lang w:val="en-US"/>
+        </w:rPr>
         <w:t xml:space="preserve"> </w:t>
       </w:r>
-      <w:del w:id="4" w:author="Nicolas Médoc [2]" w:date="2026-03-03T16:01:00Z" w16du:dateUtc="2026-03-03T15:01:00Z">
-        <w:r>
-          <w:rPr>
-            <w:lang w:val="fr-FR"/>
-          </w:rPr>
-          <w:delText xml:space="preserve">déclare </w:delText>
-        </w:r>
-      </w:del>
-      <w:ins w:id="5" w:author="Nicolas Médoc [2]" w:date="2026-03-03T16:01:00Z" w16du:dateUtc="2026-03-03T15:01:00Z">
-        <w:r>
-          <w:rPr>
-            <w:lang w:val="fr-FR"/>
-          </w:rPr>
-          <w:t>définit</w:t>
-        </w:r>
-        <w:r>
-          <w:rPr>
-            <w:lang w:val="fr-FR"/>
-          </w:rPr>
-          <w:t xml:space="preserve"> </w:t>
-        </w:r>
-      </w:ins>
-      <w:r>
-        <w:rPr>
-          <w:lang w:val="fr-FR"/>
-        </w:rPr>
-        <w:t xml:space="preserve">un model et un </w:t>
-      </w:r>
-      <w:del w:id="6" w:author="Nicolas Médoc [2]" w:date="2026-03-03T16:02:00Z" w16du:dateUtc="2026-03-03T15:02:00Z">
-        <w:r>
-          <w:rPr>
-            <w:lang w:val="fr-FR"/>
-          </w:rPr>
-          <w:delText>controller</w:delText>
-        </w:r>
-      </w:del>
-      <w:ins w:id="7" w:author="Nicolas Médoc [2]" w:date="2026-03-03T16:02:00Z" w16du:dateUtc="2026-03-03T15:02:00Z">
-        <w:r>
-          <w:rPr>
-            <w:lang w:val="fr-FR"/>
-          </w:rPr>
-          <w:t>contrôleur</w:t>
-        </w:r>
-      </w:ins>
-      <w:r>
-        <w:rPr>
-          <w:lang w:val="fr-FR"/>
-        </w:rPr>
-        <w:t xml:space="preserve"> (</w:t>
-      </w:r>
-      <w:r>
-        <w:rPr>
-          <w:lang w:val="fr-FR"/>
-        </w:rPr>
-        <w:t>paradigm</w:t>
-      </w:r>
-      <w:r>
-        <w:rPr>
-          <w:lang w:val="fr-FR"/>
-        </w:rPr>
-        <w:t>e</w:t>
-      </w:r>
-      <w:r>
-        <w:rPr>
-          <w:lang w:val="fr-FR"/>
-        </w:rPr>
-        <w:t xml:space="preserve"> MVC</w:t>
-      </w:r>
-      <w:r>
-        <w:rPr>
-          <w:lang w:val="fr-FR"/>
-        </w:rPr>
-        <w:t xml:space="preserve">). Le </w:t>
-      </w:r>
-      <w:proofErr w:type="spellStart"/>
-      <w:r>
-        <w:rPr>
-          <w:lang w:val="fr-FR"/>
-        </w:rPr>
-        <w:t>reducer</w:t>
-      </w:r>
-      <w:proofErr w:type="spellEnd"/>
-      <w:r>
-        <w:rPr>
-          <w:lang w:val="fr-FR"/>
-        </w:rPr>
-        <w:t xml:space="preserve"> est donc </w:t>
-      </w:r>
-      <w:r>
-        <w:rPr>
-          <w:lang w:val="fr-FR"/>
-        </w:rPr>
-        <w:t xml:space="preserve">responsable de gérer une partie des données, </w:t>
-      </w:r>
-      <w:r>
-        <w:rPr>
-          <w:lang w:val="fr-FR"/>
-        </w:rPr>
-        <w:t xml:space="preserve">son </w:t>
-      </w:r>
-      <w:r>
-        <w:rPr>
-          <w:lang w:val="fr-FR"/>
-        </w:rPr>
-        <w:t xml:space="preserve">stockage dans le model et </w:t>
-      </w:r>
-      <w:r>
-        <w:rPr>
-          <w:lang w:val="fr-FR"/>
-        </w:rPr>
-        <w:t xml:space="preserve">ses </w:t>
-      </w:r>
-      <w:r>
-        <w:rPr>
-          <w:lang w:val="fr-FR"/>
-        </w:rPr>
-        <w:t>transformation</w:t>
-      </w:r>
-      <w:r>
-        <w:rPr>
-          <w:lang w:val="fr-FR"/>
+      <w:proofErr w:type="spellStart"/>
+      <w:r>
+        <w:rPr>
+          <w:lang w:val="en-US"/>
+        </w:rPr>
+        <w:t>nbCols</w:t>
+      </w:r>
+      <w:proofErr w:type="spellEnd"/>
+      <w:r>
+        <w:rPr>
+          <w:lang w:val="en-US"/>
+        </w:rPr>
+        <w:t xml:space="preserve">: </w:t>
+      </w:r>
+      <w:proofErr w:type="spellStart"/>
+      <w:proofErr w:type="gramStart"/>
+      <w:r>
+        <w:rPr>
+          <w:lang w:val="en-US"/>
+        </w:rPr>
+        <w:t>parseInt</w:t>
+      </w:r>
+      <w:proofErr w:type="spellEnd"/>
+      <w:r>
+        <w:rPr>
+          <w:lang w:val="en-US"/>
+        </w:rPr>
+        <w:t>(</w:t>
+      </w:r>
+      <w:proofErr w:type="spellStart"/>
+      <w:proofErr w:type="gramEnd"/>
+      <w:r>
+        <w:rPr>
+          <w:lang w:val="en-US"/>
+        </w:rPr>
+        <w:t>formJSON.nb</w:t>
+      </w:r>
+      <w:r>
+        <w:rPr>
+          <w:lang w:val="en-US"/>
+        </w:rPr>
+        <w:t>Col</w:t>
+      </w:r>
+      <w:r>
+        <w:rPr>
+          <w:lang w:val="en-US"/>
         </w:rPr>
         <w:t>s</w:t>
       </w:r>
-      <w:r>
-        <w:rPr>
-          <w:lang w:val="fr-FR"/>
-        </w:rPr>
-        <w:t xml:space="preserve"> en fonction des actions de l’utilisateur.</w:t>
-      </w:r>
-    </w:p>
-    <w:p>
-      <w:pPr>
-        <w:rPr>
-          <w:lang w:val="fr-FR"/>
-        </w:rPr>
-      </w:pPr>
-      <w:r>
-        <w:rPr>
-          <w:lang w:val="fr-FR"/>
-        </w:rPr>
-        <w:t xml:space="preserve">Commençons par créer </w:t>
-      </w:r>
-      <w:r>
-        <w:rPr>
-          <w:lang w:val="fr-FR"/>
-        </w:rPr>
-        <w:t>le fichier src/store.js</w:t>
-      </w:r>
-      <w:r>
-        <w:rPr>
-          <w:lang w:val="fr-FR"/>
-        </w:rPr>
-        <w:t> :</w:t>
-      </w:r>
-    </w:p>
-    <w:p>
-      <w:pPr>
-        <w:pStyle w:val="Code"/>
-        <w:rPr>
-          <w:lang w:val="en-US"/>
-        </w:rPr>
-      </w:pPr>
-      <w:r>
-        <w:rPr>
-          <w:lang w:val="en-US"/>
-        </w:rPr>
-        <w:t xml:space="preserve">import </w:t>
-      </w:r>
-      <w:proofErr w:type="gramStart"/>
-      <w:r>
-        <w:rPr>
-          <w:lang w:val="en-US"/>
-        </w:rPr>
-        <w:t xml:space="preserve">{ </w:t>
-      </w:r>
-      <w:proofErr w:type="spellStart"/>
-      <w:r>
-        <w:rPr>
-          <w:lang w:val="en-US"/>
-        </w:rPr>
-        <w:t>configureStore</w:t>
-      </w:r>
-      <w:proofErr w:type="spellEnd"/>
-      <w:proofErr w:type="gramEnd"/>
-      <w:r>
-        <w:rPr>
-          <w:lang w:val="en-US"/>
-        </w:rPr>
-        <w:t xml:space="preserve"> } from '@</w:t>
-      </w:r>
-      <w:proofErr w:type="spellStart"/>
-      <w:r>
-        <w:rPr>
-          <w:lang w:val="en-US"/>
-        </w:rPr>
-        <w:t>reduxjs</w:t>
-      </w:r>
-      <w:proofErr w:type="spellEnd"/>
-      <w:r>
-        <w:rPr>
-          <w:lang w:val="en-US"/>
-        </w:rPr>
-        <w:t>/toolkit'</w:t>
-      </w:r>
-    </w:p>
-    <w:p>
-      <w:pPr>
-        <w:pStyle w:val="Code"/>
-        <w:rPr>
-          <w:lang w:val="en-US"/>
-        </w:rPr>
-      </w:pPr>
-    </w:p>
-    <w:p>
-      <w:pPr>
-        <w:pStyle w:val="Code"/>
-        <w:rPr>
-          <w:lang w:val="fr-FR"/>
-        </w:rPr>
-      </w:pPr>
-      <w:proofErr w:type="gramStart"/>
-      <w:r>
-        <w:rPr>
-          <w:lang w:val="fr-FR"/>
-        </w:rPr>
-        <w:t>export</w:t>
-      </w:r>
-      <w:proofErr w:type="gramEnd"/>
-      <w:r>
-        <w:rPr>
-          <w:lang w:val="fr-FR"/>
-        </w:rPr>
-        <w:t xml:space="preserve"> default </w:t>
-      </w:r>
-      <w:proofErr w:type="spellStart"/>
-      <w:proofErr w:type="gramStart"/>
-      <w:r>
-        <w:rPr>
-          <w:lang w:val="fr-FR"/>
-        </w:rPr>
-        <w:t>configureStore</w:t>
-      </w:r>
-      <w:proofErr w:type="spellEnd"/>
+      <w:proofErr w:type="spellEnd"/>
+      <w:r>
+        <w:rPr>
+          <w:lang w:val="en-US"/>
+        </w:rPr>
+        <w:t>)</w:t>
+      </w:r>
+    </w:p>
+    <w:p>
+      <w:pPr>
+        <w:pStyle w:val="Code"/>
+        <w:rPr>
+          <w:lang w:val="fr-FR"/>
+        </w:rPr>
+      </w:pPr>
+      <w:r>
+        <w:rPr>
+          <w:lang w:val="en-US"/>
+        </w:rPr>
+        <w:t xml:space="preserve">        </w:t>
+      </w:r>
+      <w:r>
+        <w:rPr>
+          <w:lang w:val="fr-FR"/>
+        </w:rPr>
+        <w:t>}</w:t>
+      </w:r>
+    </w:p>
+    <w:p>
+      <w:pPr>
+        <w:pStyle w:val="Code"/>
+        <w:rPr>
+          <w:lang w:val="fr-FR"/>
+        </w:rPr>
+      </w:pPr>
+      <w:r>
+        <w:rPr>
+          <w:lang w:val="fr-FR"/>
+        </w:rPr>
+        <w:t xml:space="preserve">        </w:t>
+      </w:r>
+      <w:proofErr w:type="gramStart"/>
+      <w:r>
+        <w:rPr>
+          <w:lang w:val="fr-FR"/>
+        </w:rPr>
+        <w:t>dispatch</w:t>
+      </w:r>
+      <w:proofErr w:type="gramEnd"/>
       <w:r>
         <w:rPr>
           <w:lang w:val="fr-FR"/>
         </w:rPr>
         <w:t>(</w:t>
       </w:r>
-      <w:proofErr w:type="gramEnd"/>
-      <w:r>
-        <w:rPr>
-          <w:lang w:val="fr-FR"/>
-        </w:rPr>
-        <w:t>{</w:t>
-      </w:r>
-    </w:p>
-    <w:p>
-      <w:pPr>
-        <w:pStyle w:val="Code"/>
-        <w:rPr>
-          <w:lang w:val="fr-FR"/>
-        </w:rPr>
-      </w:pPr>
-      <w:r>
-        <w:rPr>
-          <w:lang w:val="fr-FR"/>
-        </w:rPr>
-        <w:t xml:space="preserve">    </w:t>
-      </w:r>
-      <w:proofErr w:type="spellStart"/>
-      <w:proofErr w:type="gramStart"/>
-      <w:r>
-        <w:rPr>
-          <w:lang w:val="fr-FR"/>
-        </w:rPr>
-        <w:t>reducer</w:t>
-      </w:r>
-      <w:proofErr w:type="spellEnd"/>
-      <w:r>
-        <w:rPr>
-          <w:lang w:val="fr-FR"/>
-        </w:rPr>
-        <w:t>:</w:t>
-      </w:r>
-      <w:proofErr w:type="gramEnd"/>
-      <w:r>
-        <w:rPr>
-          <w:lang w:val="fr-FR"/>
-        </w:rPr>
-        <w:t xml:space="preserve"> {</w:t>
-      </w:r>
-    </w:p>
-    <w:p>
-      <w:pPr>
-        <w:pStyle w:val="Code"/>
-        <w:rPr>
-          <w:lang w:val="fr-FR"/>
-        </w:rPr>
-      </w:pPr>
-      <w:r>
-        <w:rPr>
-          <w:lang w:val="fr-FR"/>
-        </w:rPr>
-        <w:t xml:space="preserve">    </w:t>
-      </w:r>
-      <w:r>
-        <w:rPr>
-          <w:lang w:val="fr-FR"/>
-        </w:rPr>
-        <w:t>}</w:t>
-      </w:r>
-    </w:p>
-    <w:p>
-      <w:pPr>
-        <w:pStyle w:val="Code"/>
-        <w:keepNext w:val="0"/>
-        <w:rPr>
-          <w:lang w:val="fr-FR"/>
-        </w:rPr>
-      </w:pPr>
-      <w:r>
-        <w:rPr>
-          <w:lang w:val="fr-FR"/>
-        </w:rPr>
-        <w:t>})</w:t>
-      </w:r>
-    </w:p>
-    <w:p>
-      <w:pPr>
-        <w:keepNext/>
-        <w:rPr>
-          <w:lang w:val="fr-FR"/>
-        </w:rPr>
-      </w:pPr>
-      <w:r>
-        <w:rPr>
-          <w:lang w:val="fr-FR"/>
-        </w:rPr>
-        <w:lastRenderedPageBreak/>
-        <w:t xml:space="preserve">On déclare le store dans </w:t>
-      </w:r>
-      <w:proofErr w:type="spellStart"/>
-      <w:r>
-        <w:rPr>
-          <w:lang w:val="fr-FR"/>
-        </w:rPr>
-        <w:t>index.js</w:t>
-      </w:r>
-      <w:ins w:id="8" w:author="Nicolas Médoc [2]" w:date="2026-03-03T13:19:00Z" w16du:dateUtc="2026-03-03T12:19:00Z">
-        <w:r>
-          <w:rPr>
-            <w:lang w:val="fr-FR"/>
-          </w:rPr>
-          <w:t>x</w:t>
-        </w:r>
-      </w:ins>
-      <w:proofErr w:type="spellEnd"/>
-      <w:r>
-        <w:rPr>
-          <w:lang w:val="fr-FR"/>
-        </w:rPr>
-        <w:t xml:space="preserve"> en </w:t>
-      </w:r>
-      <w:r>
-        <w:rPr>
-          <w:lang w:val="fr-FR"/>
-        </w:rPr>
-        <w:t xml:space="preserve">paramètre du composant </w:t>
-      </w:r>
-      <w:r>
-        <w:rPr>
-          <w:lang w:val="fr-FR"/>
-        </w:rPr>
-        <w:t xml:space="preserve">&lt;Provider&gt; </w:t>
-      </w:r>
-      <w:r>
-        <w:rPr>
-          <w:lang w:val="fr-FR"/>
-        </w:rPr>
-        <w:t xml:space="preserve">(fournit par </w:t>
-      </w:r>
-      <w:proofErr w:type="spellStart"/>
-      <w:r>
-        <w:rPr>
-          <w:lang w:val="fr-FR"/>
-        </w:rPr>
-        <w:t>React</w:t>
-      </w:r>
-      <w:proofErr w:type="spellEnd"/>
-      <w:r>
-        <w:rPr>
-          <w:lang w:val="fr-FR"/>
-        </w:rPr>
-        <w:t xml:space="preserve">) qui enveloppe le composant </w:t>
-      </w:r>
-      <w:r>
-        <w:rPr>
-          <w:lang w:val="fr-FR"/>
-        </w:rPr>
-        <w:t>&lt;App/&gt; (</w:t>
-      </w:r>
-      <w:r>
-        <w:rPr>
-          <w:lang w:val="fr-FR"/>
-        </w:rPr>
-        <w:t>comme dans le code ci-dessous</w:t>
-      </w:r>
+      <w:proofErr w:type="spellStart"/>
+      <w:r>
+        <w:rPr>
+          <w:lang w:val="fr-FR"/>
+        </w:rPr>
+        <w:t>updateNbRowsAndCols</w:t>
+      </w:r>
+      <w:proofErr w:type="spellEnd"/>
+      <w:r>
+        <w:rPr>
+          <w:lang w:val="fr-FR"/>
+        </w:rPr>
+        <w:t>(</w:t>
+      </w:r>
+      <w:proofErr w:type="spellStart"/>
+      <w:r>
+        <w:rPr>
+          <w:lang w:val="fr-FR"/>
+        </w:rPr>
+        <w:t>genConfig</w:t>
+      </w:r>
+      <w:proofErr w:type="spellEnd"/>
       <w:r>
         <w:rPr>
           <w:lang w:val="fr-FR"/>
         </w:rPr>
         <w:t>)</w:t>
       </w:r>
-      <w:r>
-        <w:rPr>
-          <w:lang w:val="fr-FR"/>
-        </w:rPr>
-        <w:t xml:space="preserve"> </w:t>
-      </w:r>
-      <w:r>
-        <w:rPr>
-          <w:lang w:val="fr-FR"/>
-        </w:rPr>
-        <w:t>:</w:t>
-      </w:r>
-    </w:p>
-    <w:p>
-      <w:pPr>
-        <w:pStyle w:val="Code"/>
-        <w:rPr>
-          <w:lang w:val="en-US"/>
-        </w:rPr>
-      </w:pPr>
-      <w:r>
-        <w:rPr>
-          <w:lang w:val="en-US"/>
-        </w:rPr>
-        <w:t xml:space="preserve">import store from </w:t>
-      </w:r>
-      <w:proofErr w:type="gramStart"/>
-      <w:r>
-        <w:rPr>
-          <w:lang w:val="en-US"/>
-        </w:rPr>
-        <w:t>'./</w:t>
-      </w:r>
-      <w:proofErr w:type="gramEnd"/>
-      <w:r>
-        <w:rPr>
-          <w:lang w:val="en-US"/>
-        </w:rPr>
-        <w:t>store'</w:t>
-      </w:r>
-    </w:p>
-    <w:p>
-      <w:pPr>
-        <w:pStyle w:val="Code"/>
-        <w:rPr>
-          <w:lang w:val="en-US"/>
-        </w:rPr>
-      </w:pPr>
-      <w:r>
-        <w:rPr>
-          <w:lang w:val="en-US"/>
-        </w:rPr>
-        <w:t xml:space="preserve">import </w:t>
-      </w:r>
-      <w:proofErr w:type="gramStart"/>
-      <w:r>
-        <w:rPr>
-          <w:lang w:val="en-US"/>
-        </w:rPr>
-        <w:t>{ Provider</w:t>
-      </w:r>
-      <w:proofErr w:type="gramEnd"/>
-      <w:r>
-        <w:rPr>
-          <w:lang w:val="en-US"/>
-        </w:rPr>
-        <w:t xml:space="preserve"> } from 'react-redux'</w:t>
-      </w:r>
-    </w:p>
-    <w:p>
-      <w:pPr>
-        <w:pStyle w:val="Code"/>
-        <w:rPr>
-          <w:lang w:val="en-US"/>
-        </w:rPr>
-      </w:pPr>
-      <w:r>
-        <w:rPr>
-          <w:lang w:val="en-US"/>
-        </w:rPr>
-        <w:t xml:space="preserve">const root = </w:t>
-      </w:r>
-      <w:proofErr w:type="spellStart"/>
-      <w:r>
-        <w:rPr>
-          <w:lang w:val="en-US"/>
-        </w:rPr>
-        <w:t>ReactDOM.createRoot</w:t>
-      </w:r>
-      <w:proofErr w:type="spellEnd"/>
-      <w:r>
-        <w:rPr>
-          <w:lang w:val="en-US"/>
-        </w:rPr>
-        <w:t>(</w:t>
-      </w:r>
-      <w:proofErr w:type="spellStart"/>
-      <w:proofErr w:type="gramStart"/>
-      <w:r>
-        <w:rPr>
-          <w:lang w:val="en-US"/>
-        </w:rPr>
-        <w:t>document.getElementById</w:t>
-      </w:r>
-      <w:proofErr w:type="spellEnd"/>
-      <w:proofErr w:type="gramEnd"/>
-      <w:r>
-        <w:rPr>
-          <w:lang w:val="en-US"/>
-        </w:rPr>
-        <w:t>('</w:t>
-      </w:r>
-      <w:proofErr w:type="gramStart"/>
-      <w:r>
-        <w:rPr>
-          <w:lang w:val="en-US"/>
-        </w:rPr>
-        <w:t>root'));</w:t>
-      </w:r>
-      <w:proofErr w:type="gramEnd"/>
-    </w:p>
-    <w:p>
-      <w:pPr>
-        <w:pStyle w:val="Code"/>
-        <w:rPr>
-          <w:lang w:val="en-US"/>
-        </w:rPr>
-      </w:pPr>
-      <w:proofErr w:type="spellStart"/>
-      <w:proofErr w:type="gramStart"/>
-      <w:r>
-        <w:rPr>
-          <w:lang w:val="en-US"/>
-        </w:rPr>
-        <w:t>root.render</w:t>
-      </w:r>
-      <w:proofErr w:type="spellEnd"/>
-      <w:proofErr w:type="gramEnd"/>
-      <w:r>
-        <w:rPr>
-          <w:lang w:val="en-US"/>
-        </w:rPr>
-        <w:t>(</w:t>
-      </w:r>
-    </w:p>
-    <w:p>
-      <w:pPr>
-        <w:pStyle w:val="Code"/>
-        <w:rPr>
-          <w:lang w:val="en-US"/>
-        </w:rPr>
-      </w:pPr>
-      <w:r>
-        <w:rPr>
-          <w:lang w:val="en-US"/>
-        </w:rPr>
-        <w:t>...</w:t>
-      </w:r>
-    </w:p>
-    <w:p>
-      <w:pPr>
-        <w:pStyle w:val="Code"/>
-        <w:rPr>
-          <w:lang w:val="en-US"/>
-        </w:rPr>
-      </w:pPr>
-      <w:r>
-        <w:rPr>
-          <w:lang w:val="en-US"/>
-        </w:rPr>
-        <w:t xml:space="preserve"> </w:t>
-      </w:r>
-      <w:r>
-        <w:rPr>
-          <w:lang w:val="en-US"/>
-        </w:rPr>
-        <w:t xml:space="preserve"> </w:t>
-      </w:r>
-      <w:r>
-        <w:rPr>
-          <w:lang w:val="en-US"/>
-        </w:rPr>
-        <w:t xml:space="preserve">  </w:t>
-      </w:r>
-      <w:r>
-        <w:rPr>
-          <w:lang w:val="en-US"/>
-        </w:rPr>
-        <w:t>&lt;Provider store={store}&gt;</w:t>
-      </w:r>
-    </w:p>
-    <w:p>
-      <w:pPr>
-        <w:pStyle w:val="Code"/>
-        <w:rPr>
-          <w:lang w:val="fr-FR"/>
-        </w:rPr>
-      </w:pPr>
-      <w:r>
-        <w:rPr>
-          <w:lang w:val="en-US"/>
-        </w:rPr>
-        <w:t xml:space="preserve">    </w:t>
-      </w:r>
-      <w:r>
-        <w:rPr>
-          <w:lang w:val="en-US"/>
-        </w:rPr>
-        <w:t xml:space="preserve">  </w:t>
-      </w:r>
-      <w:r>
-        <w:rPr>
-          <w:lang w:val="en-US"/>
-        </w:rPr>
-        <w:t xml:space="preserve">  </w:t>
-      </w:r>
-      <w:r>
-        <w:rPr>
-          <w:lang w:val="fr-FR"/>
-        </w:rPr>
-        <w:t>&lt;App /&gt;</w:t>
-      </w:r>
-    </w:p>
-    <w:p>
-      <w:pPr>
-        <w:pStyle w:val="Code"/>
-        <w:rPr>
-          <w:lang w:val="fr-FR"/>
-        </w:rPr>
-      </w:pPr>
-      <w:r>
-        <w:rPr>
-          <w:lang w:val="fr-FR"/>
-        </w:rPr>
-        <w:t xml:space="preserve">  </w:t>
-      </w:r>
-      <w:r>
-        <w:rPr>
-          <w:lang w:val="fr-FR"/>
-        </w:rPr>
-        <w:t xml:space="preserve"> </w:t>
-      </w:r>
-      <w:r>
-        <w:rPr>
-          <w:lang w:val="fr-FR"/>
-        </w:rPr>
-        <w:t xml:space="preserve"> &lt;/Provider&gt;</w:t>
-      </w:r>
-    </w:p>
-    <w:p>
-      <w:pPr>
-        <w:pStyle w:val="Code"/>
-        <w:rPr>
-          <w:lang w:val="fr-FR"/>
-        </w:rPr>
-      </w:pPr>
-      <w:r>
-        <w:rPr>
-          <w:lang w:val="fr-FR"/>
-        </w:rPr>
-        <w:t>)</w:t>
-      </w:r>
-    </w:p>
-    <w:p>
-      <w:pPr>
-        <w:rPr>
-          <w:lang w:val="fr-FR"/>
-        </w:rPr>
-      </w:pPr>
-      <w:r>
-        <w:rPr>
-          <w:lang w:val="fr-FR"/>
-        </w:rPr>
-        <w:t xml:space="preserve">Nous allons ensuite créer un </w:t>
-      </w:r>
-      <w:proofErr w:type="spellStart"/>
-      <w:r>
-        <w:rPr>
-          <w:lang w:val="fr-FR"/>
-        </w:rPr>
-        <w:t>r</w:t>
-      </w:r>
-      <w:r>
-        <w:rPr>
-          <w:lang w:val="fr-FR"/>
-        </w:rPr>
-        <w:t>educer</w:t>
-      </w:r>
-      <w:proofErr w:type="spellEnd"/>
-      <w:r>
-        <w:rPr>
-          <w:lang w:val="fr-FR"/>
-        </w:rPr>
-        <w:t xml:space="preserve"> pour définir le modèle de la barre de contrôle et les actions associées (Model et Controller du paradigme MVC).</w:t>
-      </w:r>
-    </w:p>
-    <w:p>
-      <w:pPr>
-        <w:rPr>
-          <w:lang w:val="fr-FR"/>
-        </w:rPr>
-      </w:pPr>
-      <w:r>
-        <w:rPr>
-          <w:lang w:val="fr-FR"/>
-        </w:rPr>
-        <w:t>Créer le ficher src/</w:t>
-      </w:r>
-      <w:proofErr w:type="spellStart"/>
-      <w:r>
-        <w:rPr>
-          <w:lang w:val="fr-FR"/>
-        </w:rPr>
-        <w:t>redux</w:t>
-      </w:r>
-      <w:proofErr w:type="spellEnd"/>
-      <w:r>
-        <w:rPr>
-          <w:lang w:val="fr-FR"/>
-        </w:rPr>
-        <w:t>/ConfigSlice.js et ajouter le code :</w:t>
-      </w:r>
-    </w:p>
-    <w:p>
-      <w:pPr>
-        <w:pStyle w:val="Code"/>
-        <w:rPr>
-          <w:lang w:val="en-US"/>
-        </w:rPr>
-      </w:pPr>
-      <w:r>
-        <w:rPr>
-          <w:lang w:val="en-US"/>
-        </w:rPr>
-        <w:t xml:space="preserve">import </w:t>
-      </w:r>
-      <w:proofErr w:type="gramStart"/>
-      <w:r>
-        <w:rPr>
-          <w:lang w:val="en-US"/>
-        </w:rPr>
-        <w:t xml:space="preserve">{ </w:t>
-      </w:r>
-      <w:proofErr w:type="spellStart"/>
-      <w:r>
-        <w:rPr>
-          <w:lang w:val="en-US"/>
-        </w:rPr>
-        <w:t>createSlice</w:t>
-      </w:r>
-      <w:proofErr w:type="spellEnd"/>
-      <w:proofErr w:type="gramEnd"/>
-      <w:r>
-        <w:rPr>
-          <w:lang w:val="en-US"/>
-        </w:rPr>
-        <w:t xml:space="preserve"> } from '@</w:t>
-      </w:r>
-      <w:proofErr w:type="spellStart"/>
-      <w:r>
-        <w:rPr>
-          <w:lang w:val="en-US"/>
-        </w:rPr>
-        <w:t>reduxjs</w:t>
-      </w:r>
-      <w:proofErr w:type="spellEnd"/>
-      <w:r>
-        <w:rPr>
-          <w:lang w:val="en-US"/>
-        </w:rPr>
-        <w:t>/toolkit'</w:t>
-      </w:r>
-    </w:p>
-    <w:p>
-      <w:pPr>
-        <w:pStyle w:val="Code"/>
-        <w:rPr>
-          <w:lang w:val="en-US"/>
-        </w:rPr>
-      </w:pPr>
-    </w:p>
-    <w:p>
-      <w:pPr>
-        <w:pStyle w:val="Code"/>
-        <w:rPr>
-          <w:lang w:val="en-US"/>
-        </w:rPr>
-      </w:pPr>
-      <w:r>
-        <w:rPr>
-          <w:lang w:val="en-US"/>
-        </w:rPr>
-        <w:t xml:space="preserve">// </w:t>
-      </w:r>
-      <w:proofErr w:type="spellStart"/>
-      <w:r>
-        <w:rPr>
-          <w:lang w:val="en-US"/>
-        </w:rPr>
-        <w:t>createSlice</w:t>
-      </w:r>
-      <w:proofErr w:type="spellEnd"/>
-      <w:r>
-        <w:rPr>
-          <w:lang w:val="en-US"/>
-        </w:rPr>
-        <w:t xml:space="preserve"> declares the </w:t>
-      </w:r>
-      <w:proofErr w:type="spellStart"/>
-      <w:r>
-        <w:rPr>
-          <w:lang w:val="en-US"/>
-        </w:rPr>
-        <w:t>init</w:t>
-      </w:r>
-      <w:proofErr w:type="spellEnd"/>
-      <w:r>
-        <w:rPr>
-          <w:lang w:val="en-US"/>
-        </w:rPr>
-        <w:t xml:space="preserve"> state and </w:t>
-      </w:r>
-      <w:proofErr w:type="gramStart"/>
-      <w:r>
-        <w:rPr>
-          <w:lang w:val="en-US"/>
-        </w:rPr>
-        <w:t>reducer</w:t>
-      </w:r>
-      <w:proofErr w:type="gramEnd"/>
-      <w:r>
-        <w:rPr>
-          <w:lang w:val="en-US"/>
-        </w:rPr>
-        <w:t xml:space="preserve"> actions for a data slice</w:t>
-      </w:r>
-    </w:p>
-    <w:p>
-      <w:pPr>
-        <w:pStyle w:val="Code"/>
-        <w:rPr>
-          <w:lang w:val="en-US"/>
-        </w:rPr>
-      </w:pPr>
-      <w:r>
-        <w:rPr>
-          <w:lang w:val="en-US"/>
-        </w:rPr>
-        <w:t xml:space="preserve">export const </w:t>
-      </w:r>
-      <w:proofErr w:type="spellStart"/>
-      <w:r>
-        <w:rPr>
-          <w:lang w:val="en-US"/>
-        </w:rPr>
-        <w:t>configSlice</w:t>
-      </w:r>
-      <w:proofErr w:type="spellEnd"/>
-      <w:r>
-        <w:rPr>
-          <w:lang w:val="en-US"/>
-        </w:rPr>
-        <w:t xml:space="preserve"> = </w:t>
-      </w:r>
-      <w:proofErr w:type="spellStart"/>
-      <w:proofErr w:type="gramStart"/>
-      <w:r>
-        <w:rPr>
-          <w:lang w:val="en-US"/>
-        </w:rPr>
-        <w:t>createSlice</w:t>
-      </w:r>
-      <w:proofErr w:type="spellEnd"/>
-      <w:r>
-        <w:rPr>
-          <w:lang w:val="en-US"/>
-        </w:rPr>
-        <w:t>(</w:t>
-      </w:r>
-      <w:proofErr w:type="gramEnd"/>
-      <w:r>
-        <w:rPr>
-          <w:lang w:val="en-US"/>
-        </w:rPr>
-        <w:t>{</w:t>
-      </w:r>
-    </w:p>
-    <w:p>
-      <w:pPr>
-        <w:pStyle w:val="Code"/>
-        <w:rPr>
-          <w:lang w:val="en-US"/>
-        </w:rPr>
-      </w:pPr>
-      <w:r>
-        <w:rPr>
-          <w:lang w:val="en-US"/>
-        </w:rPr>
-        <w:t xml:space="preserve">    name: 'config',</w:t>
-      </w:r>
-    </w:p>
-    <w:p>
-      <w:pPr>
-        <w:pStyle w:val="Code"/>
-        <w:rPr>
-          <w:lang w:val="en-US"/>
-        </w:rPr>
-      </w:pPr>
-      <w:r>
-        <w:rPr>
-          <w:lang w:val="en-US"/>
-        </w:rPr>
-        <w:t xml:space="preserve">    </w:t>
-      </w:r>
-      <w:proofErr w:type="spellStart"/>
-      <w:proofErr w:type="gramStart"/>
-      <w:r>
-        <w:rPr>
-          <w:lang w:val="en-US"/>
-        </w:rPr>
-        <w:t>initialState</w:t>
-      </w:r>
-      <w:proofErr w:type="spellEnd"/>
-      <w:r>
-        <w:rPr>
-          <w:lang w:val="en-US"/>
-        </w:rPr>
-        <w:t>: {</w:t>
-      </w:r>
-      <w:proofErr w:type="spellStart"/>
-      <w:proofErr w:type="gramEnd"/>
-      <w:r>
-        <w:rPr>
-          <w:lang w:val="en-US"/>
-        </w:rPr>
-        <w:t>nbRows</w:t>
-      </w:r>
-      <w:proofErr w:type="spellEnd"/>
-      <w:r>
-        <w:rPr>
-          <w:lang w:val="en-US"/>
-        </w:rPr>
-        <w:t xml:space="preserve">: 4, </w:t>
-      </w:r>
-      <w:proofErr w:type="spellStart"/>
-      <w:r>
-        <w:rPr>
-          <w:lang w:val="en-US"/>
-        </w:rPr>
-        <w:t>nbCols</w:t>
-      </w:r>
-      <w:proofErr w:type="spellEnd"/>
-      <w:r>
-        <w:rPr>
-          <w:lang w:val="en-US"/>
-        </w:rPr>
-        <w:t xml:space="preserve">: 4, </w:t>
-      </w:r>
-      <w:proofErr w:type="spellStart"/>
-      <w:proofErr w:type="gramStart"/>
-      <w:r>
-        <w:rPr>
-          <w:lang w:val="en-US"/>
-        </w:rPr>
-        <w:t>hoveredCell</w:t>
-      </w:r>
-      <w:proofErr w:type="spellEnd"/>
-      <w:r>
-        <w:rPr>
-          <w:lang w:val="en-US"/>
-        </w:rPr>
-        <w:t>:{</w:t>
-      </w:r>
-      <w:proofErr w:type="gramEnd"/>
-      <w:r>
-        <w:rPr>
-          <w:lang w:val="en-US"/>
-        </w:rPr>
-        <w:t>}},</w:t>
-      </w:r>
-    </w:p>
-    <w:p>
-      <w:pPr>
-        <w:pStyle w:val="Code"/>
-        <w:rPr>
-          <w:lang w:val="en-US"/>
-        </w:rPr>
-      </w:pPr>
-      <w:r>
-        <w:rPr>
-          <w:lang w:val="en-US"/>
-        </w:rPr>
-        <w:t xml:space="preserve">    </w:t>
-      </w:r>
-      <w:proofErr w:type="gramStart"/>
-      <w:r>
-        <w:rPr>
-          <w:lang w:val="en-US"/>
-        </w:rPr>
-        <w:t>reducers: {</w:t>
-      </w:r>
-      <w:proofErr w:type="gramEnd"/>
-    </w:p>
-    <w:p>
-      <w:pPr>
-        <w:pStyle w:val="Code"/>
-        <w:rPr>
-          <w:lang w:val="en-US"/>
-        </w:rPr>
-      </w:pPr>
-      <w:r>
-        <w:rPr>
-          <w:lang w:val="en-US"/>
-        </w:rPr>
-        <w:t xml:space="preserve">        </w:t>
-      </w:r>
-      <w:proofErr w:type="spellStart"/>
-      <w:r>
-        <w:rPr>
-          <w:lang w:val="en-US"/>
-        </w:rPr>
-        <w:t>updateNbRowsAndCols</w:t>
-      </w:r>
-      <w:proofErr w:type="spellEnd"/>
-      <w:r>
-        <w:rPr>
-          <w:lang w:val="en-US"/>
-        </w:rPr>
-        <w:t>: (state, action) =&gt; {</w:t>
-      </w:r>
-    </w:p>
-    <w:p>
-      <w:pPr>
-        <w:pStyle w:val="Code"/>
-        <w:rPr>
-          <w:lang w:val="en-US"/>
-        </w:rPr>
-      </w:pPr>
-      <w:r>
-        <w:rPr>
-          <w:lang w:val="en-US"/>
-        </w:rPr>
-        <w:t xml:space="preserve">            return {...state, </w:t>
-      </w:r>
-      <w:proofErr w:type="spellStart"/>
-      <w:proofErr w:type="gramStart"/>
-      <w:r>
-        <w:rPr>
-          <w:lang w:val="en-US"/>
-        </w:rPr>
-        <w:t>nbRows:action</w:t>
-      </w:r>
-      <w:proofErr w:type="gramEnd"/>
-      <w:r>
-        <w:rPr>
-          <w:lang w:val="en-US"/>
+      <w:proofErr w:type="gramStart"/>
+      <w:r>
+        <w:rPr>
+          <w:lang w:val="fr-FR"/>
+        </w:rPr>
+        <w:t>);</w:t>
+      </w:r>
+      <w:proofErr w:type="gramEnd"/>
+    </w:p>
+    <w:p>
+      <w:pPr>
+        <w:pStyle w:val="Code"/>
+        <w:rPr>
+          <w:lang w:val="fr-FR"/>
+        </w:rPr>
+      </w:pPr>
+      <w:r>
+        <w:rPr>
+          <w:lang w:val="fr-FR"/>
+        </w:rPr>
+        <w:t xml:space="preserve">    }</w:t>
+      </w:r>
+    </w:p>
+    <w:p>
+      <w:pPr>
+        <w:pStyle w:val="Code"/>
+        <w:rPr>
+          <w:lang w:val="fr-FR"/>
+        </w:rPr>
+      </w:pPr>
+      <w:r>
+        <w:rPr>
+          <w:lang w:val="fr-FR"/>
+        </w:rPr>
+        <w:t>…</w:t>
+      </w:r>
+    </w:p>
+    <w:p>
+      <w:pPr>
+        <w:rPr>
+          <w:lang w:val="fr-FR"/>
+        </w:rPr>
+      </w:pPr>
+      <w:r>
+        <w:rPr>
+          <w:lang w:val="fr-FR"/>
+        </w:rPr>
+        <w:t>Nous n’avons plus besoin de l</w:t>
+      </w:r>
+      <w:r>
+        <w:rPr>
+          <w:lang w:val="fr-FR"/>
+        </w:rPr>
+        <w:t xml:space="preserve">a fonction </w:t>
+      </w:r>
+      <w:proofErr w:type="spellStart"/>
+      <w:r>
+        <w:rPr>
+          <w:lang w:val="fr-FR"/>
+        </w:rPr>
+        <w:t>onSubmitGenAction</w:t>
+      </w:r>
+      <w:proofErr w:type="spellEnd"/>
+      <w:r>
+        <w:rPr>
+          <w:lang w:val="fr-FR"/>
+        </w:rPr>
+        <w:t xml:space="preserve"> qui était passée en paramètre du composant </w:t>
+      </w:r>
+      <w:proofErr w:type="spellStart"/>
+      <w:r>
+        <w:rPr>
+          <w:lang w:val="fr-FR"/>
+        </w:rPr>
+        <w:t>ControlBar</w:t>
+      </w:r>
+      <w:proofErr w:type="spellEnd"/>
+      <w:r>
+        <w:rPr>
+          <w:lang w:val="fr-FR"/>
         </w:rPr>
         <w:t>.</w:t>
       </w:r>
-      <w:proofErr w:type="gramStart"/>
-      <w:r>
-        <w:rPr>
-          <w:lang w:val="en-US"/>
-        </w:rPr>
-        <w:t>payload.nbRows</w:t>
-      </w:r>
-      <w:proofErr w:type="spellEnd"/>
-      <w:proofErr w:type="gramEnd"/>
-      <w:r>
-        <w:rPr>
-          <w:lang w:val="en-US"/>
-        </w:rPr>
-        <w:t xml:space="preserve">, </w:t>
-      </w:r>
-      <w:proofErr w:type="spellStart"/>
-      <w:proofErr w:type="gramStart"/>
-      <w:r>
-        <w:rPr>
-          <w:lang w:val="en-US"/>
-        </w:rPr>
-        <w:t>nbCols:action</w:t>
-      </w:r>
-      <w:proofErr w:type="gramEnd"/>
-      <w:r>
-        <w:rPr>
-          <w:lang w:val="en-US"/>
-        </w:rPr>
-        <w:t>.</w:t>
-      </w:r>
-      <w:proofErr w:type="gramStart"/>
-      <w:r>
-        <w:rPr>
-          <w:lang w:val="en-US"/>
-        </w:rPr>
-        <w:t>payload.nbCols</w:t>
-      </w:r>
-      <w:proofErr w:type="spellEnd"/>
-      <w:r>
-        <w:rPr>
-          <w:lang w:val="en-US"/>
-        </w:rPr>
-        <w:t>};</w:t>
-      </w:r>
-      <w:proofErr w:type="gramEnd"/>
-    </w:p>
-    <w:p>
-      <w:pPr>
-        <w:pStyle w:val="Code"/>
-        <w:rPr>
-          <w:lang w:val="en-US"/>
-        </w:rPr>
-      </w:pPr>
-      <w:r>
-        <w:rPr>
-          <w:lang w:val="en-US"/>
-        </w:rPr>
-        <w:t xml:space="preserve">        },</w:t>
-      </w:r>
-    </w:p>
-    <w:p>
-      <w:pPr>
-        <w:pStyle w:val="Code"/>
-        <w:rPr>
-          <w:lang w:val="en-US"/>
-        </w:rPr>
-      </w:pPr>
-      <w:r>
-        <w:rPr>
-          <w:lang w:val="en-US"/>
-        </w:rPr>
-        <w:t xml:space="preserve">        </w:t>
-      </w:r>
-      <w:proofErr w:type="spellStart"/>
-      <w:r>
-        <w:rPr>
-          <w:lang w:val="en-US"/>
-        </w:rPr>
-        <w:t>updateHoveredCell</w:t>
-      </w:r>
-      <w:proofErr w:type="spellEnd"/>
-      <w:r>
-        <w:rPr>
-          <w:lang w:val="en-US"/>
-        </w:rPr>
-        <w:t>: (state, action) =&gt; {</w:t>
-      </w:r>
-    </w:p>
-    <w:p>
-      <w:pPr>
-        <w:pStyle w:val="Code"/>
-        <w:rPr>
-          <w:lang w:val="en-US"/>
-        </w:rPr>
-      </w:pPr>
-      <w:r>
-        <w:rPr>
-          <w:lang w:val="en-US"/>
-        </w:rPr>
-        <w:t xml:space="preserve">            return {...state, </w:t>
-      </w:r>
-      <w:proofErr w:type="spellStart"/>
-      <w:proofErr w:type="gramStart"/>
-      <w:r>
-        <w:rPr>
-          <w:lang w:val="en-US"/>
-        </w:rPr>
-        <w:t>hoveredCell:action</w:t>
-      </w:r>
-      <w:proofErr w:type="gramEnd"/>
-      <w:r>
-        <w:rPr>
-          <w:lang w:val="en-US"/>
-        </w:rPr>
-        <w:t>.payload</w:t>
-      </w:r>
-      <w:proofErr w:type="spellEnd"/>
-      <w:proofErr w:type="gramStart"/>
-      <w:r>
-        <w:rPr>
-          <w:lang w:val="en-US"/>
-        </w:rPr>
-        <w:t>};</w:t>
-      </w:r>
-      <w:proofErr w:type="gramEnd"/>
-    </w:p>
-    <w:p>
-      <w:pPr>
-        <w:pStyle w:val="Code"/>
-        <w:rPr>
-          <w:lang w:val="en-US"/>
-        </w:rPr>
-      </w:pPr>
-      <w:r>
-        <w:rPr>
-          <w:lang w:val="en-US"/>
-        </w:rPr>
-        <w:t xml:space="preserve">        },</w:t>
-      </w:r>
-    </w:p>
-    <w:p>
-      <w:pPr>
-        <w:pStyle w:val="Code"/>
-        <w:rPr>
-          <w:lang w:val="en-US"/>
-        </w:rPr>
-      </w:pPr>
-      <w:r>
-        <w:rPr>
-          <w:lang w:val="en-US"/>
-        </w:rPr>
-        <w:t xml:space="preserve">    }</w:t>
-      </w:r>
-    </w:p>
-    <w:p>
-      <w:pPr>
-        <w:pStyle w:val="Code"/>
-        <w:rPr>
-          <w:lang w:val="en-US"/>
-        </w:rPr>
-      </w:pPr>
-      <w:r>
-        <w:rPr>
-          <w:lang w:val="en-US"/>
-        </w:rPr>
-        <w:t>})</w:t>
-      </w:r>
-    </w:p>
-    <w:p>
-      <w:pPr>
-        <w:pStyle w:val="Code"/>
-        <w:rPr>
-          <w:lang w:val="en-US"/>
-        </w:rPr>
-      </w:pPr>
-    </w:p>
-    <w:p>
-      <w:pPr>
-        <w:pStyle w:val="Code"/>
-        <w:rPr>
-          <w:lang w:val="en-US"/>
-        </w:rPr>
-      </w:pPr>
-      <w:r>
-        <w:rPr>
-          <w:lang w:val="en-US"/>
-        </w:rPr>
-        <w:t>// Action creators are generated for each case reducer function</w:t>
-      </w:r>
-    </w:p>
-    <w:p>
-      <w:pPr>
-        <w:pStyle w:val="Code"/>
-        <w:rPr>
-          <w:lang w:val="en-US"/>
-        </w:rPr>
-      </w:pPr>
-      <w:r>
-        <w:rPr>
-          <w:lang w:val="en-US"/>
-        </w:rPr>
-        <w:t xml:space="preserve">export const </w:t>
-      </w:r>
-      <w:proofErr w:type="gramStart"/>
-      <w:r>
-        <w:rPr>
-          <w:lang w:val="en-US"/>
-        </w:rPr>
-        <w:t xml:space="preserve">{ </w:t>
-      </w:r>
-      <w:proofErr w:type="spellStart"/>
-      <w:r>
-        <w:rPr>
-          <w:lang w:val="en-US"/>
-        </w:rPr>
-        <w:t>updateNbRowsAndCols</w:t>
-      </w:r>
-      <w:proofErr w:type="spellEnd"/>
-      <w:proofErr w:type="gramEnd"/>
-      <w:r>
-        <w:rPr>
-          <w:lang w:val="en-US"/>
-        </w:rPr>
-        <w:t xml:space="preserve">, </w:t>
-      </w:r>
-      <w:proofErr w:type="spellStart"/>
-      <w:proofErr w:type="gramStart"/>
-      <w:r>
-        <w:rPr>
-          <w:lang w:val="en-US"/>
-        </w:rPr>
-        <w:t>updateHoveredCell</w:t>
-      </w:r>
-      <w:proofErr w:type="spellEnd"/>
-      <w:r>
-        <w:rPr>
-          <w:lang w:val="en-US"/>
-        </w:rPr>
-        <w:t xml:space="preserve"> }</w:t>
-      </w:r>
-      <w:proofErr w:type="gramEnd"/>
-      <w:r>
-        <w:rPr>
-          <w:lang w:val="en-US"/>
-        </w:rPr>
-        <w:t xml:space="preserve"> = </w:t>
-      </w:r>
-      <w:proofErr w:type="spellStart"/>
-      <w:r>
-        <w:rPr>
-          <w:lang w:val="en-US"/>
-        </w:rPr>
-        <w:t>configSlice.actions</w:t>
-      </w:r>
-      <w:proofErr w:type="spellEnd"/>
-    </w:p>
-    <w:p>
-      <w:pPr>
-        <w:pStyle w:val="Code"/>
-        <w:rPr>
-          <w:lang w:val="en-US"/>
-        </w:rPr>
-      </w:pPr>
-    </w:p>
-    <w:p>
-      <w:pPr>
-        <w:pStyle w:val="Code"/>
-        <w:rPr>
-          <w:lang w:val="en-US"/>
-        </w:rPr>
-      </w:pPr>
-      <w:r>
-        <w:rPr>
-          <w:lang w:val="en-US"/>
-        </w:rPr>
-        <w:t>// return the reducer by default</w:t>
-      </w:r>
-    </w:p>
-    <w:p>
-      <w:pPr>
-        <w:pStyle w:val="Code"/>
-        <w:rPr>
-          <w:lang w:val="en-US"/>
-        </w:rPr>
-      </w:pPr>
-      <w:r>
-        <w:rPr>
-          <w:lang w:val="en-US"/>
-        </w:rPr>
-        <w:t xml:space="preserve">export default </w:t>
-      </w:r>
-      <w:proofErr w:type="spellStart"/>
-      <w:r>
-        <w:rPr>
-          <w:lang w:val="en-US"/>
-        </w:rPr>
-        <w:t>configSlice.reducer</w:t>
-      </w:r>
-      <w:proofErr w:type="spellEnd"/>
-    </w:p>
-    <w:p>
-      <w:pPr>
-        <w:rPr>
-          <w:lang w:val="fr-FR"/>
-        </w:rPr>
-      </w:pPr>
-      <w:r>
-        <w:rPr>
-          <w:lang w:val="fr-FR"/>
-        </w:rPr>
-        <w:t xml:space="preserve">On peut maintenant </w:t>
-      </w:r>
-      <w:proofErr w:type="spellStart"/>
-      <w:r>
-        <w:rPr>
-          <w:lang w:val="fr-FR"/>
-        </w:rPr>
-        <w:t>declarer</w:t>
-      </w:r>
-      <w:proofErr w:type="spellEnd"/>
-      <w:r>
-        <w:rPr>
-          <w:lang w:val="fr-FR"/>
-        </w:rPr>
-        <w:t xml:space="preserve"> le </w:t>
-      </w:r>
-      <w:proofErr w:type="spellStart"/>
-      <w:r>
-        <w:rPr>
-          <w:lang w:val="fr-FR"/>
-        </w:rPr>
-        <w:t>r</w:t>
-      </w:r>
-      <w:r>
-        <w:rPr>
-          <w:lang w:val="fr-FR"/>
-        </w:rPr>
-        <w:t>educer</w:t>
-      </w:r>
-      <w:proofErr w:type="spellEnd"/>
-      <w:r>
-        <w:rPr>
-          <w:lang w:val="fr-FR"/>
-        </w:rPr>
-        <w:t xml:space="preserve"> dans store.js :</w:t>
-      </w:r>
-    </w:p>
-    <w:p>
-      <w:pPr>
-        <w:pStyle w:val="Code"/>
-        <w:rPr>
-          <w:lang w:val="en-US"/>
-        </w:rPr>
-      </w:pPr>
-      <w:r>
-        <w:rPr>
-          <w:lang w:val="en-US"/>
-        </w:rPr>
-        <w:t xml:space="preserve">import </w:t>
-      </w:r>
-      <w:proofErr w:type="gramStart"/>
-      <w:r>
-        <w:rPr>
-          <w:lang w:val="en-US"/>
-        </w:rPr>
-        <w:t xml:space="preserve">{ </w:t>
-      </w:r>
-      <w:proofErr w:type="spellStart"/>
-      <w:r>
-        <w:rPr>
-          <w:lang w:val="en-US"/>
-        </w:rPr>
-        <w:t>configureStore</w:t>
-      </w:r>
-      <w:proofErr w:type="spellEnd"/>
-      <w:proofErr w:type="gramEnd"/>
-      <w:r>
-        <w:rPr>
-          <w:lang w:val="en-US"/>
-        </w:rPr>
-        <w:t xml:space="preserve"> } from '@</w:t>
-      </w:r>
-      <w:proofErr w:type="spellStart"/>
-      <w:r>
-        <w:rPr>
-          <w:lang w:val="en-US"/>
-        </w:rPr>
-        <w:t>reduxjs</w:t>
-      </w:r>
-      <w:proofErr w:type="spellEnd"/>
-      <w:r>
-        <w:rPr>
-          <w:lang w:val="en-US"/>
-        </w:rPr>
-        <w:t>/toolkit'</w:t>
-      </w:r>
-    </w:p>
-    <w:p>
-      <w:pPr>
-        <w:pStyle w:val="Code"/>
-        <w:rPr>
-          <w:lang w:val="en-US"/>
-        </w:rPr>
-      </w:pPr>
-      <w:r>
-        <w:rPr>
-          <w:lang w:val="en-US"/>
-        </w:rPr>
-        <w:t xml:space="preserve">import </w:t>
-      </w:r>
-      <w:proofErr w:type="spellStart"/>
-      <w:r>
-        <w:rPr>
-          <w:lang w:val="en-US"/>
-        </w:rPr>
-        <w:t>configReducer</w:t>
-      </w:r>
-      <w:proofErr w:type="spellEnd"/>
-      <w:r>
-        <w:rPr>
-          <w:lang w:val="en-US"/>
-        </w:rPr>
-        <w:t xml:space="preserve"> from </w:t>
-      </w:r>
-      <w:proofErr w:type="gramStart"/>
-      <w:r>
-        <w:rPr>
-          <w:lang w:val="en-US"/>
-        </w:rPr>
-        <w:t>'./</w:t>
-      </w:r>
-      <w:proofErr w:type="gramEnd"/>
-      <w:r>
-        <w:rPr>
-          <w:lang w:val="en-US"/>
-        </w:rPr>
-        <w:t>redux/</w:t>
-      </w:r>
-      <w:proofErr w:type="spellStart"/>
-      <w:r>
-        <w:rPr>
-          <w:lang w:val="en-US"/>
-        </w:rPr>
-        <w:t>ConfigSlice</w:t>
-      </w:r>
-      <w:proofErr w:type="spellEnd"/>
-      <w:r>
-        <w:rPr>
-          <w:lang w:val="en-US"/>
-        </w:rPr>
-        <w:t>'</w:t>
-      </w:r>
-    </w:p>
-    <w:p>
-      <w:pPr>
-        <w:pStyle w:val="Code"/>
-        <w:rPr>
-          <w:lang w:val="en-US"/>
-        </w:rPr>
-      </w:pPr>
-    </w:p>
-    <w:p>
-      <w:pPr>
-        <w:pStyle w:val="Code"/>
-        <w:rPr>
-          <w:lang w:val="en-US"/>
-        </w:rPr>
-      </w:pPr>
-      <w:r>
-        <w:rPr>
-          <w:lang w:val="en-US"/>
-        </w:rPr>
-        <w:t xml:space="preserve">export default </w:t>
-      </w:r>
-      <w:proofErr w:type="spellStart"/>
-      <w:proofErr w:type="gramStart"/>
-      <w:r>
-        <w:rPr>
-          <w:lang w:val="en-US"/>
-        </w:rPr>
-        <w:t>configureStore</w:t>
-      </w:r>
-      <w:proofErr w:type="spellEnd"/>
-      <w:r>
-        <w:rPr>
-          <w:lang w:val="en-US"/>
-        </w:rPr>
-        <w:t>(</w:t>
-      </w:r>
-      <w:proofErr w:type="gramEnd"/>
-      <w:r>
-        <w:rPr>
-          <w:lang w:val="en-US"/>
-        </w:rPr>
-        <w:t>{</w:t>
-      </w:r>
-    </w:p>
-    <w:p>
-      <w:pPr>
-        <w:pStyle w:val="Code"/>
-        <w:rPr>
-          <w:lang w:val="en-US"/>
-        </w:rPr>
-      </w:pPr>
-      <w:r>
-        <w:rPr>
-          <w:lang w:val="en-US"/>
-        </w:rPr>
-        <w:t xml:space="preserve">    </w:t>
-      </w:r>
-      <w:proofErr w:type="gramStart"/>
-      <w:r>
-        <w:rPr>
-          <w:lang w:val="en-US"/>
-        </w:rPr>
-        <w:t>reducer: {</w:t>
-      </w:r>
-      <w:proofErr w:type="gramEnd"/>
-    </w:p>
-    <w:p>
-      <w:pPr>
-        <w:pStyle w:val="Code"/>
-        <w:rPr>
-          <w:lang w:val="en-US"/>
-        </w:rPr>
-      </w:pPr>
-      <w:r>
-        <w:rPr>
-          <w:lang w:val="en-US"/>
-        </w:rPr>
-        <w:t xml:space="preserve">        config: </w:t>
-      </w:r>
-      <w:proofErr w:type="spellStart"/>
-      <w:r>
-        <w:rPr>
-          <w:lang w:val="en-US"/>
-        </w:rPr>
-        <w:t>configReducer</w:t>
-      </w:r>
-      <w:proofErr w:type="spellEnd"/>
-      <w:r>
-        <w:rPr>
-          <w:lang w:val="en-US"/>
-        </w:rPr>
-        <w:t>,</w:t>
-      </w:r>
-    </w:p>
-    <w:p>
-      <w:pPr>
-        <w:pStyle w:val="Code"/>
-        <w:rPr>
-          <w:lang w:val="fr-FR"/>
-        </w:rPr>
-      </w:pPr>
-      <w:r>
-        <w:rPr>
-          <w:lang w:val="en-US"/>
-        </w:rPr>
-        <w:t xml:space="preserve">    </w:t>
-      </w:r>
-      <w:r>
-        <w:rPr>
-          <w:lang w:val="fr-FR"/>
-        </w:rPr>
-        <w:t>}</w:t>
-      </w:r>
-    </w:p>
-    <w:p>
-      <w:pPr>
-        <w:pStyle w:val="Code"/>
-        <w:keepNext w:val="0"/>
-        <w:rPr>
-          <w:lang w:val="fr-FR"/>
-        </w:rPr>
-      </w:pPr>
-      <w:r>
-        <w:rPr>
-          <w:lang w:val="fr-FR"/>
-        </w:rPr>
-        <w:t>})</w:t>
-      </w:r>
-    </w:p>
-    <w:p>
-      <w:pPr>
-        <w:keepNext/>
-        <w:rPr>
-          <w:lang w:val="fr-FR"/>
-        </w:rPr>
-      </w:pPr>
-      <w:r>
-        <w:rPr>
-          <w:lang w:val="fr-FR"/>
-        </w:rPr>
-        <w:lastRenderedPageBreak/>
-        <w:t xml:space="preserve">Et récupérer le modèle dans nos composants </w:t>
-      </w:r>
-      <w:proofErr w:type="spellStart"/>
-      <w:r>
-        <w:rPr>
-          <w:lang w:val="fr-FR"/>
-        </w:rPr>
-        <w:t>React</w:t>
-      </w:r>
-      <w:proofErr w:type="spellEnd"/>
-      <w:r>
-        <w:rPr>
-          <w:lang w:val="fr-FR"/>
-        </w:rPr>
-        <w:t xml:space="preserve">, par exemple dans </w:t>
-      </w:r>
-      <w:proofErr w:type="spellStart"/>
-      <w:r>
-        <w:rPr>
-          <w:lang w:val="fr-FR"/>
-        </w:rPr>
-        <w:t>ControlBar.js</w:t>
-      </w:r>
-      <w:ins w:id="9" w:author="Nicolas Médoc [2]" w:date="2026-03-03T13:19:00Z" w16du:dateUtc="2026-03-03T12:19:00Z">
-        <w:r>
-          <w:rPr>
-            <w:lang w:val="fr-FR"/>
-          </w:rPr>
-          <w:t>x</w:t>
-        </w:r>
-      </w:ins>
-      <w:proofErr w:type="spellEnd"/>
-      <w:r>
-        <w:rPr>
-          <w:lang w:val="fr-FR"/>
-        </w:rPr>
-        <w:t xml:space="preserve">, en utilisant la fonction Hook </w:t>
-      </w:r>
-      <w:proofErr w:type="spellStart"/>
-      <w:r>
-        <w:rPr>
-          <w:lang w:val="fr-FR"/>
-        </w:rPr>
-        <w:t>useSelector</w:t>
-      </w:r>
-      <w:proofErr w:type="spellEnd"/>
-      <w:r>
-        <w:rPr>
-          <w:lang w:val="fr-FR"/>
-        </w:rPr>
-        <w:t xml:space="preserve"> de </w:t>
-      </w:r>
-      <w:proofErr w:type="spellStart"/>
-      <w:r>
-        <w:rPr>
-          <w:lang w:val="fr-FR"/>
-        </w:rPr>
-        <w:t>Redux</w:t>
-      </w:r>
-      <w:proofErr w:type="spellEnd"/>
-      <w:r>
-        <w:rPr>
-          <w:lang w:val="fr-FR"/>
-        </w:rPr>
-        <w:t> :</w:t>
-      </w:r>
-    </w:p>
-    <w:p>
-      <w:pPr>
-        <w:pStyle w:val="Code"/>
-        <w:rPr>
-          <w:lang w:val="en-US"/>
-        </w:rPr>
-      </w:pPr>
-      <w:r>
-        <w:rPr>
-          <w:lang w:val="en-US"/>
-        </w:rPr>
-        <w:t xml:space="preserve">import </w:t>
-      </w:r>
-      <w:proofErr w:type="gramStart"/>
-      <w:r>
-        <w:rPr>
-          <w:lang w:val="en-US"/>
-        </w:rPr>
-        <w:t xml:space="preserve">{ </w:t>
-      </w:r>
-      <w:proofErr w:type="spellStart"/>
-      <w:r>
-        <w:rPr>
-          <w:lang w:val="en-US"/>
-        </w:rPr>
-        <w:t>useSelector</w:t>
-      </w:r>
-      <w:proofErr w:type="spellEnd"/>
-      <w:proofErr w:type="gramEnd"/>
-      <w:r>
-        <w:rPr>
-          <w:lang w:val="en-US"/>
-        </w:rPr>
-        <w:t xml:space="preserve"> </w:t>
-      </w:r>
-      <w:r>
-        <w:rPr>
-          <w:lang w:val="en-US"/>
-        </w:rPr>
-        <w:t>} from "react-redux</w:t>
-      </w:r>
-      <w:proofErr w:type="gramStart"/>
-      <w:r>
-        <w:rPr>
-          <w:lang w:val="en-US"/>
-        </w:rPr>
-        <w:t>";</w:t>
-      </w:r>
-      <w:proofErr w:type="gramEnd"/>
-    </w:p>
-    <w:p>
-      <w:pPr>
-        <w:pStyle w:val="Code"/>
-        <w:rPr>
-          <w:lang w:val="en-US"/>
-        </w:rPr>
-      </w:pPr>
-      <w:r>
-        <w:rPr>
-          <w:lang w:val="en-US"/>
-        </w:rPr>
-        <w:t>...</w:t>
-      </w:r>
-    </w:p>
-    <w:p>
-      <w:pPr>
-        <w:pStyle w:val="Code"/>
-        <w:rPr>
-          <w:lang w:val="en-GB"/>
-        </w:rPr>
-      </w:pPr>
-      <w:r>
-        <w:rPr>
-          <w:lang w:val="en-US"/>
-        </w:rPr>
-        <w:t xml:space="preserve">function </w:t>
-      </w:r>
-      <w:proofErr w:type="spellStart"/>
-      <w:r>
-        <w:rPr>
-          <w:lang w:val="en-US"/>
-        </w:rPr>
-        <w:t>ControlBar</w:t>
-      </w:r>
-      <w:proofErr w:type="spellEnd"/>
-      <w:r>
-        <w:rPr>
-          <w:lang w:val="en-US"/>
-        </w:rPr>
-        <w:t>(</w:t>
-      </w:r>
-      <w:r>
-        <w:rPr>
-          <w:lang w:val="en-GB"/>
-        </w:rPr>
-        <w:t>{</w:t>
-      </w:r>
-      <w:proofErr w:type="spellStart"/>
-      <w:r>
-        <w:rPr>
-          <w:lang w:val="en-GB"/>
-        </w:rPr>
-        <w:t>onSubmitGenAction</w:t>
-      </w:r>
-      <w:proofErr w:type="spellEnd"/>
-      <w:proofErr w:type="gramStart"/>
-      <w:r>
-        <w:rPr>
-          <w:lang w:val="en-GB"/>
-        </w:rPr>
-        <w:t>}</w:t>
-      </w:r>
-      <w:r>
-        <w:rPr>
-          <w:lang w:val="en-US"/>
-        </w:rPr>
-        <w:t>){</w:t>
-      </w:r>
-      <w:proofErr w:type="gramEnd"/>
-    </w:p>
-    <w:p>
-      <w:pPr>
-        <w:pStyle w:val="Code"/>
-        <w:rPr>
-          <w:lang w:val="en-US"/>
-        </w:rPr>
-      </w:pPr>
-      <w:r>
-        <w:rPr>
-          <w:lang w:val="en-US"/>
-        </w:rPr>
-        <w:t xml:space="preserve">    </w:t>
-      </w:r>
-      <w:r>
-        <w:rPr>
-          <w:lang w:val="en-US"/>
-        </w:rPr>
-        <w:t>// config being the name used in store.js</w:t>
-      </w:r>
-    </w:p>
-    <w:p>
-      <w:pPr>
-        <w:pStyle w:val="Code"/>
-        <w:rPr>
-          <w:lang w:val="en-US"/>
-        </w:rPr>
-      </w:pPr>
-      <w:r>
-        <w:rPr>
-          <w:lang w:val="en-US"/>
-        </w:rPr>
-        <w:t xml:space="preserve">    </w:t>
-      </w:r>
-      <w:r>
-        <w:rPr>
-          <w:lang w:val="en-US"/>
-        </w:rPr>
-        <w:t xml:space="preserve">const </w:t>
-      </w:r>
-      <w:proofErr w:type="spellStart"/>
-      <w:r>
-        <w:rPr>
-          <w:lang w:val="en-US"/>
-        </w:rPr>
-        <w:t>genConfig</w:t>
-      </w:r>
-      <w:ins w:id="10" w:author="Nicolas Médoc [2]" w:date="2026-03-03T16:10:00Z" w16du:dateUtc="2026-03-03T15:10:00Z">
-        <w:r>
-          <w:rPr>
-            <w:lang w:val="en-US"/>
-          </w:rPr>
-          <w:t>Data</w:t>
-        </w:r>
-      </w:ins>
-      <w:proofErr w:type="spellEnd"/>
-      <w:r>
-        <w:rPr>
-          <w:lang w:val="en-US"/>
-        </w:rPr>
-        <w:t xml:space="preserve"> = </w:t>
-      </w:r>
-      <w:proofErr w:type="spellStart"/>
-      <w:r>
-        <w:rPr>
-          <w:lang w:val="en-US"/>
-        </w:rPr>
-        <w:t>useSelector</w:t>
-      </w:r>
-      <w:proofErr w:type="spellEnd"/>
-      <w:r>
-        <w:rPr>
-          <w:lang w:val="en-US"/>
-        </w:rPr>
-        <w:t>(state=&gt;</w:t>
-      </w:r>
-      <w:proofErr w:type="spellStart"/>
-      <w:r>
-        <w:rPr>
-          <w:lang w:val="en-US"/>
-        </w:rPr>
-        <w:t>state.config</w:t>
-      </w:r>
-      <w:proofErr w:type="spellEnd"/>
-      <w:proofErr w:type="gramStart"/>
-      <w:r>
-        <w:rPr>
-          <w:lang w:val="en-US"/>
-        </w:rPr>
-        <w:t>);</w:t>
-      </w:r>
-      <w:proofErr w:type="gramEnd"/>
-    </w:p>
-    <w:p>
-      <w:pPr>
-        <w:pStyle w:val="Code"/>
-        <w:rPr>
-          <w:lang w:val="fr-FR"/>
-        </w:rPr>
-      </w:pPr>
-      <w:r>
-        <w:rPr>
-          <w:lang w:val="fr-FR"/>
-        </w:rPr>
-        <w:t>...</w:t>
-      </w:r>
-    </w:p>
-    <w:p>
-      <w:pPr>
-        <w:rPr>
-          <w:lang w:val="fr-FR"/>
-        </w:rPr>
-      </w:pPr>
-      <w:r>
-        <w:rPr>
-          <w:lang w:val="fr-FR"/>
-        </w:rPr>
-        <w:t xml:space="preserve">On peut donc supprimer la propriété en paramètre de </w:t>
-      </w:r>
-      <w:proofErr w:type="spellStart"/>
-      <w:r>
-        <w:rPr>
-          <w:lang w:val="fr-FR"/>
-        </w:rPr>
-        <w:t>ControlBar</w:t>
-      </w:r>
-      <w:proofErr w:type="spellEnd"/>
-      <w:r>
-        <w:rPr>
-          <w:lang w:val="fr-FR"/>
-        </w:rPr>
-        <w:t xml:space="preserve">. </w:t>
-      </w:r>
-    </w:p>
-    <w:p>
-      <w:pPr>
-        <w:rPr>
-          <w:lang w:val="fr-FR"/>
-        </w:rPr>
-      </w:pPr>
-      <w:r>
-        <w:rPr>
-          <w:lang w:val="fr-FR"/>
-        </w:rPr>
-        <w:t xml:space="preserve">Il faut maintenant utiliser l’action </w:t>
-      </w:r>
-      <w:proofErr w:type="spellStart"/>
-      <w:r>
-        <w:rPr>
-          <w:lang w:val="fr-FR"/>
-        </w:rPr>
-        <w:t>updateNbRowsAndCols</w:t>
-      </w:r>
-      <w:proofErr w:type="spellEnd"/>
-      <w:r>
-        <w:rPr>
-          <w:lang w:val="fr-FR"/>
-        </w:rPr>
-        <w:t xml:space="preserve"> </w:t>
-      </w:r>
-      <w:r>
-        <w:rPr>
-          <w:lang w:val="fr-FR"/>
-        </w:rPr>
-        <w:t xml:space="preserve">du </w:t>
-      </w:r>
-      <w:proofErr w:type="spellStart"/>
-      <w:r>
-        <w:rPr>
-          <w:lang w:val="fr-FR"/>
-        </w:rPr>
-        <w:t>reducer</w:t>
-      </w:r>
-      <w:proofErr w:type="spellEnd"/>
-      <w:r>
-        <w:rPr>
-          <w:lang w:val="fr-FR"/>
-        </w:rPr>
-        <w:t xml:space="preserve"> grâce </w:t>
-      </w:r>
-      <w:r>
-        <w:rPr>
-          <w:lang w:val="fr-FR"/>
-        </w:rPr>
-        <w:t xml:space="preserve">au Hook </w:t>
-      </w:r>
-      <w:proofErr w:type="spellStart"/>
-      <w:r>
-        <w:rPr>
-          <w:lang w:val="fr-FR"/>
-        </w:rPr>
-        <w:t>useDispatch</w:t>
-      </w:r>
-      <w:proofErr w:type="spellEnd"/>
-      <w:r>
-        <w:rPr>
-          <w:lang w:val="fr-FR"/>
-        </w:rPr>
-        <w:t> :</w:t>
-      </w:r>
-    </w:p>
-    <w:p>
-      <w:pPr>
-        <w:pStyle w:val="Code"/>
-        <w:rPr>
-          <w:lang w:val="en-US"/>
-        </w:rPr>
-      </w:pPr>
-      <w:r>
-        <w:rPr>
-          <w:lang w:val="en-US"/>
-        </w:rPr>
-        <w:t xml:space="preserve">import </w:t>
-      </w:r>
-      <w:proofErr w:type="gramStart"/>
-      <w:r>
-        <w:rPr>
-          <w:lang w:val="en-US"/>
-        </w:rPr>
-        <w:t xml:space="preserve">{ </w:t>
-      </w:r>
-      <w:proofErr w:type="spellStart"/>
-      <w:r>
-        <w:rPr>
-          <w:lang w:val="en-US"/>
-        </w:rPr>
-        <w:t>useSelector</w:t>
-      </w:r>
-      <w:proofErr w:type="spellEnd"/>
-      <w:proofErr w:type="gramEnd"/>
-      <w:r>
-        <w:rPr>
-          <w:lang w:val="en-US"/>
-        </w:rPr>
-        <w:t xml:space="preserve">, </w:t>
-      </w:r>
-      <w:proofErr w:type="spellStart"/>
-      <w:proofErr w:type="gramStart"/>
-      <w:r>
-        <w:rPr>
-          <w:lang w:val="en-US"/>
-        </w:rPr>
-        <w:t>useDispatch</w:t>
-      </w:r>
-      <w:proofErr w:type="spellEnd"/>
-      <w:r>
-        <w:rPr>
-          <w:lang w:val="en-US"/>
-        </w:rPr>
-        <w:t xml:space="preserve"> }</w:t>
-      </w:r>
-      <w:proofErr w:type="gramEnd"/>
-      <w:r>
-        <w:rPr>
-          <w:lang w:val="en-US"/>
-        </w:rPr>
-        <w:t xml:space="preserve"> from "react-redux</w:t>
-      </w:r>
-      <w:proofErr w:type="gramStart"/>
-      <w:r>
-        <w:rPr>
-          <w:lang w:val="en-US"/>
-        </w:rPr>
-        <w:t>";</w:t>
-      </w:r>
-      <w:proofErr w:type="gramEnd"/>
-    </w:p>
-    <w:p>
-      <w:pPr>
-        <w:pStyle w:val="Code"/>
-        <w:rPr>
-          <w:lang w:val="en-US"/>
-        </w:rPr>
-      </w:pPr>
-      <w:r>
-        <w:rPr>
-          <w:lang w:val="en-US"/>
-        </w:rPr>
-        <w:t xml:space="preserve">import </w:t>
-      </w:r>
-      <w:proofErr w:type="gramStart"/>
-      <w:r>
-        <w:rPr>
-          <w:lang w:val="en-US"/>
-        </w:rPr>
-        <w:t xml:space="preserve">{ </w:t>
-      </w:r>
-      <w:proofErr w:type="spellStart"/>
-      <w:r>
-        <w:rPr>
-          <w:lang w:val="en-US"/>
-        </w:rPr>
-        <w:t>updateNbRowsAndCols</w:t>
-      </w:r>
-      <w:proofErr w:type="spellEnd"/>
-      <w:proofErr w:type="gramEnd"/>
-      <w:r>
-        <w:rPr>
-          <w:lang w:val="en-US"/>
-        </w:rPr>
-        <w:t xml:space="preserve"> } from </w:t>
-      </w:r>
-      <w:proofErr w:type="gramStart"/>
-      <w:r>
-        <w:rPr>
-          <w:lang w:val="en-US"/>
-        </w:rPr>
-        <w:t>"../..</w:t>
-      </w:r>
-      <w:proofErr w:type="gramEnd"/>
-      <w:r>
-        <w:rPr>
-          <w:lang w:val="en-US"/>
-        </w:rPr>
-        <w:t>/redux/</w:t>
-      </w:r>
-      <w:proofErr w:type="spellStart"/>
-      <w:r>
-        <w:rPr>
-          <w:lang w:val="en-US"/>
-        </w:rPr>
-        <w:t>ConfigSlice</w:t>
-      </w:r>
-      <w:proofErr w:type="spellEnd"/>
-      <w:proofErr w:type="gramStart"/>
-      <w:r>
-        <w:rPr>
-          <w:lang w:val="en-US"/>
-        </w:rPr>
-        <w:t>";</w:t>
-      </w:r>
-      <w:proofErr w:type="gramEnd"/>
-    </w:p>
-    <w:p>
-      <w:pPr>
-        <w:pStyle w:val="Code"/>
-        <w:rPr>
-          <w:lang w:val="en-US"/>
-        </w:rPr>
-      </w:pPr>
-    </w:p>
-    <w:p>
-      <w:pPr>
-        <w:pStyle w:val="Code"/>
-        <w:rPr>
-          <w:lang w:val="en-US"/>
-        </w:rPr>
-      </w:pPr>
-      <w:r>
-        <w:rPr>
-          <w:lang w:val="en-US"/>
-        </w:rPr>
-        <w:t xml:space="preserve">function </w:t>
-      </w:r>
-      <w:proofErr w:type="spellStart"/>
-      <w:proofErr w:type="gramStart"/>
-      <w:r>
-        <w:rPr>
-          <w:lang w:val="en-US"/>
-        </w:rPr>
-        <w:t>ControlBar</w:t>
-      </w:r>
-      <w:proofErr w:type="spellEnd"/>
-      <w:r>
-        <w:rPr>
-          <w:lang w:val="en-US"/>
-        </w:rPr>
-        <w:t>(){</w:t>
-      </w:r>
-      <w:proofErr w:type="gramEnd"/>
-    </w:p>
-    <w:p>
-      <w:pPr>
-        <w:pStyle w:val="Code"/>
-        <w:rPr>
-          <w:lang w:val="en-US"/>
-        </w:rPr>
-      </w:pPr>
-      <w:r>
-        <w:rPr>
-          <w:lang w:val="en-US"/>
-        </w:rPr>
-        <w:t xml:space="preserve">    // config in </w:t>
-      </w:r>
-      <w:proofErr w:type="spellStart"/>
-      <w:r>
-        <w:rPr>
-          <w:lang w:val="en-US"/>
-        </w:rPr>
-        <w:t>state.config</w:t>
-      </w:r>
-      <w:proofErr w:type="spellEnd"/>
-      <w:r>
-        <w:rPr>
-          <w:lang w:val="en-US"/>
-        </w:rPr>
-        <w:t xml:space="preserve"> being the name used for the reducer in store.js</w:t>
-      </w:r>
-    </w:p>
-    <w:p>
-      <w:pPr>
-        <w:pStyle w:val="Code"/>
-        <w:rPr>
-          <w:lang w:val="en-US"/>
-        </w:rPr>
-      </w:pPr>
-      <w:r>
-        <w:rPr>
-          <w:lang w:val="en-US"/>
-        </w:rPr>
-        <w:t xml:space="preserve">    const </w:t>
-      </w:r>
-      <w:proofErr w:type="spellStart"/>
-      <w:r>
-        <w:rPr>
-          <w:lang w:val="en-US"/>
-        </w:rPr>
-        <w:t>genConfigData</w:t>
-      </w:r>
-      <w:proofErr w:type="spellEnd"/>
-      <w:r>
-        <w:rPr>
-          <w:lang w:val="en-US"/>
-        </w:rPr>
-        <w:t xml:space="preserve"> = </w:t>
-      </w:r>
-      <w:proofErr w:type="spellStart"/>
-      <w:r>
-        <w:rPr>
-          <w:lang w:val="en-US"/>
-        </w:rPr>
-        <w:t>useSelector</w:t>
-      </w:r>
-      <w:proofErr w:type="spellEnd"/>
-      <w:r>
-        <w:rPr>
-          <w:lang w:val="en-US"/>
-        </w:rPr>
-        <w:t>(state=&gt;</w:t>
-      </w:r>
-      <w:proofErr w:type="spellStart"/>
-      <w:r>
-        <w:rPr>
-          <w:lang w:val="en-US"/>
-        </w:rPr>
-        <w:t>state.config</w:t>
-      </w:r>
-      <w:proofErr w:type="spellEnd"/>
-      <w:proofErr w:type="gramStart"/>
-      <w:r>
-        <w:rPr>
-          <w:lang w:val="en-US"/>
-        </w:rPr>
-        <w:t>);</w:t>
-      </w:r>
-      <w:proofErr w:type="gramEnd"/>
-    </w:p>
-    <w:p>
-      <w:pPr>
-        <w:pStyle w:val="Code"/>
-        <w:rPr>
-          <w:lang w:val="en-US"/>
-        </w:rPr>
-      </w:pPr>
-      <w:r>
-        <w:rPr>
-          <w:lang w:val="en-US"/>
-        </w:rPr>
-        <w:t xml:space="preserve">    const dispatch = </w:t>
-      </w:r>
-      <w:proofErr w:type="spellStart"/>
-      <w:proofErr w:type="gramStart"/>
-      <w:r>
-        <w:rPr>
-          <w:lang w:val="en-US"/>
-        </w:rPr>
-        <w:t>useDispatch</w:t>
-      </w:r>
-      <w:proofErr w:type="spellEnd"/>
-      <w:r>
-        <w:rPr>
-          <w:lang w:val="en-US"/>
-        </w:rPr>
-        <w:t>();</w:t>
-      </w:r>
-      <w:proofErr w:type="gramEnd"/>
-    </w:p>
-    <w:p>
-      <w:pPr>
-        <w:pStyle w:val="Code"/>
-        <w:rPr>
-          <w:lang w:val="en-US"/>
-        </w:rPr>
-      </w:pPr>
-    </w:p>
-    <w:p>
-      <w:pPr>
-        <w:pStyle w:val="Code"/>
-        <w:rPr>
-          <w:lang w:val="en-US"/>
-        </w:rPr>
-      </w:pPr>
-      <w:r>
-        <w:rPr>
-          <w:lang w:val="en-US"/>
-        </w:rPr>
-        <w:t xml:space="preserve">    const </w:t>
-      </w:r>
-      <w:proofErr w:type="spellStart"/>
-      <w:r>
-        <w:rPr>
-          <w:lang w:val="en-US"/>
-        </w:rPr>
-        <w:t>handleOnSubmit</w:t>
-      </w:r>
-      <w:proofErr w:type="spellEnd"/>
-      <w:r>
-        <w:rPr>
-          <w:lang w:val="en-US"/>
-        </w:rPr>
-        <w:t xml:space="preserve"> = function(event</w:t>
-      </w:r>
-      <w:proofErr w:type="gramStart"/>
-      <w:r>
-        <w:rPr>
-          <w:lang w:val="en-US"/>
-        </w:rPr>
-        <w:t>){</w:t>
-      </w:r>
-      <w:proofErr w:type="gramEnd"/>
-    </w:p>
-    <w:p>
-      <w:pPr>
-        <w:pStyle w:val="Code"/>
-        <w:rPr>
-          <w:lang w:val="en-US"/>
-        </w:rPr>
-      </w:pPr>
-      <w:r>
-        <w:rPr>
-          <w:lang w:val="en-US"/>
-        </w:rPr>
-        <w:t>…</w:t>
-      </w:r>
-    </w:p>
-    <w:p>
-      <w:pPr>
-        <w:pStyle w:val="Code"/>
-        <w:rPr>
-          <w:lang w:val="en-US"/>
-        </w:rPr>
-      </w:pPr>
-      <w:r>
-        <w:rPr>
-          <w:lang w:val="en-US"/>
-        </w:rPr>
-        <w:t xml:space="preserve">        const </w:t>
-      </w:r>
-      <w:proofErr w:type="spellStart"/>
-      <w:r>
-        <w:rPr>
-          <w:lang w:val="en-US"/>
-        </w:rPr>
-        <w:t>formJSON</w:t>
-      </w:r>
-      <w:proofErr w:type="spellEnd"/>
-      <w:r>
-        <w:rPr>
-          <w:lang w:val="en-US"/>
-        </w:rPr>
-        <w:t xml:space="preserve"> = </w:t>
-      </w:r>
-      <w:proofErr w:type="spellStart"/>
-      <w:r>
-        <w:rPr>
-          <w:lang w:val="en-US"/>
-        </w:rPr>
-        <w:t>Object.fromEntries</w:t>
-      </w:r>
-      <w:proofErr w:type="spellEnd"/>
-      <w:r>
-        <w:rPr>
-          <w:lang w:val="en-US"/>
-        </w:rPr>
-        <w:t>(</w:t>
-      </w:r>
-      <w:proofErr w:type="spellStart"/>
-      <w:r>
-        <w:rPr>
-          <w:lang w:val="en-US"/>
-        </w:rPr>
-        <w:t>formData.entries</w:t>
-      </w:r>
-      <w:proofErr w:type="spellEnd"/>
-      <w:r>
-        <w:rPr>
-          <w:lang w:val="en-US"/>
-        </w:rPr>
-        <w:t>()</w:t>
-      </w:r>
-      <w:proofErr w:type="gramStart"/>
-      <w:r>
-        <w:rPr>
-          <w:lang w:val="en-US"/>
-        </w:rPr>
-        <w:t>);</w:t>
-      </w:r>
-      <w:proofErr w:type="gramEnd"/>
-    </w:p>
-    <w:p>
-      <w:pPr>
-        <w:pStyle w:val="Code"/>
-        <w:rPr>
-          <w:lang w:val="en-US"/>
-        </w:rPr>
-      </w:pPr>
-      <w:r>
-        <w:rPr>
-          <w:lang w:val="en-US"/>
-        </w:rPr>
-        <w:t xml:space="preserve">        // </w:t>
-      </w:r>
-      <w:proofErr w:type="spellStart"/>
-      <w:r>
-        <w:rPr>
-          <w:lang w:val="en-US"/>
-        </w:rPr>
-        <w:t>onSubmitGenAction</w:t>
-      </w:r>
-      <w:proofErr w:type="spellEnd"/>
-      <w:r>
-        <w:rPr>
-          <w:lang w:val="en-US"/>
-        </w:rPr>
-        <w:t>(</w:t>
-      </w:r>
-      <w:proofErr w:type="spellStart"/>
-      <w:r>
-        <w:rPr>
-          <w:lang w:val="en-US"/>
-        </w:rPr>
-        <w:t>formJSON</w:t>
-      </w:r>
-      <w:proofErr w:type="spellEnd"/>
-      <w:r>
-        <w:rPr>
-          <w:lang w:val="en-US"/>
-        </w:rPr>
-        <w:t>)</w:t>
-      </w:r>
-    </w:p>
-    <w:p>
-      <w:pPr>
-        <w:pStyle w:val="Code"/>
-        <w:rPr>
-          <w:lang w:val="en-US"/>
-        </w:rPr>
-      </w:pPr>
-      <w:r>
-        <w:rPr>
-          <w:lang w:val="en-US"/>
-        </w:rPr>
-        <w:t xml:space="preserve">        const </w:t>
-      </w:r>
-      <w:proofErr w:type="spellStart"/>
-      <w:r>
-        <w:rPr>
-          <w:lang w:val="en-US"/>
-        </w:rPr>
-        <w:t>genConfig</w:t>
-      </w:r>
-      <w:proofErr w:type="spellEnd"/>
-      <w:r>
-        <w:rPr>
-          <w:lang w:val="en-US"/>
-        </w:rPr>
-        <w:t xml:space="preserve"> = {</w:t>
-      </w:r>
-    </w:p>
-    <w:p>
-      <w:pPr>
-        <w:pStyle w:val="Code"/>
-        <w:rPr>
-          <w:lang w:val="en-US"/>
-        </w:rPr>
-      </w:pPr>
-      <w:r>
-        <w:rPr>
-          <w:lang w:val="en-US"/>
-        </w:rPr>
-        <w:t xml:space="preserve">            </w:t>
-      </w:r>
-      <w:proofErr w:type="spellStart"/>
-      <w:r>
-        <w:rPr>
-          <w:lang w:val="en-US"/>
-        </w:rPr>
-        <w:t>nbRows</w:t>
-      </w:r>
-      <w:proofErr w:type="spellEnd"/>
-      <w:r>
-        <w:rPr>
-          <w:lang w:val="en-US"/>
-        </w:rPr>
-        <w:t xml:space="preserve">: </w:t>
-      </w:r>
-      <w:proofErr w:type="spellStart"/>
-      <w:proofErr w:type="gramStart"/>
-      <w:r>
-        <w:rPr>
-          <w:lang w:val="en-US"/>
-        </w:rPr>
-        <w:t>parseInt</w:t>
-      </w:r>
-      <w:proofErr w:type="spellEnd"/>
-      <w:r>
-        <w:rPr>
-          <w:lang w:val="en-US"/>
-        </w:rPr>
-        <w:t>(</w:t>
-      </w:r>
-      <w:proofErr w:type="spellStart"/>
-      <w:proofErr w:type="gramEnd"/>
-      <w:r>
-        <w:rPr>
-          <w:lang w:val="en-US"/>
-        </w:rPr>
-        <w:t>formJSON.nbRows</w:t>
-      </w:r>
-      <w:proofErr w:type="spellEnd"/>
-      <w:r>
-        <w:rPr>
-          <w:lang w:val="en-US"/>
-        </w:rPr>
-        <w:t>),</w:t>
-      </w:r>
-    </w:p>
-    <w:p>
-      <w:pPr>
-        <w:pStyle w:val="Code"/>
-        <w:rPr>
-          <w:lang w:val="en-US"/>
-        </w:rPr>
-      </w:pPr>
-      <w:r>
-        <w:rPr>
-          <w:lang w:val="en-US"/>
-        </w:rPr>
-        <w:t xml:space="preserve">           </w:t>
-      </w:r>
-      <w:r>
-        <w:rPr>
-          <w:lang w:val="en-US"/>
-        </w:rPr>
-        <w:t xml:space="preserve"> </w:t>
-      </w:r>
-      <w:proofErr w:type="spellStart"/>
-      <w:r>
-        <w:rPr>
-          <w:lang w:val="en-US"/>
-        </w:rPr>
-        <w:t>nbCols</w:t>
-      </w:r>
-      <w:proofErr w:type="spellEnd"/>
-      <w:r>
-        <w:rPr>
-          <w:lang w:val="en-US"/>
-        </w:rPr>
-        <w:t xml:space="preserve">: </w:t>
-      </w:r>
-      <w:proofErr w:type="spellStart"/>
-      <w:proofErr w:type="gramStart"/>
-      <w:r>
-        <w:rPr>
-          <w:lang w:val="en-US"/>
-        </w:rPr>
-        <w:t>parseInt</w:t>
-      </w:r>
-      <w:proofErr w:type="spellEnd"/>
-      <w:r>
-        <w:rPr>
-          <w:lang w:val="en-US"/>
-        </w:rPr>
-        <w:t>(</w:t>
-      </w:r>
-      <w:proofErr w:type="spellStart"/>
-      <w:proofErr w:type="gramEnd"/>
-      <w:r>
-        <w:rPr>
-          <w:lang w:val="en-US"/>
-        </w:rPr>
-        <w:t>formJSON.nb</w:t>
-      </w:r>
-      <w:r>
-        <w:rPr>
-          <w:lang w:val="en-US"/>
-        </w:rPr>
-        <w:t>Col</w:t>
-      </w:r>
-      <w:r>
-        <w:rPr>
-          <w:lang w:val="en-US"/>
-        </w:rPr>
-        <w:t>s</w:t>
-      </w:r>
-      <w:proofErr w:type="spellEnd"/>
-      <w:r>
-        <w:rPr>
-          <w:lang w:val="en-US"/>
-        </w:rPr>
-        <w:t>)</w:t>
-      </w:r>
-    </w:p>
-    <w:p>
-      <w:pPr>
-        <w:pStyle w:val="Code"/>
-        <w:rPr>
-          <w:lang w:val="fr-FR"/>
-        </w:rPr>
-      </w:pPr>
-      <w:r>
-        <w:rPr>
-          <w:lang w:val="en-US"/>
-        </w:rPr>
-        <w:t xml:space="preserve">        </w:t>
-      </w:r>
-      <w:r>
-        <w:rPr>
-          <w:lang w:val="fr-FR"/>
-        </w:rPr>
-        <w:t>}</w:t>
-      </w:r>
-    </w:p>
-    <w:p>
-      <w:pPr>
-        <w:pStyle w:val="Code"/>
-        <w:rPr>
-          <w:lang w:val="fr-FR"/>
-        </w:rPr>
-      </w:pPr>
-      <w:r>
-        <w:rPr>
-          <w:lang w:val="fr-FR"/>
-        </w:rPr>
-        <w:t xml:space="preserve">        </w:t>
-      </w:r>
-      <w:proofErr w:type="gramStart"/>
-      <w:r>
-        <w:rPr>
-          <w:lang w:val="fr-FR"/>
-        </w:rPr>
-        <w:t>dispatch</w:t>
-      </w:r>
-      <w:proofErr w:type="gramEnd"/>
-      <w:r>
-        <w:rPr>
-          <w:lang w:val="fr-FR"/>
-        </w:rPr>
-        <w:t>(</w:t>
-      </w:r>
-      <w:proofErr w:type="spellStart"/>
-      <w:r>
-        <w:rPr>
-          <w:lang w:val="fr-FR"/>
-        </w:rPr>
-        <w:t>updateNbRowsAndCols</w:t>
-      </w:r>
-      <w:proofErr w:type="spellEnd"/>
-      <w:r>
-        <w:rPr>
-          <w:lang w:val="fr-FR"/>
-        </w:rPr>
-        <w:t>(</w:t>
-      </w:r>
-      <w:proofErr w:type="spellStart"/>
-      <w:r>
-        <w:rPr>
-          <w:lang w:val="fr-FR"/>
-        </w:rPr>
-        <w:t>genConfig</w:t>
-      </w:r>
-      <w:proofErr w:type="spellEnd"/>
-      <w:r>
-        <w:rPr>
-          <w:lang w:val="fr-FR"/>
-        </w:rPr>
-        <w:t>)</w:t>
-      </w:r>
-      <w:proofErr w:type="gramStart"/>
-      <w:r>
-        <w:rPr>
-          <w:lang w:val="fr-FR"/>
-        </w:rPr>
-        <w:t>);</w:t>
-      </w:r>
-      <w:proofErr w:type="gramEnd"/>
-    </w:p>
-    <w:p>
-      <w:pPr>
-        <w:pStyle w:val="Code"/>
-        <w:rPr>
-          <w:lang w:val="fr-FR"/>
-        </w:rPr>
-      </w:pPr>
-      <w:r>
-        <w:rPr>
-          <w:lang w:val="fr-FR"/>
-        </w:rPr>
-        <w:t xml:space="preserve">    }</w:t>
-      </w:r>
-    </w:p>
-    <w:p>
-      <w:pPr>
-        <w:pStyle w:val="Code"/>
-        <w:rPr>
-          <w:lang w:val="fr-FR"/>
-        </w:rPr>
-      </w:pPr>
-      <w:r>
-        <w:rPr>
-          <w:lang w:val="fr-FR"/>
-        </w:rPr>
-        <w:t>…</w:t>
-      </w:r>
-    </w:p>
-    <w:p>
-      <w:pPr>
-        <w:rPr>
-          <w:lang w:val="fr-FR"/>
-        </w:rPr>
-      </w:pPr>
-      <w:r>
-        <w:rPr>
-          <w:lang w:val="fr-FR"/>
-        </w:rPr>
-        <w:t>Nous n’avons plus besoin de l</w:t>
-      </w:r>
-      <w:r>
-        <w:rPr>
-          <w:lang w:val="fr-FR"/>
-        </w:rPr>
-        <w:t xml:space="preserve">a fonction </w:t>
-      </w:r>
-      <w:proofErr w:type="spellStart"/>
-      <w:r>
-        <w:rPr>
-          <w:lang w:val="fr-FR"/>
-        </w:rPr>
-        <w:t>onSubmitGenAction</w:t>
-      </w:r>
-      <w:proofErr w:type="spellEnd"/>
-      <w:r>
-        <w:rPr>
-          <w:lang w:val="fr-FR"/>
-        </w:rPr>
-        <w:t xml:space="preserve"> qui était passée en paramètre du composant </w:t>
-      </w:r>
-      <w:proofErr w:type="spellStart"/>
-      <w:r>
-        <w:rPr>
-          <w:lang w:val="fr-FR"/>
-        </w:rPr>
-        <w:t>ControlBar</w:t>
-      </w:r>
-      <w:proofErr w:type="spellEnd"/>
-      <w:r>
-        <w:rPr>
-          <w:lang w:val="fr-FR"/>
-        </w:rPr>
-        <w:t>.</w:t>
-      </w:r>
     </w:p>
     <w:p>
       <w:pPr>
@@ -7795,14 +7558,12 @@
         </w:rPr>
         <w:t>App.js</w:t>
       </w:r>
-      <w:ins w:id="11" w:author="Nicolas Médoc [2]" w:date="2026-03-03T13:20:00Z" w16du:dateUtc="2026-03-03T12:20:00Z">
-        <w:r>
-          <w:rPr>
-            <w:lang w:val="fr-FR"/>
-          </w:rPr>
-          <w:t>x</w:t>
-        </w:r>
-      </w:ins>
+      <w:r>
+        <w:rPr>
+          <w:lang w:val="fr-FR"/>
+        </w:rPr>
+        <w:t>x</w:t>
+      </w:r>
       <w:proofErr w:type="spellEnd"/>
       <w:r>
         <w:rPr>
@@ -8259,154 +8020,286 @@
         <w:rPr>
           <w:lang w:val="en-US"/>
         </w:rPr>
-        <w:t xml:space="preserve">: </w:t>
-      </w:r>
-      <w:del w:id="12" w:author="Nicolas Médoc [2]" w:date="2026-03-03T16:27:00Z" w16du:dateUtc="2026-03-03T15:27:00Z">
-        <w:r>
-          <w:rPr>
-            <w:lang w:val="en-US"/>
-          </w:rPr>
-          <w:delText>{</w:delText>
-        </w:r>
-      </w:del>
-      <w:del w:id="13" w:author="Nicolas Médoc [2]" w:date="2026-03-03T16:26:00Z" w16du:dateUtc="2026-03-03T15:26:00Z">
-        <w:r>
-          <w:rPr>
-            <w:lang w:val="en-US"/>
-          </w:rPr>
-          <w:delText>genData:</w:delText>
-        </w:r>
-      </w:del>
+        <w:t xml:space="preserve">:  </w:t>
+      </w:r>
+      <w:proofErr w:type="spellStart"/>
+      <w:proofErr w:type="gramStart"/>
+      <w:r>
+        <w:rPr>
+          <w:lang w:val="en-US"/>
+        </w:rPr>
+        <w:t>genGridData</w:t>
+      </w:r>
+      <w:proofErr w:type="spellEnd"/>
+      <w:r>
+        <w:rPr>
+          <w:lang w:val="en-US"/>
+        </w:rPr>
+        <w:t>(</w:t>
+      </w:r>
+      <w:proofErr w:type="gramEnd"/>
+      <w:r>
+        <w:rPr>
+          <w:lang w:val="en-US"/>
+        </w:rPr>
+        <w:t>4,4),</w:t>
+      </w:r>
+    </w:p>
+    <w:p>
+      <w:pPr>
+        <w:pStyle w:val="Code"/>
+        <w:rPr>
+          <w:lang w:val="en-US"/>
+        </w:rPr>
+      </w:pPr>
+      <w:r>
+        <w:rPr>
+          <w:lang w:val="en-US"/>
+        </w:rPr>
+        <w:t xml:space="preserve">  </w:t>
+      </w:r>
+      <w:proofErr w:type="gramStart"/>
+      <w:r>
+        <w:rPr>
+          <w:lang w:val="en-US"/>
+        </w:rPr>
+        <w:t>reducers: {</w:t>
+      </w:r>
+      <w:proofErr w:type="gramEnd"/>
+    </w:p>
+    <w:p>
+      <w:pPr>
+        <w:pStyle w:val="Code"/>
+        <w:rPr>
+          <w:lang w:val="en-US"/>
+        </w:rPr>
+      </w:pPr>
+      <w:r>
+        <w:rPr>
+          <w:lang w:val="en-US"/>
+        </w:rPr>
+        <w:t xml:space="preserve">    </w:t>
+      </w:r>
+      <w:proofErr w:type="spellStart"/>
+      <w:r>
+        <w:rPr>
+          <w:lang w:val="en-US"/>
+        </w:rPr>
+        <w:t>generateByGenConfig</w:t>
+      </w:r>
+      <w:proofErr w:type="spellEnd"/>
+      <w:r>
+        <w:rPr>
+          <w:lang w:val="en-US"/>
+        </w:rPr>
+        <w:t>: (state, action) =</w:t>
+      </w:r>
+      <w:proofErr w:type="gramStart"/>
+      <w:r>
+        <w:rPr>
+          <w:lang w:val="en-US"/>
+        </w:rPr>
+        <w:t>&gt;{</w:t>
+      </w:r>
+      <w:proofErr w:type="gramEnd"/>
+    </w:p>
+    <w:p>
+      <w:pPr>
+        <w:pStyle w:val="Code"/>
+        <w:rPr>
+          <w:lang w:val="en-US"/>
+        </w:rPr>
+      </w:pPr>
+      <w:r>
+        <w:rPr>
+          <w:lang w:val="en-US"/>
+        </w:rPr>
+        <w:t xml:space="preserve">        return </w:t>
+      </w:r>
+      <w:proofErr w:type="spellStart"/>
+      <w:proofErr w:type="gramStart"/>
+      <w:r>
+        <w:rPr>
+          <w:lang w:val="en-US"/>
+        </w:rPr>
+        <w:t>genGridData</w:t>
+      </w:r>
+      <w:proofErr w:type="spellEnd"/>
+      <w:r>
+        <w:rPr>
+          <w:lang w:val="en-US"/>
+        </w:rPr>
+        <w:t>(</w:t>
+      </w:r>
+      <w:proofErr w:type="spellStart"/>
+      <w:r>
+        <w:rPr>
+          <w:lang w:val="en-US"/>
+        </w:rPr>
+        <w:t>action.payload</w:t>
+      </w:r>
+      <w:proofErr w:type="gramEnd"/>
+      <w:r>
+        <w:rPr>
+          <w:lang w:val="en-US"/>
+        </w:rPr>
+        <w:t>.nbRows</w:t>
+      </w:r>
+      <w:proofErr w:type="spellEnd"/>
+      <w:r>
+        <w:rPr>
+          <w:lang w:val="en-US"/>
+        </w:rPr>
+        <w:t xml:space="preserve">, </w:t>
+      </w:r>
+      <w:proofErr w:type="spellStart"/>
+      <w:proofErr w:type="gramStart"/>
+      <w:r>
+        <w:rPr>
+          <w:lang w:val="en-US"/>
+        </w:rPr>
+        <w:t>action.payload</w:t>
+      </w:r>
+      <w:proofErr w:type="gramEnd"/>
+      <w:r>
+        <w:rPr>
+          <w:lang w:val="en-US"/>
+        </w:rPr>
+        <w:t>.nbCols</w:t>
+      </w:r>
+      <w:proofErr w:type="spellEnd"/>
+      <w:r>
+        <w:rPr>
+          <w:lang w:val="en-US"/>
+        </w:rPr>
+        <w:t>)</w:t>
+      </w:r>
+    </w:p>
+    <w:p>
+      <w:pPr>
+        <w:pStyle w:val="Code"/>
+        <w:rPr>
+          <w:lang w:val="en-US"/>
+        </w:rPr>
+      </w:pPr>
+      <w:r>
+        <w:rPr>
+          <w:lang w:val="en-US"/>
+        </w:rPr>
+        <w:t xml:space="preserve">    },</w:t>
+      </w:r>
+    </w:p>
+    <w:p>
+      <w:pPr>
+        <w:pStyle w:val="Code"/>
+        <w:rPr>
+          <w:lang w:val="en-US"/>
+        </w:rPr>
+      </w:pPr>
+      <w:r>
+        <w:rPr>
+          <w:lang w:val="en-US"/>
+        </w:rPr>
+        <w:t xml:space="preserve">    </w:t>
+      </w:r>
+      <w:proofErr w:type="spellStart"/>
+      <w:r>
+        <w:rPr>
+          <w:lang w:val="en-US"/>
+        </w:rPr>
+        <w:t>updateSelectedItem</w:t>
+      </w:r>
+      <w:proofErr w:type="spellEnd"/>
+      <w:r>
+        <w:rPr>
+          <w:lang w:val="en-US"/>
+        </w:rPr>
+        <w:t>: (state, action) =&gt; {</w:t>
+      </w:r>
+    </w:p>
+    <w:p>
+      <w:pPr>
+        <w:pStyle w:val="Code"/>
+        <w:rPr>
+          <w:lang w:val="en-US"/>
+        </w:rPr>
+      </w:pPr>
+      <w:r>
+        <w:rPr>
+          <w:lang w:val="en-US"/>
+        </w:rPr>
+        <w:t xml:space="preserve">        </w:t>
+      </w:r>
+      <w:r>
+        <w:rPr>
+          <w:lang w:val="en-US"/>
+        </w:rPr>
+        <w:t>return</w:t>
+      </w:r>
+      <w:r>
+        <w:rPr>
+          <w:lang w:val="en-US"/>
+        </w:rPr>
+        <w:t xml:space="preserve"> state.</w:t>
+      </w:r>
       <w:r>
         <w:rPr>
           <w:lang w:val="en-US"/>
         </w:rPr>
         <w:t xml:space="preserve"> </w:t>
       </w:r>
-      <w:proofErr w:type="spellStart"/>
-      <w:proofErr w:type="gramStart"/>
-      <w:r>
-        <w:rPr>
-          <w:lang w:val="en-US"/>
-        </w:rPr>
-        <w:t>genGridData</w:t>
-      </w:r>
-      <w:proofErr w:type="spellEnd"/>
-      <w:r>
-        <w:rPr>
-          <w:lang w:val="en-US"/>
-        </w:rPr>
-        <w:t>(</w:t>
-      </w:r>
-      <w:proofErr w:type="gramEnd"/>
-      <w:r>
-        <w:rPr>
-          <w:lang w:val="en-US"/>
-        </w:rPr>
-        <w:t>4,4)</w:t>
-      </w:r>
-      <w:del w:id="14" w:author="Nicolas Médoc [2]" w:date="2026-03-03T16:27:00Z" w16du:dateUtc="2026-03-03T15:27:00Z">
-        <w:r>
-          <w:rPr>
-            <w:lang w:val="en-US"/>
-          </w:rPr>
-          <w:delText>}</w:delText>
-        </w:r>
-      </w:del>
-      <w:r>
-        <w:rPr>
-          <w:lang w:val="en-US"/>
-        </w:rPr>
-        <w:t>,</w:t>
-      </w:r>
-    </w:p>
-    <w:p>
-      <w:pPr>
-        <w:pStyle w:val="Code"/>
-        <w:rPr>
-          <w:lang w:val="en-US"/>
-        </w:rPr>
-      </w:pPr>
-      <w:r>
-        <w:rPr>
-          <w:lang w:val="en-US"/>
-        </w:rPr>
-        <w:t xml:space="preserve">  </w:t>
-      </w:r>
-      <w:proofErr w:type="gramStart"/>
-      <w:r>
-        <w:rPr>
-          <w:lang w:val="en-US"/>
-        </w:rPr>
-        <w:t>reducers: {</w:t>
-      </w:r>
-      <w:proofErr w:type="gramEnd"/>
-    </w:p>
-    <w:p>
-      <w:pPr>
-        <w:pStyle w:val="Code"/>
-        <w:rPr>
-          <w:lang w:val="en-US"/>
-        </w:rPr>
-      </w:pPr>
-      <w:r>
-        <w:rPr>
-          <w:lang w:val="en-US"/>
-        </w:rPr>
-        <w:t xml:space="preserve">    </w:t>
-      </w:r>
-      <w:proofErr w:type="spellStart"/>
-      <w:r>
-        <w:rPr>
-          <w:lang w:val="en-US"/>
-        </w:rPr>
-        <w:t>generateByGenConfig</w:t>
-      </w:r>
-      <w:proofErr w:type="spellEnd"/>
-      <w:r>
-        <w:rPr>
-          <w:lang w:val="en-US"/>
-        </w:rPr>
-        <w:t>: (state, action) =</w:t>
-      </w:r>
-      <w:proofErr w:type="gramStart"/>
-      <w:r>
-        <w:rPr>
-          <w:lang w:val="en-US"/>
-        </w:rPr>
-        <w:t>&gt;{</w:t>
-      </w:r>
-      <w:proofErr w:type="gramEnd"/>
-    </w:p>
-    <w:p>
-      <w:pPr>
-        <w:pStyle w:val="Code"/>
-        <w:rPr>
-          <w:lang w:val="en-US"/>
-        </w:rPr>
-      </w:pPr>
-      <w:r>
-        <w:rPr>
-          <w:lang w:val="en-US"/>
-        </w:rPr>
-        <w:t xml:space="preserve">        return </w:t>
-      </w:r>
-      <w:proofErr w:type="spellStart"/>
-      <w:proofErr w:type="gramStart"/>
-      <w:r>
-        <w:rPr>
-          <w:lang w:val="en-US"/>
-        </w:rPr>
-        <w:t>genGridData</w:t>
-      </w:r>
-      <w:proofErr w:type="spellEnd"/>
-      <w:r>
-        <w:rPr>
-          <w:lang w:val="en-US"/>
-        </w:rPr>
-        <w:t>(</w:t>
-      </w:r>
-      <w:proofErr w:type="spellStart"/>
+      <w:proofErr w:type="gramStart"/>
+      <w:r>
+        <w:rPr>
+          <w:lang w:val="en-US"/>
+        </w:rPr>
+        <w:t>map(</w:t>
+      </w:r>
+      <w:proofErr w:type="spellStart"/>
+      <w:proofErr w:type="gramEnd"/>
+      <w:r>
+        <w:rPr>
+          <w:lang w:val="en-US"/>
+        </w:rPr>
+        <w:t>cellData</w:t>
+      </w:r>
+      <w:proofErr w:type="spellEnd"/>
+      <w:r>
+        <w:rPr>
+          <w:lang w:val="en-US"/>
+        </w:rPr>
+        <w:t xml:space="preserve"> =&gt; {</w:t>
+      </w:r>
+    </w:p>
+    <w:p>
+      <w:pPr>
+        <w:pStyle w:val="Code"/>
+        <w:rPr>
+          <w:lang w:val="en-US"/>
+        </w:rPr>
+      </w:pPr>
+      <w:r>
+        <w:rPr>
+          <w:lang w:val="en-US"/>
+        </w:rPr>
+        <w:t xml:space="preserve">            if (</w:t>
+      </w:r>
+      <w:proofErr w:type="spellStart"/>
+      <w:r>
+        <w:rPr>
+          <w:lang w:val="en-US"/>
+        </w:rPr>
+        <w:t>cellData.index</w:t>
+      </w:r>
+      <w:proofErr w:type="spellEnd"/>
+      <w:r>
+        <w:rPr>
+          <w:lang w:val="en-US"/>
+        </w:rPr>
+        <w:t xml:space="preserve"> === </w:t>
+      </w:r>
+      <w:proofErr w:type="spellStart"/>
+      <w:proofErr w:type="gramStart"/>
       <w:r>
         <w:rPr>
           <w:lang w:val="en-US"/>
@@ -8418,140 +8311,91 @@
         <w:rPr>
           <w:lang w:val="en-US"/>
         </w:rPr>
-        <w:t>.nbRows</w:t>
-      </w:r>
-      <w:proofErr w:type="spellEnd"/>
-      <w:r>
-        <w:rPr>
-          <w:lang w:val="en-US"/>
-        </w:rPr>
-        <w:t xml:space="preserve">, </w:t>
-      </w:r>
-      <w:proofErr w:type="spellStart"/>
-      <w:proofErr w:type="gramStart"/>
-      <w:r>
-        <w:rPr>
-          <w:lang w:val="en-US"/>
-        </w:rPr>
-        <w:t>action.payload</w:t>
-      </w:r>
-      <w:proofErr w:type="gramEnd"/>
-      <w:r>
-        <w:rPr>
-          <w:lang w:val="en-US"/>
-        </w:rPr>
-        <w:t>.nbCols</w:t>
-      </w:r>
-      <w:proofErr w:type="spellEnd"/>
-      <w:r>
-        <w:rPr>
-          <w:lang w:val="en-US"/>
-        </w:rPr>
-        <w:t>)</w:t>
-      </w:r>
-    </w:p>
-    <w:p>
-      <w:pPr>
-        <w:pStyle w:val="Code"/>
-        <w:rPr>
-          <w:lang w:val="en-US"/>
-        </w:rPr>
-      </w:pPr>
-      <w:r>
-        <w:rPr>
-          <w:lang w:val="en-US"/>
-        </w:rPr>
-        <w:t xml:space="preserve">    },</w:t>
-      </w:r>
-    </w:p>
-    <w:p>
-      <w:pPr>
-        <w:pStyle w:val="Code"/>
-        <w:rPr>
-          <w:lang w:val="en-US"/>
-        </w:rPr>
-      </w:pPr>
-      <w:r>
-        <w:rPr>
-          <w:lang w:val="en-US"/>
-        </w:rPr>
-        <w:t xml:space="preserve">    </w:t>
-      </w:r>
-      <w:proofErr w:type="spellStart"/>
-      <w:r>
-        <w:rPr>
-          <w:lang w:val="en-US"/>
-        </w:rPr>
-        <w:t>updateSelectedItem</w:t>
-      </w:r>
-      <w:proofErr w:type="spellEnd"/>
-      <w:r>
-        <w:rPr>
-          <w:lang w:val="en-US"/>
-        </w:rPr>
-        <w:t>: (state, action) =&gt; {</w:t>
-      </w:r>
-    </w:p>
-    <w:p>
-      <w:pPr>
-        <w:pStyle w:val="Code"/>
-        <w:rPr>
-          <w:lang w:val="en-US"/>
-        </w:rPr>
-      </w:pPr>
-      <w:r>
-        <w:rPr>
-          <w:lang w:val="en-US"/>
-        </w:rPr>
-        <w:t xml:space="preserve">        </w:t>
-      </w:r>
-      <w:del w:id="15" w:author="Nicolas Médoc [2]" w:date="2026-03-03T16:26:00Z" w16du:dateUtc="2026-03-03T15:26:00Z">
-        <w:r>
-          <w:rPr>
-            <w:lang w:val="en-US"/>
-          </w:rPr>
-          <w:delText>const newGenData =</w:delText>
-        </w:r>
-      </w:del>
-      <w:ins w:id="16" w:author="Nicolas Médoc [2]" w:date="2026-03-03T16:26:00Z" w16du:dateUtc="2026-03-03T15:26:00Z">
-        <w:r>
-          <w:rPr>
-            <w:lang w:val="en-US"/>
-          </w:rPr>
-          <w:t>return</w:t>
-        </w:r>
-      </w:ins>
-      <w:r>
-        <w:rPr>
-          <w:lang w:val="en-US"/>
-        </w:rPr>
-        <w:t xml:space="preserve"> state.</w:t>
-      </w:r>
-      <w:ins w:id="17" w:author="Nicolas Médoc [2]" w:date="2026-03-03T16:26:00Z" w16du:dateUtc="2026-03-03T15:26:00Z">
-        <w:r>
-          <w:rPr>
-            <w:lang w:val="en-US"/>
-          </w:rPr>
-          <w:t xml:space="preserve"> </w:t>
-        </w:r>
-      </w:ins>
-      <w:del w:id="18" w:author="Nicolas Médoc [2]" w:date="2026-03-03T16:26:00Z" w16du:dateUtc="2026-03-03T15:26:00Z">
-        <w:r>
-          <w:rPr>
-            <w:lang w:val="en-US"/>
-          </w:rPr>
-          <w:delText>genData.</w:delText>
-        </w:r>
-      </w:del>
-      <w:proofErr w:type="gramStart"/>
-      <w:r>
-        <w:rPr>
-          <w:lang w:val="en-US"/>
-        </w:rPr>
-        <w:t>map(</w:t>
-      </w:r>
-      <w:proofErr w:type="spellStart"/>
-      <w:proofErr w:type="gramEnd"/>
+        <w:t>.index</w:t>
+      </w:r>
+      <w:proofErr w:type="spellEnd"/>
+      <w:r>
+        <w:rPr>
+          <w:lang w:val="en-US"/>
+        </w:rPr>
+        <w:t>) {</w:t>
+      </w:r>
+    </w:p>
+    <w:p>
+      <w:pPr>
+        <w:pStyle w:val="Code"/>
+        <w:rPr>
+          <w:lang w:val="en-US"/>
+        </w:rPr>
+      </w:pPr>
+      <w:r>
+        <w:rPr>
+          <w:lang w:val="en-US"/>
+        </w:rPr>
+        <w:t xml:space="preserve">            return {...</w:t>
+      </w:r>
+      <w:proofErr w:type="spellStart"/>
+      <w:proofErr w:type="gramStart"/>
+      <w:r>
+        <w:rPr>
+          <w:lang w:val="en-US"/>
+        </w:rPr>
+        <w:t>cellData,selected</w:t>
+      </w:r>
+      <w:proofErr w:type="spellEnd"/>
+      <w:r>
+        <w:rPr>
+          <w:lang w:val="en-US"/>
+        </w:rPr>
+        <w:t>:!</w:t>
+      </w:r>
+      <w:proofErr w:type="spellStart"/>
+      <w:proofErr w:type="gramEnd"/>
+      <w:r>
+        <w:rPr>
+          <w:lang w:val="en-US"/>
+        </w:rPr>
+        <w:t>cellData.selected</w:t>
+      </w:r>
+      <w:proofErr w:type="spellEnd"/>
+      <w:proofErr w:type="gramStart"/>
+      <w:r>
+        <w:rPr>
+          <w:lang w:val="en-US"/>
+        </w:rPr>
+        <w:t>};</w:t>
+      </w:r>
+      <w:proofErr w:type="gramEnd"/>
+    </w:p>
+    <w:p>
+      <w:pPr>
+        <w:pStyle w:val="Code"/>
+        <w:rPr>
+          <w:lang w:val="en-US"/>
+        </w:rPr>
+      </w:pPr>
+      <w:r>
+        <w:rPr>
+          <w:lang w:val="en-US"/>
+        </w:rPr>
+        <w:t xml:space="preserve">            } else {</w:t>
+      </w:r>
+    </w:p>
+    <w:p>
+      <w:pPr>
+        <w:pStyle w:val="Code"/>
+        <w:rPr>
+          <w:lang w:val="en-US"/>
+        </w:rPr>
+      </w:pPr>
+      <w:r>
+        <w:rPr>
+          <w:lang w:val="en-US"/>
+        </w:rPr>
+        <w:t xml:space="preserve">            return </w:t>
+      </w:r>
+      <w:proofErr w:type="spellStart"/>
+      <w:proofErr w:type="gramStart"/>
       <w:r>
         <w:rPr>
           <w:lang w:val="en-US"/>
@@ -8563,145 +8407,6 @@
         <w:rPr>
           <w:lang w:val="en-US"/>
         </w:rPr>
-        <w:t xml:space="preserve"> =&gt; {</w:t>
-      </w:r>
-    </w:p>
-    <w:p>
-      <w:pPr>
-        <w:pStyle w:val="Code"/>
-        <w:rPr>
-          <w:lang w:val="en-US"/>
-        </w:rPr>
-      </w:pPr>
-      <w:r>
-        <w:rPr>
-          <w:lang w:val="en-US"/>
-        </w:rPr>
-        <w:t xml:space="preserve">            if (</w:t>
-      </w:r>
-      <w:proofErr w:type="spellStart"/>
-      <w:r>
-        <w:rPr>
-          <w:lang w:val="en-US"/>
-        </w:rPr>
-        <w:t>cellData.index</w:t>
-      </w:r>
-      <w:proofErr w:type="spellEnd"/>
-      <w:r>
-        <w:rPr>
-          <w:lang w:val="en-US"/>
-        </w:rPr>
-        <w:t xml:space="preserve"> === </w:t>
-      </w:r>
-      <w:proofErr w:type="spellStart"/>
-      <w:proofErr w:type="gramStart"/>
-      <w:r>
-        <w:rPr>
-          <w:lang w:val="en-US"/>
-        </w:rPr>
-        <w:t>action.payload</w:t>
-      </w:r>
-      <w:proofErr w:type="gramEnd"/>
-      <w:r>
-        <w:rPr>
-          <w:lang w:val="en-US"/>
-        </w:rPr>
-        <w:t>.index</w:t>
-      </w:r>
-      <w:proofErr w:type="spellEnd"/>
-      <w:r>
-        <w:rPr>
-          <w:lang w:val="en-US"/>
-        </w:rPr>
-        <w:t>) {</w:t>
-      </w:r>
-    </w:p>
-    <w:p>
-      <w:pPr>
-        <w:pStyle w:val="Code"/>
-        <w:rPr>
-          <w:lang w:val="en-US"/>
-        </w:rPr>
-      </w:pPr>
-      <w:r>
-        <w:rPr>
-          <w:lang w:val="en-US"/>
-        </w:rPr>
-        <w:t xml:space="preserve">            return {...</w:t>
-      </w:r>
-      <w:proofErr w:type="spellStart"/>
-      <w:proofErr w:type="gramStart"/>
-      <w:r>
-        <w:rPr>
-          <w:lang w:val="en-US"/>
-        </w:rPr>
-        <w:t>cellData,selected</w:t>
-      </w:r>
-      <w:proofErr w:type="spellEnd"/>
-      <w:r>
-        <w:rPr>
-          <w:lang w:val="en-US"/>
-        </w:rPr>
-        <w:t>:!</w:t>
-      </w:r>
-      <w:proofErr w:type="spellStart"/>
-      <w:proofErr w:type="gramEnd"/>
-      <w:r>
-        <w:rPr>
-          <w:lang w:val="en-US"/>
-        </w:rPr>
-        <w:t>cellData.selected</w:t>
-      </w:r>
-      <w:proofErr w:type="spellEnd"/>
-      <w:proofErr w:type="gramStart"/>
-      <w:r>
-        <w:rPr>
-          <w:lang w:val="en-US"/>
-        </w:rPr>
-        <w:t>};</w:t>
-      </w:r>
-      <w:proofErr w:type="gramEnd"/>
-    </w:p>
-    <w:p>
-      <w:pPr>
-        <w:pStyle w:val="Code"/>
-        <w:rPr>
-          <w:lang w:val="en-US"/>
-        </w:rPr>
-      </w:pPr>
-      <w:r>
-        <w:rPr>
-          <w:lang w:val="en-US"/>
-        </w:rPr>
-        <w:t xml:space="preserve">            } else {</w:t>
-      </w:r>
-    </w:p>
-    <w:p>
-      <w:pPr>
-        <w:pStyle w:val="Code"/>
-        <w:rPr>
-          <w:lang w:val="en-US"/>
-        </w:rPr>
-      </w:pPr>
-      <w:r>
-        <w:rPr>
-          <w:lang w:val="en-US"/>
-        </w:rPr>
-        <w:t xml:space="preserve">            return </w:t>
-      </w:r>
-      <w:proofErr w:type="spellStart"/>
-      <w:proofErr w:type="gramStart"/>
-      <w:r>
-        <w:rPr>
-          <w:lang w:val="en-US"/>
-        </w:rPr>
-        <w:t>cellData</w:t>
-      </w:r>
-      <w:proofErr w:type="spellEnd"/>
-      <w:r>
-        <w:rPr>
-          <w:lang w:val="en-US"/>
-        </w:rPr>
         <w:t>;</w:t>
       </w:r>
       <w:proofErr w:type="gramEnd"/>
@@ -8733,23 +8438,6 @@
         </w:rPr>
         <w:t xml:space="preserve">        })</w:t>
       </w:r>
-    </w:p>
-    <w:p>
-      <w:pPr>
-        <w:pStyle w:val="Code"/>
-        <w:rPr>
-          <w:del w:id="19" w:author="Nicolas Médoc [2]" w:date="2026-03-03T16:26:00Z" w16du:dateUtc="2026-03-03T15:26:00Z"/>
-          <w:lang w:val="en-US"/>
-        </w:rPr>
-      </w:pPr>
-      <w:del w:id="20" w:author="Nicolas Médoc [2]" w:date="2026-03-03T16:26:00Z" w16du:dateUtc="2026-03-03T15:26:00Z">
-        <w:r>
-          <w:rPr>
-            <w:lang w:val="en-US"/>
-          </w:rPr>
-          <w:delText xml:space="preserve">        return {...state, genData:newGenData};</w:delText>
-        </w:r>
-      </w:del>
     </w:p>
     <w:p>
       <w:pPr>
@@ -9311,14 +8999,12 @@
         </w:rPr>
         <w:t>ControlBar.js</w:t>
       </w:r>
-      <w:ins w:id="21" w:author="Nicolas Médoc [2]" w:date="2026-03-03T13:21:00Z" w16du:dateUtc="2026-03-03T12:21:00Z">
-        <w:r>
-          <w:rPr>
-            <w:lang w:val="fr-FR"/>
-          </w:rPr>
-          <w:t>x</w:t>
-        </w:r>
-      </w:ins>
+      <w:r>
+        <w:rPr>
+          <w:lang w:val="fr-FR"/>
+        </w:rPr>
+        <w:t>x</w:t>
+      </w:r>
       <w:proofErr w:type="spellEnd"/>
       <w:r>
         <w:rPr>
@@ -9432,14 +9118,12 @@
         </w:rPr>
         <w:t>Matrix.js</w:t>
       </w:r>
-      <w:ins w:id="22" w:author="Nicolas Médoc [2]" w:date="2026-03-03T13:21:00Z" w16du:dateUtc="2026-03-03T12:21:00Z">
-        <w:r>
-          <w:rPr>
-            <w:lang w:val="fr-FR"/>
-          </w:rPr>
-          <w:t>x</w:t>
-        </w:r>
-      </w:ins>
+      <w:r>
+        <w:rPr>
+          <w:lang w:val="fr-FR"/>
+        </w:rPr>
+        <w:t>x</w:t>
+      </w:r>
       <w:proofErr w:type="spellEnd"/>
       <w:r>
         <w:rPr>
@@ -9543,14 +9227,12 @@
         </w:rPr>
         <w:t>s</w:t>
       </w:r>
-      <w:ins w:id="23" w:author="Nicolas Médoc [2]" w:date="2026-03-03T13:21:00Z" w16du:dateUtc="2026-03-03T12:21:00Z">
-        <w:r>
-          <w:rPr>
-            <w:lang w:val="fr-FR"/>
-          </w:rPr>
-          <w:t>x</w:t>
-        </w:r>
-      </w:ins>
+      <w:r>
+        <w:rPr>
+          <w:lang w:val="fr-FR"/>
+        </w:rPr>
+        <w:t>x</w:t>
+      </w:r>
       <w:proofErr w:type="spellEnd"/>
       <w:r>
         <w:rPr>
@@ -9604,14 +9286,12 @@
         </w:rPr>
         <w:t>App.js</w:t>
       </w:r>
-      <w:ins w:id="24" w:author="Nicolas Médoc [2]" w:date="2026-03-03T13:21:00Z" w16du:dateUtc="2026-03-03T12:21:00Z">
-        <w:r>
-          <w:rPr>
-            <w:lang w:val="fr-FR"/>
-          </w:rPr>
-          <w:t>x</w:t>
-        </w:r>
-      </w:ins>
+      <w:r>
+        <w:rPr>
+          <w:lang w:val="fr-FR"/>
+        </w:rPr>
+        <w:t>x</w:t>
+      </w:r>
       <w:proofErr w:type="spellEnd"/>
       <w:r>
         <w:rPr>
@@ -9766,7 +9446,7 @@
 
 <file path=word/commentsExtended.xml><?xml version="1.0" encoding="utf-8"?>
 <w15:commentsEx xmlns:wpc="http://schemas.microsoft.com/office/word/2010/wordprocessingCanvas" xmlns:cx="http://schemas.microsoft.com/office/drawing/2014/chartex" xmlns:cx1="http://schemas.microsoft.com/office/drawing/2015/9/8/chartex" xmlns:cx2="http://schemas.microsoft.com/office/drawing/2015/10/21/chartex" xmlns:cx3="http://schemas.microsoft.com/office/drawing/2016/5/9/chartex" xmlns:cx4="http://schemas.microsoft.com/office/drawing/2016/5/10/chartex" xmlns:cx5="http://schemas.microsoft.com/office/drawing/2016/5/11/chartex" xmlns:cx6="http://schemas.microsoft.com/office/drawing/2016/5/12/chartex" xmlns:cx7="http://schemas.microsoft.com/office/drawing/2016/5/13/chartex" xmlns:cx8="http://schemas.microsoft.com/office/drawing/2016/5/14/chartex" xmlns:mc="http://schemas.openxmlformats.org/markup-compatibility/2006" xmlns:aink="http://schemas.microsoft.com/office/drawing/2016/ink" xmlns:am3d="http://schemas.microsoft.com/office/drawing/2017/model3d" xmlns:o="urn:schemas-microsoft-com:office:office" xmlns:oel="http://schemas.microsoft.com/office/2019/extlst" xmlns:r="http://schemas.openxmlformats.org/officeDocument/2006/relationships" xmlns:m="http://schemas.openxmlformats.org/officeDocument/2006/math" xmlns:v="urn:schemas-microsoft-com:vml" xmlns:wp14="http://schemas.microsoft.com/office/word/2010/wordprocessingDrawing" xmlns:wp="http://schemas.openxmlformats.org/drawingml/2006/wordprocessingDrawing" xmlns:w10="urn:schemas-microsoft-com:office:word" xmlns:w="http://schemas.openxmlformats.org/wordprocessingml/2006/main" xmlns:w14="http://schemas.microsoft.com/office/word/2010/wordml" xmlns:w15="http://schemas.microsoft.com/office/word/2012/wordml" xmlns:w16cex="http://schemas.microsoft.com/office/word/2018/wordml/cex" xmlns:w16cid="http://schemas.microsoft.com/office/word/2016/wordml/cid" xmlns:w16="http://schemas.microsoft.com/office/word/2018/wordml" xmlns:w16du="http://schemas.microsoft.com/office/word/2023/wordml/word16du" xmlns:w16sdtdh="http://schemas.microsoft.com/office/word/2020/wordml/sdtdatahash" xmlns:w16sdtfl="http://schemas.microsoft.com/office/word/2024/wordml/sdtformatlock" xmlns:w16se="http://schemas.microsoft.com/office/word/2015/wordml/symex" xmlns:wpg="http://schemas.microsoft.com/office/word/2010/wordprocessingGroup" xmlns:wpi="http://schemas.microsoft.com/office/word/2010/wordprocessingInk" xmlns:wne="http://schemas.microsoft.com/office/word/2006/wordml" xmlns:wps="http://schemas.microsoft.com/office/word/2010/wordprocessingShape" mc:Ignorable="w14 w15 w16se w16cid w16 w16cex w16sdtdh w16sdtfl w16du wp14">
-  <w15:commentEx w15:paraId="3DF9D461" w15:done="0"/>
+  <w15:commentEx w15:paraId="3DF9D461" w15:done="1"/>
 </w15:commentsEx>
 </file>
 
@@ -12316,9 +11996,6 @@
 <w15:people xmlns:wpc="http://schemas.microsoft.com/office/word/2010/wordprocessingCanvas" xmlns:cx="http://schemas.microsoft.com/office/drawing/2014/chartex" xmlns:cx1="http://schemas.microsoft.com/office/drawing/2015/9/8/chartex" xmlns:cx2="http://schemas.microsoft.com/office/drawing/2015/10/21/chartex" xmlns:cx3="http://schemas.microsoft.com/office/drawing/2016/5/9/chartex" xmlns:cx4="http://schemas.microsoft.com/office/drawing/2016/5/10/chartex" xmlns:cx5="http://schemas.microsoft.com/office/drawing/2016/5/11/chartex" xmlns:cx6="http://schemas.microsoft.com/office/drawing/2016/5/12/chartex" xmlns:cx7="http://schemas.microsoft.com/office/drawing/2016/5/13/chartex" xmlns:cx8="http://schemas.microsoft.com/office/drawing/2016/5/14/chartex" xmlns:mc="http://schemas.openxmlformats.org/markup-compatibility/2006" xmlns:aink="http://schemas.microsoft.com/office/drawing/2016/ink" xmlns:am3d="http://schemas.microsoft.com/office/drawing/2017/model3d" xmlns:o="urn:schemas-microsoft-com:office:office" xmlns:oel="http://schemas.microsoft.com/office/2019/extlst" xmlns:r="http://schemas.openxmlformats.org/officeDocument/2006/relationships" xmlns:m="http://schemas.openxmlformats.org/officeDocument/2006/math" xmlns:v="urn:schemas-microsoft-com:vml" xmlns:wp14="http://schemas.microsoft.com/office/word/2010/wordprocessingDrawing" xmlns:wp="http://schemas.openxmlformats.org/drawingml/2006/wordprocessingDrawing" xmlns:w10="urn:schemas-microsoft-com:office:word" xmlns:w="http://schemas.openxmlformats.org/wordprocessingml/2006/main" xmlns:w14="http://schemas.microsoft.com/office/word/2010/wordml" xmlns:w15="http://schemas.microsoft.com/office/word/2012/wordml" xmlns:w16cex="http://schemas.microsoft.com/office/word/2018/wordml/cex" xmlns:w16cid="http://schemas.microsoft.com/office/word/2016/wordml/cid" xmlns:w16="http://schemas.microsoft.com/office/word/2018/wordml" xmlns:w16du="http://schemas.microsoft.com/office/word/2023/wordml/word16du" xmlns:w16sdtdh="http://schemas.microsoft.com/office/word/2020/wordml/sdtdatahash" xmlns:w16sdtfl="http://schemas.microsoft.com/office/word/2024/wordml/sdtformatlock" xmlns:w16se="http://schemas.microsoft.com/office/word/2015/wordml/symex" xmlns:wpg="http://schemas.microsoft.com/office/word/2010/wordprocessingGroup" xmlns:wpi="http://schemas.microsoft.com/office/word/2010/wordprocessingInk" xmlns:wne="http://schemas.microsoft.com/office/word/2006/wordml" xmlns:wps="http://schemas.microsoft.com/office/word/2010/wordprocessingShape" mc:Ignorable="w14 w15 w16se w16cid w16 w16cex w16sdtdh w16sdtfl w16du wp14">
   <w15:person w15:author="Nicolas Médoc">
     <w15:presenceInfo w15:providerId="Windows Live" w15:userId="20ec7197e82ed9b4"/>
-  </w15:person>
-  <w15:person w15:author="Nicolas Médoc [2]">
-    <w15:presenceInfo w15:providerId="AD" w15:userId="S::nicolas.medoc@list.lu::80eadb94-322a-4595-b8c8-c9c6f5d2801a"/>
   </w15:person>
 </w15:people>
 </file>
@@ -12928,6 +12605,7 @@
   <w:style w:type="character" w:default="1" w:styleId="DefaultParagraphFont">
     <w:name w:val="Default Paragraph Font"/>
     <w:uiPriority w:val="1"/>
+    <w:semiHidden/>
     <w:unhideWhenUsed/>
   </w:style>
   <w:style w:type="table" w:default="1" w:styleId="TableNormal">
